--- a/macro-agent/reports/2026-10-25_macro_brief.docx
+++ b/macro-agent/reports/2026-10-25_macro_brief.docx
@@ -2533,19 +2533,13 @@
           <w:bCs/>
           <w:b/>
         </w:rPr>
-        <w:t xml:space="preserve">이번 주 하우스는 2곳뿐이고 다루는 영역이 겹치지 않아, 엄밀한 하우스 간 이견은 산출할 수 없다.</w:t>
+        <w:t xml:space="preserve">이번 주 하우스는 3곳이다.</w:t>
       </w:r>
       <w:r>
         <w:t xml:space="preserve"> </w:t>
       </w:r>
       <w:r>
-        <w:t xml:space="preserve">신한투자증권(카드 5건, 2026-10-20~23)은 금리·환율·유가·크레딧을, 삼성증권(카드 1건, 2026-05-28 발간 — 약 5개월 전, 구조적 뷰만 반영)은 미국·글로벌 사모시장(PE·사모대출·인프라)을 다룬다. 그래서 아래는 ’하우스 vs 현재 데이터·에이전트 판단’의 차이다. 눈여겨볼 항목은 세 가지다.</w:t>
-      </w:r>
-      <w:r>
-        <w:t xml:space="preserve"> </w:t>
-      </w:r>
-      <w:r>
-        <w:t xml:space="preserve">-</w:t>
+        <w:t xml:space="preserve">신한투자증권(카드 5건, 2026-10-20~23)은 금리·환율·유가·크레딧을 다룬다. NH투자증권(2026-05-26 발간)은 한미 금리·국채·유가, 삼성증권(2026-05-28 발간)은 미국·글로벌 사모시장을 다룬다. NH와 삼성은</w:t>
       </w:r>
       <w:r>
         <w:t xml:space="preserve"> </w:t>
@@ -2555,10 +2549,141 @@
           <w:bCs/>
           <w:b/>
         </w:rPr>
-        <w:t xml:space="preserve">미국 사모대출</w:t>
-      </w:r>
-      <w:r>
-        <w:t xml:space="preserve">: [하우스] 삼성은 시스템 위기 가능성을 낮게 보고 시장 성장은 추세적이라고 본다(</w:t>
+        <w:t xml:space="preserve">약 5개월 전 발간이라 동일 시점 비교가 아니므로</w:t>
+      </w:r>
+      <w:r>
+        <w:t xml:space="preserve">, 구조적·장기 뷰로만 반영했다. 그래서 아래 이견에는 발간 시차와 이후 실현 여부를 함께 적는다.</w:t>
+      </w:r>
+      <w:r>
+        <w:t xml:space="preserve"> </w:t>
+      </w:r>
+      <w:r>
+        <w:t xml:space="preserve">-</w:t>
+      </w:r>
+      <w:r>
+        <w:t xml:space="preserve"> </w:t>
+      </w:r>
+      <w:r>
+        <w:rPr>
+          <w:bCs/>
+          <w:b/>
+        </w:rPr>
+        <w:t xml:space="preserve">한국 기준금리 최종 수준(가장 큰 이견)</w:t>
+      </w:r>
+      <w:r>
+        <w:t xml:space="preserve">: [하우스] 신한은 2027년 상반기까지 2회 추가 인상해 최종 3.50%를 본다(</w:t>
+      </w:r>
+      <w:r>
+        <w:rPr>
+          <w:rStyle w:val="VerbatimChar"/>
+        </w:rPr>
+        <w:t xml:space="preserve">20261022_신한_10월금통위</w:t>
+      </w:r>
+      <w:r>
+        <w:t xml:space="preserve"> </w:t>
+      </w:r>
+      <w:r>
+        <w:t xml:space="preserve">p.1). NH는 3.00%에서 멈춘 뒤 2027~28년 동결을 봤다(</w:t>
+      </w:r>
+      <w:r>
+        <w:rPr>
+          <w:rStyle w:val="VerbatimChar"/>
+        </w:rPr>
+        <w:t xml:space="preserve">20260526_NH_2026하반기FICC채권전망</w:t>
+      </w:r>
+      <w:r>
+        <w:t xml:space="preserve"> </w:t>
+      </w:r>
+      <w:r>
+        <w:t xml:space="preserve">p.88-89). [사실] 한은은 3.00%에서 10/22 동결해, 지금까지는 NH 경로가 시점만 앞당겨 실현됐다. [판단] 다만 NH는 이후의 물가(PPI 7.7%, 2026-09-30, 수기)와 10월 금통위를 반영하지 못했고, 스스로도 3% 초과 가능성을 리스크로 적었다(p.63, p.87). 그래서 Base는 신한 경로(3.50%)를 유지하고, NH 경로는 Bull·대안 경로의 근거로만 쓴다.</w:t>
+      </w:r>
+      <w:r>
+        <w:t xml:space="preserve"> </w:t>
+      </w:r>
+      <w:r>
+        <w:t xml:space="preserve">-</w:t>
+      </w:r>
+      <w:r>
+        <w:t xml:space="preserve"> </w:t>
+      </w:r>
+      <w:r>
+        <w:rPr>
+          <w:bCs/>
+          <w:b/>
+        </w:rPr>
+        <w:t xml:space="preserve">미국 정책금리·국채</w:t>
+      </w:r>
+      <w:r>
+        <w:t xml:space="preserve">: [하우스] NH는 연준 12월 인하와 UST 10년 하반기 4.20~4.75%를 전망했다(NH p.2, p.29). [사실] 실제로는 연준이 9/16에 25bp 인상했고(3.75~4.00%), UST 10년은 5.00%(2026-10-23, 웹확인)로 NH 레인지 상단을 넘었다. NH 단기 콜은 실현되지 않았다. [하우스] 신한은 매파적 동결과 10년 4.90~5.15% 밴드를 본다(</w:t>
+      </w:r>
+      <w:r>
+        <w:rPr>
+          <w:rStyle w:val="VerbatimChar"/>
+        </w:rPr>
+        <w:t xml:space="preserve">20261023_신한_WeeklyGuideBook</w:t>
+      </w:r>
+      <w:r>
+        <w:t xml:space="preserve"> </w:t>
+      </w:r>
+      <w:r>
+        <w:t xml:space="preserve">p.3, p.8). NH의 구조적 미국채 수요 지지 뷰(p.22-28)만 장기 고려사항으로 남긴다.</w:t>
+      </w:r>
+      <w:r>
+        <w:t xml:space="preserve"> </w:t>
+      </w:r>
+      <w:r>
+        <w:t xml:space="preserve">-</w:t>
+      </w:r>
+      <w:r>
+        <w:t xml:space="preserve"> </w:t>
+      </w:r>
+      <w:r>
+        <w:rPr>
+          <w:bCs/>
+          <w:b/>
+        </w:rPr>
+        <w:t xml:space="preserve">국고채 수준</w:t>
+      </w:r>
+      <w:r>
+        <w:t xml:space="preserve">: [하우스] NH는 연말 이후 하향 안정을 봤다(4Q 평균 3년 3.65%·10년 4.00%, NH p.80, p.87-89). 현재 3년 3.803%(수기)·10년 4.097%(웹확인, 모두 2026-10-23)는 그보다 각각 약 15bp·10bp 높고, 신한 주간 밴드(3.70~3.85 / 4.00~4.15, 가이드북 p.9) 안에 있다. [판단] 신한(단기 소폭 상승)과 NH(중장기 하락)는 시계 차이도 섞여 있다. NH 하락 경로의 전제였던 연준 인하는 이미 무너졌다.</w:t>
+      </w:r>
+      <w:r>
+        <w:t xml:space="preserve"> </w:t>
+      </w:r>
+      <w:r>
+        <w:t xml:space="preserve">-</w:t>
+      </w:r>
+      <w:r>
+        <w:t xml:space="preserve"> </w:t>
+      </w:r>
+      <w:r>
+        <w:rPr>
+          <w:bCs/>
+          <w:b/>
+        </w:rPr>
+        <w:t xml:space="preserve">유가</w:t>
+      </w:r>
+      <w:r>
+        <w:t xml:space="preserve">: [하우스] NH는 4분기 공급 우위 전환과 2027년 역기저로 유가가 안정될 것으로 봤다(NH p.6). 신한은 중동 긴장으로 하방 경직을 강조한다(가이드북 p.12). [사실] Brent 116.72달러(2026-10-23, 웹확인)로 NH의 전제는 아직 확인되지 않았다. [판단] 단기는 신한, 장기 Base(−20%)는 NH 방향에 가깝다.</w:t>
+      </w:r>
+      <w:r>
+        <w:t xml:space="preserve"> </w:t>
+      </w:r>
+      <w:r>
+        <w:t xml:space="preserve">-</w:t>
+      </w:r>
+      <w:r>
+        <w:t xml:space="preserve"> </w:t>
+      </w:r>
+      <w:r>
+        <w:rPr>
+          <w:bCs/>
+          <w:b/>
+        </w:rPr>
+        <w:t xml:space="preserve">미국 사모대출·데이터센터(삼성 vs 현재 데이터·신한)</w:t>
+      </w:r>
+      <w:r>
+        <w:t xml:space="preserve">: [하우스] 삼성은 사모대출 시스템 위기 가능성을 낮게 보고 시장 성장을 추세적으로 본다(</w:t>
       </w:r>
       <w:r>
         <w:rPr>
@@ -2570,69 +2695,7 @@
         <w:t xml:space="preserve"> </w:t>
       </w:r>
       <w:r>
-        <w:t xml:space="preserve">p.28, p.37, 구조적 뷰). [사실] 반면 현재 데이터(Fitch 부도율 6.3%, 2026-08-31, 웹확인 ⚠, 사상 최고)는 발간 시점보다 나빠졌다. 그래서 에이전트는 Bear 확률 0.25를 유지했다.</w:t>
-      </w:r>
-      <w:r>
-        <w:t xml:space="preserve"> </w:t>
-      </w:r>
-      <w:r>
-        <w:t xml:space="preserve">-</w:t>
-      </w:r>
-      <w:r>
-        <w:t xml:space="preserve"> </w:t>
-      </w:r>
-      <w:r>
-        <w:rPr>
-          <w:bCs/>
-          <w:b/>
-        </w:rPr>
-        <w:t xml:space="preserve">미국 데이터센터·디지털 인프라</w:t>
-      </w:r>
-      <w:r>
-        <w:t xml:space="preserve">: [하우스] 삼성은 데이터센터·전력 수요를 구조적 성장으로 본다(</w:t>
-      </w:r>
-      <w:r>
-        <w:rPr>
-          <w:rStyle w:val="VerbatimChar"/>
-        </w:rPr>
-        <w:t xml:space="preserve">20260528_삼성_2026하반기대체투자전망</w:t>
-      </w:r>
-      <w:r>
-        <w:t xml:space="preserve"> </w:t>
-      </w:r>
-      <w:r>
-        <w:t xml:space="preserve">p.49). 반면 신한은 상장 리츠 기준 데이터센터의 회복이 제한적이라고 보고(</w:t>
-      </w:r>
-      <w:r>
-        <w:rPr>
-          <w:rStyle w:val="VerbatimChar"/>
-        </w:rPr>
-        <w:t xml:space="preserve">20261023_신한_WeeklyGuideBook</w:t>
-      </w:r>
-      <w:r>
-        <w:t xml:space="preserve"> </w:t>
-      </w:r>
-      <w:r>
-        <w:t xml:space="preserve">p.12), AI 인프라 크레딧 우려도 제시한다(같은 리포트 p.2). [판단] 수요(전력·데이터센터)는 견조하나 차주(빅테크·네오클라우드) 신용은 선별이 필요하다.</w:t>
-      </w:r>
-      <w:r>
-        <w:t xml:space="preserve"> </w:t>
-      </w:r>
-      <w:r>
-        <w:t xml:space="preserve">-</w:t>
-      </w:r>
-      <w:r>
-        <w:t xml:space="preserve"> </w:t>
-      </w:r>
-      <w:r>
-        <w:rPr>
-          <w:bCs/>
-          <w:b/>
-        </w:rPr>
-        <w:t xml:space="preserve">한국 국채(신한 내부)</w:t>
-      </w:r>
-      <w:r>
-        <w:t xml:space="preserve">: 금통위 리뷰는 ’바닥 다지기(횡보)’로, 주간 가이드북은 ’약보합(금리 소폭 상승)’으로 표현했다. 같은 상방 편향 안에서 강도 차이다.</w:t>
+        <w:t xml:space="preserve">p.28, p.37). 데이터센터·전력 수요도 구조적 성장으로 본다(p.49). [사실] 반면 Fitch Private Credit 부도율은 6.3%(2026-08-31, 웹확인 ⚠, 사상 최고)로 발간 시점보다 나빠졌다. [하우스] 신한은 상장 리츠 기준 데이터센터 회복이 제한적이라고 보고(가이드북 p.12), AI 인프라 크레딧 우려를 제시한다(p.2). [판단] 수요는 견조하나 차주 신용은 선별이 필요하다.</w:t>
       </w:r>
     </w:p>
     <w:p>
@@ -2678,7 +2741,25 @@
         <w:t xml:space="preserve">유가 (WTI, Brent)</w:t>
       </w:r>
       <w:r>
-        <w:t xml:space="preserve">: 단일 하우스 — 비교 불가</w:t>
+        <w:t xml:space="preserve">: [하우스] 단기 강도·시점 이견: NH(2026-05 발간, 약 5개월 시차)는 EIA 수급상 4Q26부터 공급 우위 전환·백워데이션으로 하향 안정, 연말에는 2027년 역기저가 반영돼 물가·금리 안정의 전제가 된다고 봄(20260526_NH_2026하반기FICC채권전망 p.6). 신한은 중동 군사 긴장·해상운송 차질로 하방 경직을 강조(20261023_신한_WeeklyGuideBook p.12). [사실] 10월 현재 Brent 116.72달러(2026-10-23, 웹확인)·3주 연속 상승, 호르무즈 통행 사실상 중단으로 NH의</w:t>
+      </w:r>
+      <w:r>
+        <w:t xml:space="preserve"> </w:t>
+      </w:r>
+      <w:r>
+        <w:t xml:space="preserve">‘</w:t>
+      </w:r>
+      <w:r>
+        <w:t xml:space="preserve">4분기 공급 우위</w:t>
+      </w:r>
+      <w:r>
+        <w:t xml:space="preserve">’</w:t>
+      </w:r>
+      <w:r>
+        <w:t xml:space="preserve"> </w:t>
+      </w:r>
+      <w:r>
+        <w:t xml:space="preserve">전제는 아직 확인되지 않음. [판단] NH의 2027년 역기저·공급 정상화 시각은 장기 Base(−20%)·Bull(−35%) 방향과 정합해 장기 고려사항으로 유지하되, 단기에는 신한 뷰에 더 무게.</w:t>
       </w:r>
       <w:r>
         <w:t xml:space="preserve"> </w:t>
@@ -2697,7 +2778,7 @@
         <w:t xml:space="preserve">한국 금리 (기준금리, 단기금리)</w:t>
       </w:r>
       <w:r>
-        <w:t xml:space="preserve">: 단일 하우스 — 비교 불가. 신한 내부 뉘앙스: 크레딧 리포트(20261020_신한_WeeklyCreditMonitor p.2-3)는 금통위 전</w:t>
+        <w:t xml:space="preserve">: [하우스] 핵심 이견은 최종금리: 신한은 2027년 상반기까지 2회 추가 인상해 최종 3.50%(확신 높음, 20261022_신한_10월금통위 p.1), NH는 터미널 3.00% 후 2027~2028년 동결(확신 높음, 20260526_NH_2026하반기FICC채권전망 p.88-89). [판단] NH는 2026-05 발간(약 5개월 시차)으로 이후의 물가(CPI 2.9%·PPI 7.7%, 2026-09)·성장 지표와 10월 금통위를 반영하지 못했고, 최신 신한 콜보다 앞선 견해다. NH 스스로도 부동산·반도체 호황 시 터미널 3% 초과 가능성을 리스크로 명시(p.63, p.87). 따라서 NH 3.00% 경로는 Base가 아닌 Bull/대안 경로의 하우스 근거로만 반영. 신한 내부 뉘앙스: 크레딧 리포트(20261020_신한_WeeklyCreditMonitor p.2-3)의</w:t>
       </w:r>
       <w:r>
         <w:t xml:space="preserve"> </w:t>
@@ -2706,7 +2787,7 @@
         <w:t xml:space="preserve">‘</w:t>
       </w:r>
       <w:r>
-        <w:t xml:space="preserve">동결 기대’를 시장 강세 요인으로 인용했을 뿐 자체 금리 콜이 아니며, 금통위·이코노미 리포트는 인상 방향으로 일관.</w:t>
+        <w:t xml:space="preserve">동결 기대’는 시장 요인 인용일 뿐 자체 금리 콜 아님.</w:t>
       </w:r>
       <w:r>
         <w:t xml:space="preserve"> </w:t>
@@ -2725,7 +2806,22 @@
         <w:t xml:space="preserve">한국 국채 (국고채 3·10·30년, 커브)</w:t>
       </w:r>
       <w:r>
-        <w:t xml:space="preserve">: 단일 하우스 — 비교 불가. 신한 내부 뉘앙스: 금통위 리포트는 방향을 ’횡보(바닥 다지기)’로, 주간 가이드북은 ’약보합(소폭 상승)’으로 표현해 같은 상방 편향 내에서 강도 차이만 있음. 30년물 직접 견해 카드 없음.</w:t>
+        <w:t xml:space="preserve">: [하우스] 수준·방향 이견: NH(2026-05 발간, 약 5개월 시차)는 분기 평균 4Q26 3년 3.65%·10년 4.00%, 연평균 2027년 3년 3.50%·10년 3.80%로 하향 안정 경로(20260526_NH_2026하반기FICC채권전망 p.77, p.80-82, p.87-89). [사실] 현재 3년 3.803%(수기, 2026-10-23)·10년 4.097%(웹확인, 2026-10-23)로 NH 4Q 평균 대비 각각 약 +15bp·+10bp 높고, 신한 주간 밴드(3.70~3.85 / 4.00~4.15) 안에 있다. [판단] 신한은 단기 소폭 상승, NH는 연말·2027년 하락 — 단기(신한) vs 중장기(NH) 시계 차이도 섞여 있음. NH 하락 경로의 전제(터미널 3.00%·연준 12월 인하)는 연준 9월 인상으로 일부 무너졌다. [하우스] 구조적 이견: NH는 K-ICS 개선으로 보험사 초장기물 수요가 약해지고 WGBI 자금이 3~10년에 집중돼 2027년 초장기 발행 증가 시 30-10 스프레드 확대(역전 해소) 가능성을 제시(확신 낮음·조건부, p.84-86). 신한은 30년물 직접 견해 없음. [사실] 현재 30Y-10Y는 +9.2bp로 이미 역전 아님. 신한 내부 뉘앙스: 금통위 리포트는 ’횡보</w:t>
+      </w:r>
+      <w:r>
+        <w:t xml:space="preserve">’</w:t>
+      </w:r>
+      <w:r>
+        <w:t xml:space="preserve">, 가이드북은</w:t>
+      </w:r>
+      <w:r>
+        <w:t xml:space="preserve"> </w:t>
+      </w:r>
+      <w:r>
+        <w:t xml:space="preserve">‘</w:t>
+      </w:r>
+      <w:r>
+        <w:t xml:space="preserve">약보합(소폭 상승)’으로 강도 차이만 있음.</w:t>
       </w:r>
       <w:r>
         <w:t xml:space="preserve"> </w:t>
@@ -2763,7 +2859,7 @@
         <w:t xml:space="preserve">미국 금리 (FFR, 정책 경로)</w:t>
       </w:r>
       <w:r>
-        <w:t xml:space="preserve">: 단일 하우스 — 비교 불가</w:t>
+        <w:t xml:space="preserve">: [하우스] NH(2026-05 발간, 약 5개월 시차)는 9월부터 완화 신호 → 12월 25bp 인하(4Q26 말 3.50%), 2027년 말 터미널 3.25%를 제시(20260526_NH_2026하반기FICC채권전망 p.2, p.29, p.89). [사실] NH 단기 콜은 실현되지 않음(연준 9월 인상): 2026-09-16 FOMC가 25bp 인상해 3.75~4.00%, SEP 2026년 말 중간값 4.1%. 신한의 매파적 동결·추가 인상 옵션과 정반대. [판단] NH 경로는 현재 Bull 시나리오(2027년 중 인하 전환, 상단 3.00% 내외)의 방향적 참고로만 쓰고, 수치(3.50%·3.25%)는 현재 전망으로 사용하지 않음.</w:t>
       </w:r>
       <w:r>
         <w:t xml:space="preserve"> </w:t>
@@ -2782,7 +2878,7 @@
         <w:t xml:space="preserve">미국 국채 (UST 2·10·30년, 커브, BEI)</w:t>
       </w:r>
       <w:r>
-        <w:t xml:space="preserve">: 단일 하우스 — 비교 불가</w:t>
+        <w:t xml:space="preserve">: [하우스] 수준 이견이 큼: NH(2026-05 발간, 약 5개월 시차)는 UST10Y 하반기 레인지 4.20~4.75%, 분기 평균 3Q 4.40% → 4Q 4.30%, 연평균 2027년 4.08%·2028년 4.00%(20260526_NH_2026하반기FICC채권전망 p.29, p.89). [사실] 현재 10Y 5.00%(2026-10-23, 웹확인)는 NH 하반기 레인지 상단(4.75%)을 넘어섰고 신한 주간 밴드(4.90~5.15%) 안에 있다. NH 단기 콜은 실현되지 않음(연준 9월 인상) — 전제였던 연준 12월 인하가 9/16 인상(3.75~4.00%)으로 뒤집힘. [하우스] NH 구조 뷰(SLR 완화 은행 매수·스테이블코인 준비금·연준 T-bill 매입·외국인 보유로 국채 수요가 구조적으로 지지, p.22-28)는 장기 고려사항으로 유지 — Bull/Base에서 term premium 상단을 제한하는 요인. [판단] NH 수치 경로는 현재 전망으로 쓰지 않음.</w:t>
       </w:r>
       <w:r>
         <w:t xml:space="preserve"> </w:t>
@@ -4955,19 +5051,19 @@
               <w:t xml:space="preserve"> </w:t>
             </w:r>
             <w:r>
-              <w:t xml:space="preserve">-100</w:t>
-            </w:r>
-          </w:p>
-        </w:tc>
-        <w:tc>
-          <w:tcPr/>
-          <w:p>
-            <w:pPr>
-              <w:pStyle w:val="Compact"/>
-              <w:jc w:val="left"/>
-            </w:pPr>
-            <w:r>
-              <w:t xml:space="preserve">Δ한국 +25bp − Δ미국 −75bp = 금리차 +100bp 축소 → 헤지비용 ≈ −100bp. 원/달러 −7%(약 1,230원 추정), DXY −5%.</w:t>
+              <w:t xml:space="preserve">-75</w:t>
+            </w:r>
+          </w:p>
+        </w:tc>
+        <w:tc>
+          <w:tcPr/>
+          <w:p>
+            <w:pPr>
+              <w:pStyle w:val="Compact"/>
+              <w:jc w:val="left"/>
+            </w:pPr>
+            <w:r>
+              <w:t xml:space="preserve">[수정 2026-10-25, 시나리오 결합 정합] 결합 시 동일 이름 시나리오인 kr_rate Bull(Δ한국 −25bp)·us_rate Bull(Δ미국 −100bp)을 따름: Δ한국 −25bp − Δ미국 −100bp = 금리차 75bp 축소 → 헤지비용 ≈ −75bp (이전 −100bp는 Δ한국 +25bp·Δ미국 −75bp 자체 가정). 원/달러 −7%(약 1,230원 추정), DXY −5%.</w:t>
             </w:r>
           </w:p>
         </w:tc>
@@ -5056,19 +5152,19 @@
               <w:t xml:space="preserve"> </w:t>
             </w:r>
             <w:r>
-              <w:t xml:space="preserve">+25</w:t>
-            </w:r>
-          </w:p>
-        </w:tc>
-        <w:tc>
-          <w:tcPr/>
-          <w:p>
-            <w:pPr>
-              <w:pStyle w:val="Compact"/>
-              <w:jc w:val="left"/>
-            </w:pPr>
-            <w:r>
-              <w:t xml:space="preserve">Δ한국 +25bp − Δ미국 +50bp = 금리차 −25bp 확대 → 헤지비용 ≈ +25bp. 원/달러 +6%(약 1,405원 추정), DXY +4%.</w:t>
+              <w:t xml:space="preserve">+0</w:t>
+            </w:r>
+          </w:p>
+        </w:tc>
+        <w:tc>
+          <w:tcPr/>
+          <w:p>
+            <w:pPr>
+              <w:pStyle w:val="Compact"/>
+              <w:jc w:val="left"/>
+            </w:pPr>
+            <w:r>
+              <w:t xml:space="preserve">[수정 2026-10-25, 시나리오 결합 정합] kr_rate Bear(Δ한국 +75bp)·us_rate Bear(Δ미국 +75bp)를 따름: 금리차 변화 0 → 헤지비용 ≈ 0bp (이전 +25bp는 Δ한국 +25bp·Δ미국 +50bp 자체 가정). 원/달러 +6%(약 1,405원 추정), DXY +4%.</w:t>
             </w:r>
           </w:p>
         </w:tc>
@@ -6123,7 +6219,7 @@
               <w:jc w:val="left"/>
             </w:pPr>
             <w:r>
-              <w:t xml:space="preserve">[판단] 2027년 중 호르무즈 통행이 점진적으로 회복되고 OPEC+가 2027년 쿼터 재조정으로 공급을 늘리며 위험 프리미엄이 상당 부분 해소. Brent 90달러 초반대로 하향 안정(추정).</w:t>
+              <w:t xml:space="preserve">[판단] 2027년 중 호르무즈 통행이 점진적으로 회복되고 OPEC+가 2027년 쿼터 재조정으로 공급을 늘리며 위험 프리미엄이 상당 부분 해소. Brent 90달러 초반대로 하향 안정(추정). [하우스] NH의 4Q 공급 우위·2027년 역기저 안정 시각(20260526_NH_2026하반기FICC채권전망 p.6, 2026-05 발간)과 방향 일치 — 수치 근거는 아니어서 충격값·확률 유지.</w:t>
             </w:r>
           </w:p>
         </w:tc>
@@ -6325,7 +6421,7 @@
         <w:pStyle w:val="Compact"/>
       </w:pPr>
       <w:r>
-        <w:t xml:space="preserve">컨센서스: [하우스] 신한투자증권(단일): 단기 WTI 횡보(하방 경직, 협상 진전 시 프리미엄 축소 가능, 확신 중간, 20261023_신한_WeeklyGuideBook p.12); 지정학 불확실성을 유가 상승·물가 상방 요인으로 부수 언급(유종 미특정, 확신 낮음, 20261023_신한_EconCheckup p.1). 목표가 없음.</w:t>
+        <w:t xml:space="preserve">컨센서스: [하우스] 2곳 공통: 지정학 위험 프리미엄이 해소되면 유가가 하향 안정될 수 있다는 조건부 방향에는 일치. 신한(2026-10-23): WTI 횡보·하방 경직, 협상 진전 시 위험 프리미엄 축소 가능(확신 중간, 20261023_신한_WeeklyGuideBook p.12), 지정학 불확실성을 유가·물가 상방 요인으로 부수 언급(확신 낮음, 20261023_신한_EconCheckup p.1). NH(2026-05-26, 약 5개월 전): 전쟁 여파 이후 하향 안정(20260526_NH_2026하반기FICC채권전망 p.6). 두 하우스 모두 목표가 없음.</w:t>
       </w:r>
     </w:p>
     <w:p>
@@ -6337,7 +6433,25 @@
         <w:pStyle w:val="Compact"/>
       </w:pPr>
       <w:r>
-        <w:t xml:space="preserve">이견: 단일 하우스 — 비교 불가</w:t>
+        <w:t xml:space="preserve">이견: [하우스] 단기 강도·시점 이견: NH(2026-05 발간, 약 5개월 시차)는 EIA 수급상 4Q26부터 공급 우위 전환·백워데이션으로 하향 안정, 연말에는 2027년 역기저가 반영돼 물가·금리 안정의 전제가 된다고 봄(20260526_NH_2026하반기FICC채권전망 p.6). 신한은 중동 군사 긴장·해상운송 차질로 하방 경직을 강조(20261023_신한_WeeklyGuideBook p.12). [사실] 10월 현재 Brent 116.72달러(2026-10-23, 웹확인)·3주 연속 상승, 호르무즈 통행 사실상 중단으로 NH의</w:t>
+      </w:r>
+      <w:r>
+        <w:t xml:space="preserve"> </w:t>
+      </w:r>
+      <w:r>
+        <w:t xml:space="preserve">‘</w:t>
+      </w:r>
+      <w:r>
+        <w:t xml:space="preserve">4분기 공급 우위</w:t>
+      </w:r>
+      <w:r>
+        <w:t xml:space="preserve">’</w:t>
+      </w:r>
+      <w:r>
+        <w:t xml:space="preserve"> </w:t>
+      </w:r>
+      <w:r>
+        <w:t xml:space="preserve">전제는 아직 확인되지 않음. [판단] NH의 2027년 역기저·공급 정상화 시각은 장기 Base(−20%)·Bull(−35%) 방향과 정합해 장기 고려사항으로 유지하되, 단기에는 신한 뷰에 더 무게.</w:t>
       </w:r>
     </w:p>
     <w:p>
@@ -6371,6 +6485,18 @@
           <w:rStyle w:val="VerbatimChar"/>
         </w:rPr>
         <w:t xml:space="preserve">20261023_신한_EconCheckup</w:t>
+      </w:r>
+      <w:r>
+        <w:t xml:space="preserve">,</w:t>
+      </w:r>
+      <w:r>
+        <w:t xml:space="preserve"> </w:t>
+      </w:r>
+      <w:r>
+        <w:rPr>
+          <w:rStyle w:val="VerbatimChar"/>
+        </w:rPr>
+        <w:t xml:space="preserve">20260526_NH_2026하반기FICC채권전망</w:t>
       </w:r>
     </w:p>
     <w:p>
@@ -6518,7 +6644,7 @@
         <w:t xml:space="preserve">데이터 공백</w:t>
       </w:r>
       <w:r>
-        <w:t xml:space="preserve">: 하우스 뷰 부족(1곳: 신한투자증권); API 데이터 미수집(FRED/EIA): brent·wti·us_crude_stocks는 웹확인 값으로 대체; 미 원유재고는 EIA WPSR 원문 미확인(업계 언론 보도 기준), 2026-10-23 주 재고 미확인; Dubai유는 9월 월평균(2026-09-30)만 있어 10월 수준 미확인; 후티의 사우디 시설 공격 피해 규모 미확인(사우디·아람코 미확인 상태); 하우스의 유가 목표치 없음 — 충격 크기는 에이전트 판단(추정)</w:t>
+        <w:t xml:space="preserve">: 하우스 2곳(신한 2026-10, NH 2026-05 — 발간 시차 약 5개월, 동일 시점 비교 아님); API 데이터 미수집(FRED/EIA): brent·wti·us_crude_stocks는 웹확인 값으로 대체; 미 원유재고는 EIA WPSR 원문 미확인(업계 언론 보도 기준), 2026-10-23 주 재고 미확인; Dubai유는 9월 월평균(2026-09-30)만 있어 10월 수준 미확인; 후티의 사우디 시설 공격 피해 규모 미확인(사우디·아람코 미확인 상태); 하우스의 유가 목표치 없음 — 충격 크기는 에이전트 판단(추정)</w:t>
       </w:r>
     </w:p>
     <w:bookmarkEnd w:id="24"/>
@@ -8041,7 +8167,25 @@
               <w:jc w:val="left"/>
             </w:pPr>
             <w:r>
-              <w:t xml:space="preserve">[판단] 물가 둔화·소비 위축·글로벌 위험회피로 인상은 1회(3.25%)에서 종료되고 2028년 전후 인하 전환해 3.00% 이하로 복귀.</w:t>
+              <w:t xml:space="preserve">[판단] 물가 둔화·소비 위축·글로벌 위험회피로 추가 인상은 최대 1회(3.25%)에서 종료되고 2028년 전후 인하 전환해 3.00% 이하로 복귀. [하우스] NH의</w:t>
+            </w:r>
+            <w:r>
+              <w:t xml:space="preserve"> </w:t>
+            </w:r>
+            <w:r>
+              <w:t xml:space="preserve">‘</w:t>
+            </w:r>
+            <w:r>
+              <w:t xml:space="preserve">터미널 3.00% 후 2027~2028년 동결</w:t>
+            </w:r>
+            <w:r>
+              <w:t xml:space="preserve">’</w:t>
+            </w:r>
+            <w:r>
+              <w:t xml:space="preserve"> </w:t>
+            </w:r>
+            <w:r>
+              <w:t xml:space="preserve">경로(20260526_NH_2026하반기FICC채권전망 p.88-89, 2026-05 발간·약 5개월 시차)가 이 대안 경로(추가 인상 없음)의 하우스 근거.</w:t>
             </w:r>
           </w:p>
         </w:tc>
@@ -8074,7 +8218,7 @@
               <w:jc w:val="left"/>
             </w:pPr>
             <w:r>
-              <w:t xml:space="preserve">1회 인상 후 2회 인하 가정 → 순 -25bp</w:t>
+              <w:t xml:space="preserve">1회 인상 후 2회 인하 가정 → 순 -25bp(유지). NH 3.00% 동결 경로(0bp)는 Base(+50bp)와 이 시나리오 사이 — 신한 최신 콜·시장 선반영(통안1년 +55bp)을 감안해 확률·충격값은 변경하지 않음(0.20 유지)</w:t>
             </w:r>
           </w:p>
         </w:tc>
@@ -8172,7 +8316,43 @@
         <w:pStyle w:val="Compact"/>
       </w:pPr>
       <w:r>
-        <w:t xml:space="preserve">컨센서스: [하우스] 신한투자증권(단일): 10월 동결은 7~8월 선제 인상 효과를 점검하는 매파적 동결이며, 2027년 상반기까지 2회 추가 인상해 최종 3.50%(확신 높음, 20261022_신한_10월금통위 p.1). 단기적으로도 3Q GDP 양호 시 인상 기대가 커질 것으로 봄(20261023_신한_EconCheckup p.1, 20261023_신한_WeeklyGuideBook p.2).</w:t>
+        <w:t xml:space="preserve">컨센서스: [하우스] 2곳 공통: 한은 인상 사이클의 방향(상승)과</w:t>
+      </w:r>
+      <w:r>
+        <w:t xml:space="preserve"> </w:t>
+      </w:r>
+      <w:r>
+        <w:t xml:space="preserve">‘</w:t>
+      </w:r>
+      <w:r>
+        <w:t xml:space="preserve">선제·보험용 인상 후 효과 점검</w:t>
+      </w:r>
+      <w:r>
+        <w:t xml:space="preserve">’</w:t>
+      </w:r>
+      <w:r>
+        <w:t xml:space="preserve"> </w:t>
+      </w:r>
+      <w:r>
+        <w:t xml:space="preserve">성격에는 신한·NH가 일치. 신한(2026-10-22)은 10월 동결을 7~8월 선제 인상 효과를 점검하는 매파적 동결로 해석하고 3Q GDP 양호 시 인상 판단이 지지된다고 봄(20261022_신한_10월금통위 p.1, 20261023_신한_EconCheckup p.1, 20261023_신한_WeeklyGuideBook p.2). NH(2026-05-26, 약 5개월 전 발간)는 유가 충격 2차 파급·기대인플레 관리 목적의</w:t>
+      </w:r>
+      <w:r>
+        <w:t xml:space="preserve"> </w:t>
+      </w:r>
+      <w:r>
+        <w:t xml:space="preserve">‘</w:t>
+      </w:r>
+      <w:r>
+        <w:t xml:space="preserve">보험용</w:t>
+      </w:r>
+      <w:r>
+        <w:t xml:space="preserve">’</w:t>
+      </w:r>
+      <w:r>
+        <w:t xml:space="preserve"> </w:t>
+      </w:r>
+      <w:r>
+        <w:t xml:space="preserve">선제 인상을 핵심 콜로 제시(20260526_NH_2026하반기FICC채권전망 p.64). [사실] NH의 경로(3Q·4Q 인상 → 3.00% 후 동결)는 시점은 더 빨랐지만(7·8월 인상) 3.00% 도달·10/22 동결로 지금까지 대체로 실현됨.</w:t>
       </w:r>
     </w:p>
     <w:p>
@@ -8184,7 +8364,7 @@
         <w:pStyle w:val="Compact"/>
       </w:pPr>
       <w:r>
-        <w:t xml:space="preserve">이견: 단일 하우스 — 비교 불가. 신한 내부 뉘앙스: 크레딧 리포트(20261020_신한_WeeklyCreditMonitor p.2-3)는 금통위 전 ’동결 기대’를 시장 강세 요인으로 인용했을 뿐 자체 금리 콜이 아니며, 금통위·이코노미 리포트는 인상 방향으로 일관.</w:t>
+        <w:t xml:space="preserve">이견: [하우스] 핵심 이견은 최종금리: 신한은 2027년 상반기까지 2회 추가 인상해 최종 3.50%(확신 높음, 20261022_신한_10월금통위 p.1), NH는 터미널 3.00% 후 2027~2028년 동결(확신 높음, 20260526_NH_2026하반기FICC채권전망 p.88-89). [판단] NH는 2026-05 발간(약 5개월 시차)으로 이후의 물가(CPI 2.9%·PPI 7.7%, 2026-09)·성장 지표와 10월 금통위를 반영하지 못했고, 최신 신한 콜보다 앞선 견해다. NH 스스로도 부동산·반도체 호황 시 터미널 3% 초과 가능성을 리스크로 명시(p.63, p.87). 따라서 NH 3.00% 경로는 Base가 아닌 Bull/대안 경로의 하우스 근거로만 반영. 신한 내부 뉘앙스: 크레딧 리포트(20261020_신한_WeeklyCreditMonitor p.2-3)의 ’동결 기대’는 시장 요인 인용일 뿐 자체 금리 콜 아님.</w:t>
       </w:r>
     </w:p>
     <w:p>
@@ -8242,6 +8422,18 @@
           <w:rStyle w:val="VerbatimChar"/>
         </w:rPr>
         <w:t xml:space="preserve">20261023_신한_WeeklyGuideBook</w:t>
+      </w:r>
+      <w:r>
+        <w:t xml:space="preserve">,</w:t>
+      </w:r>
+      <w:r>
+        <w:t xml:space="preserve"> </w:t>
+      </w:r>
+      <w:r>
+        <w:rPr>
+          <w:rStyle w:val="VerbatimChar"/>
+        </w:rPr>
+        <w:t xml:space="preserve">20260526_NH_2026하반기FICC채권전망</w:t>
       </w:r>
     </w:p>
     <w:p>
@@ -8371,7 +8563,7 @@
         <w:t xml:space="preserve">데이터 공백</w:t>
       </w:r>
       <w:r>
-        <w:t xml:space="preserve">: 하우스 뷰 부족(1곳: 신한투자증권); 3Q GDP 속보치 미발표(미확인); 근원 CPI 전년비 미확인(지수만 확보), 기대인플레이션 미확인; 10월 금통위 소수의견·의사록·총재 기자간담회 세부 발언 미확인; 가계대출연체율·M2·예금은행 금리: 기준일 2026-08-31, 55일 경과(stale); 수도권 주택가격 최신치 미확인, 10월 가계대출 동향 미발표</w:t>
+        <w:t xml:space="preserve">: 하우스 2곳(신한 2026-10, NH 2026-05 — 발간 시차 약 5개월, 동일 시점 비교 아님); 3Q GDP 속보치 미발표(미확인); 근원 CPI 전년비 미확인(지수만 확보), 기대인플레이션 미확인; 10월 금통위 소수의견·의사록·총재 기자간담회 세부 발언 미확인; 가계대출연체율·M2·예금은행 금리: 기준일 2026-08-31, 55일 경과(stale); 수도권 주택가격 최신치 미확인, 10월 가계대출 동향 미발표</w:t>
       </w:r>
     </w:p>
     <w:bookmarkEnd w:id="25"/>
@@ -9284,7 +9476,7 @@
               <w:jc w:val="left"/>
             </w:pPr>
             <w:r>
-              <w:t xml:space="preserve">[판단] 기준금리 3.50%에서 정점 후 동결. 3년물은 기반영분이 커 소폭 상승, 장기물은 공급 관리·보험사 ALM 수요로 상승 폭 제한 → 커브 플래트닝.</w:t>
+              <w:t xml:space="preserve">[판단] 기준금리 3.50%에서 정점 후 동결. 3년물은 기반영분이 커 소폭 상승, 장기물은 공급 관리·보험사 ALM 수요로 상승 폭 제한 → 커브 플래트닝. [하우스] NH의 30-10 스프레드 확대(보험사 초장기 수요 약화·초장기 발행 증가) 구조 뷰(20260526_NH_2026하반기FICC채권전망 p.84-86, 2026-05 발간, 확신 낮음)는 장기물 상대 강세 가정의 반대 리스크로 인지 — 조건부 견해라 충격값은 유지.</w:t>
             </w:r>
           </w:p>
         </w:tc>
@@ -9576,7 +9768,7 @@
         <w:pStyle w:val="Compact"/>
       </w:pPr>
       <w:r>
-        <w:t xml:space="preserve">컨센서스: [하우스] 신한투자증권(단일): 국고채는 강세 상당 부분 반영 후 바닥 다지기, 단기 약보합(금리 소폭 상승) — 주간 밴드 3년 3.70~3.85%, 10년 4.00~4.15%(20261023_신한_WeeklyGuideBook p.9). 3Q GDP·10월 CPI가 긴축 경계를 키울 수 있어 상방 위험에 무게(20261022_신한_10월금통위 p.1).</w:t>
+        <w:t xml:space="preserve">컨센서스: [하우스] 2곳 공통: 국고채 장기물 비중확대에는 신중하다는 점에서 일치. 신한(2026-10-23)은 강세 상당 부분 반영 후 바닥 다지기·단기 약보합(금리 소폭 상승), 주간 밴드 3년 3.70~3.85%·10년 4.00~4.15%(20261023_신한_WeeklyGuideBook p.9; 20261022_신한_10월금통위 p.1). NH(2026-05-26, 약 5개월 전)는 한국 국채 투자의견 중립·3년 이하 선호(20260526_NH_2026하반기FICC채권전망 p.4)이며, 10년물 4.3% 부근을 강한 저항선으로 봄(p.80).</w:t>
       </w:r>
     </w:p>
     <w:p>
@@ -9588,7 +9780,22 @@
         <w:pStyle w:val="Compact"/>
       </w:pPr>
       <w:r>
-        <w:t xml:space="preserve">이견: 단일 하우스 — 비교 불가. 신한 내부 뉘앙스: 금통위 리포트는 방향을 ’횡보(바닥 다지기)’로, 주간 가이드북은 ’약보합(소폭 상승)’으로 표현해 같은 상방 편향 내에서 강도 차이만 있음. 30년물 직접 견해 카드 없음.</w:t>
+        <w:t xml:space="preserve">이견: [하우스] 수준·방향 이견: NH(2026-05 발간, 약 5개월 시차)는 분기 평균 4Q26 3년 3.65%·10년 4.00%, 연평균 2027년 3년 3.50%·10년 3.80%로 하향 안정 경로(20260526_NH_2026하반기FICC채권전망 p.77, p.80-82, p.87-89). [사실] 현재 3년 3.803%(수기, 2026-10-23)·10년 4.097%(웹확인, 2026-10-23)로 NH 4Q 평균 대비 각각 약 +15bp·+10bp 높고, 신한 주간 밴드(3.70~3.85 / 4.00~4.15) 안에 있다. [판단] 신한은 단기 소폭 상승, NH는 연말·2027년 하락 — 단기(신한) vs 중장기(NH) 시계 차이도 섞여 있음. NH 하락 경로의 전제(터미널 3.00%·연준 12월 인하)는 연준 9월 인상으로 일부 무너졌다. [하우스] 구조적 이견: NH는 K-ICS 개선으로 보험사 초장기물 수요가 약해지고 WGBI 자금이 3~10년에 집중돼 2027년 초장기 발행 증가 시 30-10 스프레드 확대(역전 해소) 가능성을 제시(확신 낮음·조건부, p.84-86). 신한은 30년물 직접 견해 없음. [사실] 현재 30Y-10Y는 +9.2bp로 이미 역전 아님. 신한 내부 뉘앙스: 금통위 리포트는</w:t>
+      </w:r>
+      <w:r>
+        <w:t xml:space="preserve"> </w:t>
+      </w:r>
+      <w:r>
+        <w:t xml:space="preserve">‘</w:t>
+      </w:r>
+      <w:r>
+        <w:t xml:space="preserve">횡보</w:t>
+      </w:r>
+      <w:r>
+        <w:t xml:space="preserve">’</w:t>
+      </w:r>
+      <w:r>
+        <w:t xml:space="preserve">, 가이드북은 ’약보합(소폭 상승)’으로 강도 차이만 있음.</w:t>
       </w:r>
     </w:p>
     <w:p>
@@ -9622,6 +9829,18 @@
           <w:rStyle w:val="VerbatimChar"/>
         </w:rPr>
         <w:t xml:space="preserve">20261023_신한_WeeklyGuideBook</w:t>
+      </w:r>
+      <w:r>
+        <w:t xml:space="preserve">,</w:t>
+      </w:r>
+      <w:r>
+        <w:t xml:space="preserve"> </w:t>
+      </w:r>
+      <w:r>
+        <w:rPr>
+          <w:rStyle w:val="VerbatimChar"/>
+        </w:rPr>
+        <w:t xml:space="preserve">20260526_NH_2026하반기FICC채권전망</w:t>
       </w:r>
     </w:p>
     <w:p>
@@ -9833,7 +10052,7 @@
         <w:t xml:space="preserve">데이터 공백</w:t>
       </w:r>
       <w:r>
-        <w:t xml:space="preserve">: 하우스 뷰 부족(1곳: 신한투자증권); ktb_10y·ktb_30y는 snapshot 미수집 → 웹확인(이투데이 2026-10-23 마감 보도), 금투협 원자료 대조 미실시; 10/24 이후 마감값 미확인; 11월 국고채 발행계획·2027년 발행 총량 미확인; 10월 외국인 국채 수급 미확인; 국고채발행액: 기준일 2026-08-31, 55일 경과(stale)</w:t>
+        <w:t xml:space="preserve">: 하우스 2곳(신한 2026-10, NH 2026-05 — 발간 시차 약 5개월, 동일 시점 비교 아님); ktb_10y·ktb_30y는 snapshot 미수집 → 웹확인(이투데이 2026-10-23 마감 보도), 금투협 원자료 대조 미실시; 10/24 이후 마감값 미확인; 11월 국고채 발행계획·2027년 발행 총량 미확인; 10월 외국인 국채 수급 미확인; 국고채발행액: 기준일 2026-08-31, 55일 경과(stale)</w:t>
       </w:r>
     </w:p>
     <w:bookmarkEnd w:id="26"/>
@@ -11980,7 +12199,7 @@
               <w:jc w:val="left"/>
             </w:pPr>
             <w:r>
-              <w:t xml:space="preserve">[판단] 유가 진정과 고용 악화로 물가가 빠르게 둔화, 2027년 중 인하 사이클 전환해 상단 3.00% 내외.</w:t>
+              <w:t xml:space="preserve">[판단] 유가 진정과 고용 악화로 물가가 빠르게 둔화, 2027년 중 인하 사이클 전환해 상단 3.00% 내외. [하우스] NH의 인하 사이클 시각(터미널 3.25%, 20260526_NH_2026하반기FICC채권전망 p.29, 2026-05 발간)과 방향은 같으나, NH 단기 콜은 9월 인상으로 이미 빗나가 확률 상향 근거로 쓰지 않음.</w:t>
             </w:r>
           </w:p>
         </w:tc>
@@ -12111,7 +12330,7 @@
         <w:pStyle w:val="Compact"/>
       </w:pPr>
       <w:r>
-        <w:t xml:space="preserve">컨센서스: [하우스] 신한투자증권 단독: 10월 FOMC 매파적 동결(확신 높음, 20261023_신한_WeeklyGuideBook p.3; 확신 중간, 20261023_신한_EconCheckup p.1), 추가 인상 옵션 유지(확신 낮음, 시점 미확정).</w:t>
+        <w:t xml:space="preserve">컨센서스: [하우스] 2곳 간 실질적 공통점은 제한적. 신한(2026-10-23): 10월 FOMC 매파적 동결(확신 높음, 20261023_신한_WeeklyGuideBook p.3; 확신 중간, 20261023_신한_EconCheckup p.1), 추가 인상 옵션 유지(확신 낮음, 시점 미확정). NH(2026-05-26, 약 5개월 전)도 기대인플레 자극 시 ’동결 장기화/인상 우려 재부상’을 핵심 리스크로 명시(20260526_NH_2026하반기FICC채권전망 p.2, p.8) — 실제 전개는 이 리스크 시나리오에 가까움.</w:t>
       </w:r>
     </w:p>
     <w:p>
@@ -12123,7 +12342,7 @@
         <w:pStyle w:val="Compact"/>
       </w:pPr>
       <w:r>
-        <w:t xml:space="preserve">이견: 단일 하우스 — 비교 불가</w:t>
+        <w:t xml:space="preserve">이견: [하우스] NH(2026-05 발간, 약 5개월 시차)는 9월부터 완화 신호 → 12월 25bp 인하(4Q26 말 3.50%), 2027년 말 터미널 3.25%를 제시(20260526_NH_2026하반기FICC채권전망 p.2, p.29, p.89). [사실] NH 단기 콜은 실현되지 않음(연준 9월 인상): 2026-09-16 FOMC가 25bp 인상해 3.75~4.00%, SEP 2026년 말 중간값 4.1%. 신한의 매파적 동결·추가 인상 옵션과 정반대. [판단] NH 경로는 현재 Bull 시나리오(2027년 중 인하 전환, 상단 3.00% 내외)의 방향적 참고로만 쓰고, 수치(3.50%·3.25%)는 현재 전망으로 사용하지 않음.</w:t>
       </w:r>
     </w:p>
     <w:p>
@@ -12157,6 +12376,18 @@
           <w:rStyle w:val="VerbatimChar"/>
         </w:rPr>
         <w:t xml:space="preserve">20261023_신한_WeeklyGuideBook</w:t>
+      </w:r>
+      <w:r>
+        <w:t xml:space="preserve">,</w:t>
+      </w:r>
+      <w:r>
+        <w:t xml:space="preserve"> </w:t>
+      </w:r>
+      <w:r>
+        <w:rPr>
+          <w:rStyle w:val="VerbatimChar"/>
+        </w:rPr>
+        <w:t xml:space="preserve">20260526_NH_2026하반기FICC채권전망</w:t>
       </w:r>
     </w:p>
     <w:p>
@@ -12286,7 +12517,7 @@
         <w:t xml:space="preserve">데이터 공백</w:t>
       </w:r>
       <w:r>
-        <w:t xml:space="preserve">: API 데이터 미수집 (FRED API 차단으로 latest_snapshot.json에 미국 시계열 없음) — 모든 현황 수치는 웹확인 값; 하우스 뷰 부족(1곳: 신한투자증권); EFFR·Core PCE 9월분(10월 말 발표 예정)·9월 이후 RMP 속도 미확인; SEP 수치와 FedWatch 확률은 2차 보도 경유(공식 원문 직접 조회 실패: federalreserve.gov/CME 접속 불가); 10/28 FOMC 결과는 기준일 이후 — 미반영</w:t>
+        <w:t xml:space="preserve">: API 데이터 미수집 (FRED API 차단으로 latest_snapshot.json에 미국 시계열 없음) — 모든 현황 수치는 웹확인 값; 하우스 2곳(신한 2026-10, NH 2026-05 — 발간 시차 약 5개월, 동일 시점 비교 아님); EFFR·Core PCE 9월분(10월 말 발표 예정)·9월 이후 RMP 속도 미확인; SEP 수치와 FedWatch 확률은 2차 보도 경유(공식 원문 직접 조회 실패: federalreserve.gov/CME 접속 불가); 10/28 FOMC 결과는 기준일 이후 — 미반영</w:t>
       </w:r>
     </w:p>
     <w:bookmarkEnd w:id="28"/>
@@ -13045,7 +13276,7 @@
               <w:jc w:val="left"/>
             </w:pPr>
             <w:r>
-              <w:t xml:space="preserve">[판단] FFR 정점 4.25% 후 4.00% 복귀(us_rate Base 0bp)에 맞춰 2Y가 정책금리 수준으로 수렴, 장기물은 재정 term premium으로 덜 하락하며 커브 스티프닝(10Y 4.75%·30Y 5.15% 내외).</w:t>
+              <w:t xml:space="preserve">[판단] FFR 정점 4.25% 후 4.00% 복귀(us_rate Base 0bp)에 맞춰 2Y가 정책금리 수준으로 수렴, 장기물은 재정 term premium으로 덜 하락하며 커브 스티프닝(10Y 4.75%·30Y 5.15% 내외). [하우스] NH의 구조적 국채 수요 뷰(20260526_NH_2026하반기FICC채권전망 p.22-28, 2026-05 발간)는 장기물 term premium 상단을 제한하는 장기 고려사항 — 충격값은 유지.</w:t>
             </w:r>
           </w:p>
         </w:tc>
@@ -13337,7 +13568,7 @@
         <w:pStyle w:val="Compact"/>
       </w:pPr>
       <w:r>
-        <w:t xml:space="preserve">컨센서스: [하우스] 신한투자증권 단독: 차주 UST10Y 4.90~5.15% 밴드, 약보합(금리 소폭 상승 쪽), 확신 중간(20261023_신한_WeeklyGuideBook p.8).</w:t>
+        <w:t xml:space="preserve">컨센서스: [하우스] 2곳 공통점은 구조 요인 일부뿐. 신한(2026-10-23): 차주 UST10Y 4.90~5.15% 밴드, 약보합(금리 소폭 상승 쪽), 확신 중간(20261023_신한_WeeklyGuideBook p.8). NH(2026-05-26, 약 5개월 전): 미국채 투자의견 중립·2년 이하 선호(20260526_NH_2026하반기FICC채권전망 p.4) — 장기물 적극 매수 의견이 아니라는 점은 신한의 약보합 시각과 크게 충돌하지 않음.</w:t>
       </w:r>
     </w:p>
     <w:p>
@@ -13349,7 +13580,7 @@
         <w:pStyle w:val="Compact"/>
       </w:pPr>
       <w:r>
-        <w:t xml:space="preserve">이견: 단일 하우스 — 비교 불가</w:t>
+        <w:t xml:space="preserve">이견: [하우스] 수준 이견이 큼: NH(2026-05 발간, 약 5개월 시차)는 UST10Y 하반기 레인지 4.20~4.75%, 분기 평균 3Q 4.40% → 4Q 4.30%, 연평균 2027년 4.08%·2028년 4.00%(20260526_NH_2026하반기FICC채권전망 p.29, p.89). [사실] 현재 10Y 5.00%(2026-10-23, 웹확인)는 NH 하반기 레인지 상단(4.75%)을 넘어섰고 신한 주간 밴드(4.90~5.15%) 안에 있다. NH 단기 콜은 실현되지 않음(연준 9월 인상) — 전제였던 연준 12월 인하가 9/16 인상(3.75~4.00%)으로 뒤집힘. [하우스] NH 구조 뷰(SLR 완화 은행 매수·스테이블코인 준비금·연준 T-bill 매입·외국인 보유로 국채 수요가 구조적으로 지지, p.22-28)는 장기 고려사항으로 유지 — Bull/Base에서 term premium 상단을 제한하는 요인. [판단] NH 수치 경로는 현재 전망으로 쓰지 않음.</w:t>
       </w:r>
     </w:p>
     <w:p>
@@ -13371,6 +13602,18 @@
           <w:rStyle w:val="VerbatimChar"/>
         </w:rPr>
         <w:t xml:space="preserve">20261023_신한_WeeklyGuideBook</w:t>
+      </w:r>
+      <w:r>
+        <w:t xml:space="preserve">,</w:t>
+      </w:r>
+      <w:r>
+        <w:t xml:space="preserve"> </w:t>
+      </w:r>
+      <w:r>
+        <w:rPr>
+          <w:rStyle w:val="VerbatimChar"/>
+        </w:rPr>
+        <w:t xml:space="preserve">20260526_NH_2026하반기FICC채권전망</w:t>
       </w:r>
     </w:p>
     <w:p>
@@ -13582,7 +13825,7 @@
         <w:t xml:space="preserve">데이터 공백</w:t>
       </w:r>
       <w:r>
-        <w:t xml:space="preserve">: API 데이터 미수집 (FRED API 차단으로 latest_snapshot.json에 미국 시계열 없음) — 모든 현황 수치는 웹확인 값; 하우스 뷰 부족(1곳: 신한투자증권); 재무부 8월 QRA(쿠폰/T-bill 구성) 미확인; UST 5년 백분위·1개월 변화 공식값 미확인(9/23 비교치는 2차 출처); BEI는 10/16 값(9일 경과) — 집계 사이트 경유, FRED 직접 조회 실패; 재무부·FRED 사이트 직접 접속 불가 — 검색 결과 스니펫 기준 값</w:t>
+        <w:t xml:space="preserve">: API 데이터 미수집 (FRED API 차단으로 latest_snapshot.json에 미국 시계열 없음) — 모든 현황 수치는 웹확인 값; 하우스 2곳(신한 2026-10, NH 2026-05 — 발간 시차 약 5개월, 동일 시점 비교 아님); 재무부 8월 QRA(쿠폰/T-bill 구성) 미확인; UST 5년 백분위·1개월 변화 공식값 미확인(9/23 비교치는 2차 출처); BEI는 10/16 값(9일 경과) — 집계 사이트 경유, FRED 직접 조회 실패; 재무부·FRED 사이트 직접 접속 불가 — 검색 결과 스니펫 기준 값</w:t>
       </w:r>
     </w:p>
     <w:bookmarkEnd w:id="29"/>
@@ -24846,7 +25089,7 @@
         <w:t xml:space="preserve">fx_hedge_cost_bp</w:t>
       </w:r>
       <w:r>
-        <w:t xml:space="preserve">)와 정확히 맞는다. 단기는 한국 +25bp·미국 +25bp인데 헤지비용이 −12.5bp로, 한국 2차 인상 확률을 일부 반영한 값이다. Bull(−100bp)과 Bear(+25bp)는 정책금리 경로상 값(−75bp, 0bp)과 25bp씩 차이가 나는데, 위험 프리미엄을 반영한 에이전트 판단이다.</w:t>
+        <w:t xml:space="preserve">)와 정확히 맞는다. 단기는 한국 +25bp·미국 +25bp인데 헤지비용이 −12.5bp로, 한국 2차 인상 확률을 일부 반영한 값이다. Bull은 한국 −25bp·미국 −100bp로 헤지비용 −75bp, Bear는 한미 각 +75bp로 헤지비용 0bp다. 이번 주 결합 정합 점검에서 이전의 Bull −100bp·Bear +25bp를 정책금리 경로에 맞게 고쳤다.</w:t>
       </w:r>
       <w:r>
         <w:t xml:space="preserve"> </w:t>
@@ -25089,6 +25332,59 @@
             </w:pPr>
             <w:r>
               <w:t xml:space="preserve">topics</w:t>
+            </w:r>
+          </w:p>
+        </w:tc>
+      </w:tr>
+      <w:tr>
+        <w:tc>
+          <w:tcPr/>
+          <w:p>
+            <w:pPr>
+              <w:pStyle w:val="Compact"/>
+              <w:jc w:val="left"/>
+            </w:pPr>
+            <w:r>
+              <w:rPr>
+                <w:rStyle w:val="VerbatimChar"/>
+              </w:rPr>
+              <w:t xml:space="preserve">20260526_NH_2026하반기FICC채권전망</w:t>
+            </w:r>
+          </w:p>
+        </w:tc>
+        <w:tc>
+          <w:tcPr/>
+          <w:p>
+            <w:pPr>
+              <w:pStyle w:val="Compact"/>
+              <w:jc w:val="left"/>
+            </w:pPr>
+            <w:r>
+              <w:t xml:space="preserve">NH투자증권</w:t>
+            </w:r>
+          </w:p>
+        </w:tc>
+        <w:tc>
+          <w:tcPr/>
+          <w:p>
+            <w:pPr>
+              <w:pStyle w:val="Compact"/>
+              <w:jc w:val="left"/>
+            </w:pPr>
+            <w:r>
+              <w:t xml:space="preserve">2026-05-26</w:t>
+            </w:r>
+          </w:p>
+        </w:tc>
+        <w:tc>
+          <w:tcPr/>
+          <w:p>
+            <w:pPr>
+              <w:pStyle w:val="Compact"/>
+              <w:jc w:val="left"/>
+            </w:pPr>
+            <w:r>
+              <w:t xml:space="preserve">us_rate, us_treasury, kr_rate, kr_govt_bond, oil</w:t>
             </w:r>
           </w:p>
         </w:tc>

--- a/macro-agent/reports/2026-10-25_macro_brief.docx
+++ b/macro-agent/reports/2026-10-25_macro_brief.docx
@@ -2595,7 +2595,7 @@
         <w:t xml:space="preserve"> </w:t>
       </w:r>
       <w:r>
-        <w:t xml:space="preserve">p.88-89). [사실] 한은은 3.00%에서 10/22 동결해, 지금까지는 NH 경로가 시점만 앞당겨 실현됐다. [판단] 다만 NH는 이후의 물가(PPI 7.7%, 2026-09-30, 수기)와 10월 금통위를 반영하지 못했고, 스스로도 3% 초과 가능성을 리스크로 적었다(p.63, p.87). 그래서 Base는 신한 경로(3.50%)를 유지하고, NH 경로는 Bull·대안 경로의 근거로만 쓴다.</w:t>
+        <w:t xml:space="preserve">p.88-89). [사실] 한은은 3.00%에서 10/22 동결해, 지금까지는 NH 경로가 시점만 앞당겨 실현됐다. [판단] 다만 NH는 이후의 물가(PPI 7.7%, 2026-09-30, 수기)와 10월 금통위를 반영하지 못했고, 3분기·4분기 인상 이후에도 추가 인상 가능성은 열어 두었다(p.64; 관련 p.63 부동산 경계, p.87 터미널별 시나리오). 그래서 Base는 신한 경로(3.50%)를 유지하고, NH 경로는 Bull·대안 경로의 근거로만 쓴다.</w:t>
       </w:r>
       <w:r>
         <w:t xml:space="preserve"> </w:t>
@@ -2645,7 +2645,7 @@
         <w:t xml:space="preserve">국고채 수준</w:t>
       </w:r>
       <w:r>
-        <w:t xml:space="preserve">: [하우스] NH는 연말 이후 하향 안정을 봤다(4Q 평균 3년 3.65%·10년 4.00%, NH p.80, p.87-89). 현재 3년 3.803%(수기)·10년 4.097%(웹확인, 모두 2026-10-23)는 그보다 각각 약 15bp·10bp 높고, 신한 주간 밴드(3.70~3.85 / 4.00~4.15, 가이드북 p.9) 안에 있다. [판단] 신한(단기 소폭 상승)과 NH(중장기 하락)는 시계 차이도 섞여 있다. NH 하락 경로의 전제였던 연준 인하는 이미 무너졌다.</w:t>
+        <w:t xml:space="preserve">: [하우스] NH는 연말 이후 하향 안정을 봤다(4Q 평균 3년 3.65%·10년 4.00%, NH p.89 전망표; 10년 4.3% 저항선 p.80). 현재 3년 3.803%(수기)·10년 4.097%(웹확인, 모두 2026-10-23)는 그보다 각각 약 15bp·10bp 높고, 신한 주간 밴드(3.70~3.85 / 4.00~4.15, 가이드북 p.9) 안에 있다. [판단] 신한(단기 소폭 상승)과 NH(중장기 하락)는 시계 차이도 섞여 있다. NH 하락 경로의 전제였던 연준 인하는 이미 무너졌다.</w:t>
       </w:r>
       <w:r>
         <w:t xml:space="preserve"> </w:t>
@@ -5000,7 +5000,7 @@
               <w:jc w:val="left"/>
             </w:pPr>
             <w:r>
-              <w:t xml:space="preserve">[판단] 중동 휴전·호르무즈 정상화로 유가가 하락하고 미국 물가가 둔화돼 Fed가 75bp 인하, 한은은 1회 인상 후 3.25% 동결. 위험선호 회복·WGBI 등 외국인 채권자금 유입으로 원화 강세(원화 강세 = Bull).</w:t>
+              <w:t xml:space="preserve">[판단] 중동 휴전·호르무즈 정상화로 유가가 하락하고 물가가 둔화된다. Fed는 100bp 인하(상단 3.00%), 한은은 1회 인하(2.75%)하는 글로벌 완화 경로(us_rate·kr_rate Bull과 동일). 위험선호 회복과 WGBI 등 외국인 채권자금 유입으로 원화가 강해지고 달러는 약해진다(원화 강세 = Bull). [수정 2026-10-25: 결합 정합을 위해 금리 경로를 kr_rate·us_rate와 일치시킴]</w:t>
             </w:r>
           </w:p>
         </w:tc>
@@ -5101,7 +5101,7 @@
               <w:jc w:val="left"/>
             </w:pPr>
             <w:r>
-              <w:t xml:space="preserve">[판단] 호르무즈 봉쇄 장기화로 유가 고공행진, 미국 인플레 재가속에 Fed 50bp 추가 인상. 한국은 교역조건 악화·성장 둔화로 1회 인상(3.25%) 후 중단. 무역흑자 축소·안전자산 선호로 원화 약세.</w:t>
+              <w:t xml:space="preserve">[판단] 호르무즈 봉쇄가 길어져 유가가 고공행진하고 인플레가 재가속한다. Fed는 75bp 추가 인상(상단 4.75%), 한은도 75bp 인상(3.75%)해 한미 금리차는 그대로다(us_rate·kr_rate Bear와 동일). 무역흑자 축소와 안전자산 선호로 원화가 약해진다. [수정 2026-10-25: 결합 정합을 위해 금리 경로를 kr_rate·us_rate와 일치시킴]</w:t>
             </w:r>
           </w:p>
         </w:tc>
@@ -25080,7 +25080,7 @@
         <w:t xml:space="preserve">한미 정책금리차 → 환율 → 해외채 헤지비용</w:t>
       </w:r>
       <w:r>
-        <w:t xml:space="preserve">: 장기 Base는 한은 +50bp(최종 3.50%), 연준 0bp(4.25% 정점 후 4.00% 복귀)다. 그러면 한미 정책금리차는 −100bp에서 −50bp로 좁혀지고, 헤지비용 Base −50bp(</w:t>
+        <w:t xml:space="preserve">: 장기 Base는 한은 +50bp(최종 3.50%), 연준 0bp(4.25% 정점 후 4.00% 복귀)다. 그러면 한미 정책금리차는 −100bp(추정 계산: 한은 3.00% − FFR 상단 4.00%)에서 −50bp로 좁혀지고, 헤지비용 Base −50bp(</w:t>
       </w:r>
       <w:r>
         <w:rPr>
@@ -25102,7 +25102,7 @@
         <w:t xml:space="preserve">보험사 시사점</w:t>
       </w:r>
       <w:r>
-        <w:t xml:space="preserve">: 헤지비용이 내리면 해외채의 헤지 후 수익률이 좋아진다. Base에서는 해외채 비중 유지·확대 근거가 되지만, Bear(달러 강세 +4%, 헤지비용 +25bp)에서는 비헤지 자산의 환이익과 헤지 자산의 비용 증가가 함께 나타난다.</w:t>
+        <w:t xml:space="preserve">: 헤지비용이 내리면 해외채의 헤지 후 수익률이 좋아진다. Base에서는 해외채 비중 유지·확대 근거가 되지만, Bear(달러 강세 +4%, 헤지비용 0bp — 한미 금리차 변화 없음)에서는 헤지비용 개선 없이 비헤지 자산의 환이익만 나타난다.</w:t>
       </w:r>
     </w:p>
     <w:p>

--- a/macro-agent/reports/2026-10-25_macro_brief.docx
+++ b/macro-agent/reports/2026-10-25_macro_brief.docx
@@ -1327,7 +1327,7 @@
               <w:jc w:val="left"/>
             </w:pPr>
             <w:r>
-              <w:t xml:space="preserve">[판단] 2027년 상반기까지 2회 추가 인상해 최종금리 3.50% 도달 후 장기 동결.… (p=0.55)</w:t>
+              <w:t xml:space="preserve">[판단] 2027년 상반기까지 2회 추가 인상해 최종금리 3.50% 도달 후 장기 동결.… (p=0.45)</w:t>
             </w:r>
           </w:p>
         </w:tc>
@@ -1404,7 +1404,7 @@
               <w:jc w:val="left"/>
             </w:pPr>
             <w:r>
-              <w:t xml:space="preserve">[판단] 기준금리 3.50%에서 정점 후 동결. 3년물은 기반영분이 커 소폭 상승, 장기… (p=0.55)</w:t>
+              <w:t xml:space="preserve">[판단] 기준금리 3.50%에서 정점 후 동결. 3년물은 기반영분이 커 소폭 상승, 장기… (p=0.45)</w:t>
             </w:r>
           </w:p>
         </w:tc>
@@ -1481,7 +1481,7 @@
               <w:jc w:val="left"/>
             </w:pPr>
             <w:r>
-              <w:t xml:space="preserve">[판단] 기준금리 3.50% 정점 이후 금리 안정과 높은 절대금리에 대한 캐리 수요로 A… (p=0.55)</w:t>
+              <w:t xml:space="preserve">[판단] 기준금리 3.50% 정점 이후 금리 안정과 높은 절대금리에 대한 캐리 수요로 A… (p=0.45)</w:t>
             </w:r>
           </w:p>
         </w:tc>
@@ -1789,7 +1789,7 @@
               <w:jc w:val="left"/>
             </w:pPr>
             <w:r>
-              <w:t xml:space="preserve">[판단] 2회 인상(3.50%) 후 동결, KTB 10Y +10bp. 오피스는 서울 핵심… (p=0.55)</w:t>
+              <w:t xml:space="preserve">[판단] 2회 인상(3.50%) 후 동결, KTB 10Y +10bp. 오피스는 서울 핵심… (p=0.45)</w:t>
             </w:r>
           </w:p>
         </w:tc>
@@ -1866,7 +1866,7 @@
               <w:jc w:val="left"/>
             </w:pPr>
             <w:r>
-              <w:t xml:space="preserve">[판단] 2회 인상 후 동결, KTB 10Y +10bp. 신규 민자 물량은 점진적으로 늘… (p=0.55)</w:t>
+              <w:t xml:space="preserve">[판단] 2회 인상 후 동결, KTB 10Y +10bp. 신규 민자 물량은 점진적으로 늘… (p=0.45)</w:t>
             </w:r>
           </w:p>
         </w:tc>
@@ -2020,7 +2020,7 @@
               <w:jc w:val="left"/>
             </w:pPr>
             <w:r>
-              <w:t xml:space="preserve">[판단] 2회 인상 후 동결, PF 정리 마무리. 사모대출 시장은 규제 공백을 채우며 성… (p=0.55)</w:t>
+              <w:t xml:space="preserve">[판단] 2회 인상 후 동결, PF 정리 마무리. 사모대출 시장은 규제 공백을 채우며 성… (p=0.45)</w:t>
             </w:r>
           </w:p>
         </w:tc>
@@ -2417,7 +2417,10 @@
         <w:t xml:space="preserve"> </w:t>
       </w:r>
       <w:r>
-        <w:t xml:space="preserve">— [사실] 한국은행은 2026-10-22 기준금리를 3.00%로 만장일치 동결했다(수기). 통안 364일 3.551%, CD 91일 3.26%(2026-10-23, 수기)로 단기금리는 이미 추가 인상을 상당 부분 반영하고 있다. [하우스] 신한투자증권은 이번 동결을 7~8월 인상 효과 점검 성격으로 보고, 2027년 상반기까지 2회 추가 인상해 최종금리 3.50%를 예상한다(</w:t>
+        <w:t xml:space="preserve">— [사실] 한국은행은 2026-10-22 기준금리를 3.00%로 만장일치 동결했다(수기). 통안 364일 3.551%, CD 91일 3.26%(2026-10-23, 수기)로 단기금리는 이미 추가 인상을 상당 부분 반영하고 있다. [하우스] 신한투자증권과 미래에셋증권 모두 이번 동결을 앞선 인상의 효과를 점검하는 성격으로 보고 11월 추가 인상을 예상한다. 최종금리는 신한 3.50%(2027년 상반기,</w:t>
+      </w:r>
+      <w:r>
+        <w:t xml:space="preserve"> </w:t>
       </w:r>
       <w:r>
         <w:rPr>
@@ -2429,7 +2432,19 @@
         <w:t xml:space="preserve"> </w:t>
       </w:r>
       <w:r>
-        <w:t xml:space="preserve">p.1). [판단] 9월 생산자물가 전년비 7.7%(수기)가 소비자물가로 전가될 위험이 인상 경로를 지지한다.</w:t>
+        <w:t xml:space="preserve">p.1), 미래에셋 3.25%(</w:t>
+      </w:r>
+      <w:r>
+        <w:rPr>
+          <w:rStyle w:val="VerbatimChar"/>
+        </w:rPr>
+        <w:t xml:space="preserve">20261022_미래_FixedIncomeComment_10월금통위</w:t>
+      </w:r>
+      <w:r>
+        <w:t xml:space="preserve"> </w:t>
+      </w:r>
+      <w:r>
+        <w:t xml:space="preserve">p.1-2)로 갈린다. [판단] 9월 생산자물가 전년비 7.7%(수기)가 소비자물가로 전가될 위험이 인상 경로를 지지한다.</w:t>
       </w:r>
     </w:p>
     <w:p>
@@ -2533,13 +2548,19 @@
           <w:bCs/>
           <w:b/>
         </w:rPr>
-        <w:t xml:space="preserve">이번 주 하우스는 3곳이다.</w:t>
+        <w:t xml:space="preserve">이번 주 하우스는 동일 주간 2곳(신한투자증권 5건, 미래에셋증권 3건, 모두 2026-10-20~23)과 약 5개월 전 발간 2곳(NH투자증권 2026-05-26, 삼성증권 2026-05-28)이다.</w:t>
       </w:r>
       <w:r>
         <w:t xml:space="preserve"> </w:t>
       </w:r>
       <w:r>
-        <w:t xml:space="preserve">신한투자증권(카드 5건, 2026-10-20~23)은 금리·환율·유가·크레딧을 다룬다. NH투자증권(2026-05-26 발간)은 한미 금리·국채·유가, 삼성증권(2026-05-28 발간)은 미국·글로벌 사모시장을 다룬다. NH와 삼성은</w:t>
+        <w:t xml:space="preserve">동일 주간 두 곳으로 컨센서스와 이견을 판단하고, NH·삼성은 구조적 참고로만 쓴다.</w:t>
+      </w:r>
+      <w:r>
+        <w:t xml:space="preserve"> </w:t>
+      </w:r>
+      <w:r>
+        <w:t xml:space="preserve">-</w:t>
       </w:r>
       <w:r>
         <w:t xml:space="preserve"> </w:t>
@@ -2549,10 +2570,49 @@
           <w:bCs/>
           <w:b/>
         </w:rPr>
-        <w:t xml:space="preserve">약 5개월 전 발간이라 동일 시점 비교가 아니므로</w:t>
-      </w:r>
-      <w:r>
-        <w:t xml:space="preserve">, 구조적·장기 뷰로만 반영했다. 그래서 아래 이견에는 발간 시차와 이후 실현 여부를 함께 적는다.</w:t>
+        <w:t xml:space="preserve">한국 최종금리(동일 주간 핵심 이견)</w:t>
+      </w:r>
+      <w:r>
+        <w:t xml:space="preserve">: [하우스] 두 하우스 모두 11월 추가 인상을 예상한다(</w:t>
+      </w:r>
+      <w:r>
+        <w:rPr>
+          <w:rStyle w:val="VerbatimChar"/>
+        </w:rPr>
+        <w:t xml:space="preserve">20261022_신한_10월금통위</w:t>
+      </w:r>
+      <w:r>
+        <w:t xml:space="preserve"> </w:t>
+      </w:r>
+      <w:r>
+        <w:t xml:space="preserve">p.1,</w:t>
+      </w:r>
+      <w:r>
+        <w:t xml:space="preserve"> </w:t>
+      </w:r>
+      <w:r>
+        <w:rPr>
+          <w:rStyle w:val="VerbatimChar"/>
+        </w:rPr>
+        <w:t xml:space="preserve">20261022_미래_FixedIncomeComment_10월금통위</w:t>
+      </w:r>
+      <w:r>
+        <w:t xml:space="preserve"> </w:t>
+      </w:r>
+      <w:r>
+        <w:t xml:space="preserve">p.1-2). 최종금리는 갈린다. 신한은 2027년 상반기까지 3.50%를, 미래에셋은 수요측 물가 압력이 크지 않다며 3.25%에서 동결을 본다(미래 p.1-2). NH(5월)는 3.00% 터미널을 봤고, 3분기·4분기 인상 이후에도 추가 인상 가능성은 열어 뒀다(</w:t>
+      </w:r>
+      <w:r>
+        <w:rPr>
+          <w:rStyle w:val="VerbatimChar"/>
+        </w:rPr>
+        <w:t xml:space="preserve">20260526_NH_2026하반기FICC채권전망</w:t>
+      </w:r>
+      <w:r>
+        <w:t xml:space="preserve"> </w:t>
+      </w:r>
+      <w:r>
+        <w:t xml:space="preserve">p.64, p.88-89). [판단] Base는 3.50%(+50bp)로 유지한다. 근거는 PPI 7.7%(2026-09-30, 수기)와, 통안 364일 3.551%(2026-10-23, 수기)가 기준금리보다 55bp 높아 시장도 2회 인상 쪽에 가깝다는 점이다. 다만 미래에셋 전망을 반영해 Base 확률을 0.55→0.45로 낮추고 Bull(3.25% 정점 후 인하 전환)을 0.20→0.30으로 올렸다.</w:t>
       </w:r>
       <w:r>
         <w:t xml:space="preserve"> </w:t>
@@ -2568,34 +2628,37 @@
           <w:bCs/>
           <w:b/>
         </w:rPr>
-        <w:t xml:space="preserve">한국 기준금리 최종 수준(가장 큰 이견)</w:t>
-      </w:r>
-      <w:r>
-        <w:t xml:space="preserve">: [하우스] 신한은 2027년 상반기까지 2회 추가 인상해 최종 3.50%를 본다(</w:t>
+        <w:t xml:space="preserve">미국 금리·국채(강한 컨센서스)</w:t>
+      </w:r>
+      <w:r>
+        <w:t xml:space="preserve">: [하우스] 두 하우스 모두 10월 FOMC 동결과 매파 기조를 예상한다(</w:t>
       </w:r>
       <w:r>
         <w:rPr>
           <w:rStyle w:val="VerbatimChar"/>
         </w:rPr>
-        <w:t xml:space="preserve">20261022_신한_10월금통위</w:t>
+        <w:t xml:space="preserve">20261023_신한_WeeklyGuideBook</w:t>
       </w:r>
       <w:r>
         <w:t xml:space="preserve"> </w:t>
       </w:r>
       <w:r>
-        <w:t xml:space="preserve">p.1). NH는 3.00%에서 멈춘 뒤 2027~28년 동결을 봤다(</w:t>
+        <w:t xml:space="preserve">p.3,</w:t>
+      </w:r>
+      <w:r>
+        <w:t xml:space="preserve"> </w:t>
       </w:r>
       <w:r>
         <w:rPr>
           <w:rStyle w:val="VerbatimChar"/>
         </w:rPr>
-        <w:t xml:space="preserve">20260526_NH_2026하반기FICC채권전망</w:t>
+        <w:t xml:space="preserve">20261023_미래_MacroWeekAhead</w:t>
       </w:r>
       <w:r>
         <w:t xml:space="preserve"> </w:t>
       </w:r>
       <w:r>
-        <w:t xml:space="preserve">p.88-89). [사실] 한은은 3.00%에서 10/22 동결해, 지금까지는 NH 경로가 시점만 앞당겨 실현됐다. [판단] 다만 NH는 이후의 물가(PPI 7.7%, 2026-09-30, 수기)와 10월 금통위를 반영하지 못했고, 3분기·4분기 인상 이후에도 추가 인상 가능성은 열어 두었다(p.64; 관련 p.63 부동산 경계, p.87 터미널별 시나리오). 그래서 Base는 신한 경로(3.50%)를 유지하고, NH 경로는 Bull·대안 경로의 근거로만 쓴다.</w:t>
+        <w:t xml:space="preserve">p.1). UST 10년도 미래에셋 5.0% 중심 박스권(p.1)과 신한 4.90~5.15% 밴드(p.8)로 중심이 같다. 미래에셋은 AI CAPEX 둔화에 따른 금리 하방 위험에 조금 더 무게를 둔다. [사실] NH(5월)의 12월 인하·10년 4.20~4.75% 전망은 연준 9/16 인상(3.75~4.00%)과 10년 5.00%(2026-10-23, 웹확인)로 실현되지 않았다.</w:t>
       </w:r>
       <w:r>
         <w:t xml:space="preserve"> </w:t>
@@ -2611,22 +2674,22 @@
           <w:bCs/>
           <w:b/>
         </w:rPr>
-        <w:t xml:space="preserve">미국 정책금리·국채</w:t>
-      </w:r>
-      <w:r>
-        <w:t xml:space="preserve">: [하우스] NH는 연준 12월 인하와 UST 10년 하반기 4.20~4.75%를 전망했다(NH p.2, p.29). [사실] 실제로는 연준이 9/16에 25bp 인상했고(3.75~4.00%), UST 10년은 5.00%(2026-10-23, 웹확인)로 NH 레인지 상단을 넘었다. NH 단기 콜은 실현되지 않았다. [하우스] 신한은 매파적 동결과 10년 4.90~5.15% 밴드를 본다(</w:t>
+        <w:t xml:space="preserve">국고채 전략(양립)</w:t>
+      </w:r>
+      <w:r>
+        <w:t xml:space="preserve">: [하우스] 신한은 차주 약보합(3년 3.70~3.85%, 10년 4.00~4.15%, 가이드북 p.9)을 본다. 미래에셋은 원화채 추격 매수보다 듀레이션 중립, 금리 하락 시 일부 차익실현을 권한다(</w:t>
       </w:r>
       <w:r>
         <w:rPr>
           <w:rStyle w:val="VerbatimChar"/>
         </w:rPr>
-        <w:t xml:space="preserve">20261023_신한_WeeklyGuideBook</w:t>
+        <w:t xml:space="preserve">20261023_미래_MacroWeekAhead</w:t>
       </w:r>
       <w:r>
         <w:t xml:space="preserve"> </w:t>
       </w:r>
       <w:r>
-        <w:t xml:space="preserve">p.3, p.8). NH의 구조적 미국채 수요 지지 뷰(p.22-28)만 장기 고려사항으로 남긴다.</w:t>
+        <w:t xml:space="preserve">p.1, 미래 FI p.1-2). [사실] 현재 3년 3.803%(수기)·10년 4.097%(웹확인, 모두 2026-10-23)로 신한 밴드 안이다. [판단] 두 하우스 모두 추가 강세 추격에 신중하다.</w:t>
       </w:r>
       <w:r>
         <w:t xml:space="preserve"> </w:t>
@@ -2642,10 +2705,37 @@
           <w:bCs/>
           <w:b/>
         </w:rPr>
-        <w:t xml:space="preserve">국고채 수준</w:t>
-      </w:r>
-      <w:r>
-        <w:t xml:space="preserve">: [하우스] NH는 연말 이후 하향 안정을 봤다(4Q 평균 3년 3.65%·10년 4.00%, NH p.89 전망표; 10년 4.3% 저항선 p.80). 현재 3년 3.803%(수기)·10년 4.097%(웹확인, 모두 2026-10-23)는 그보다 각각 약 15bp·10bp 높고, 신한 주간 밴드(3.70~3.85 / 4.00~4.15, 가이드북 p.9) 안에 있다. [판단] 신한(단기 소폭 상승)과 NH(중장기 하락)는 시계 차이도 섞여 있다. NH 하락 경로의 전제였던 연준 인하는 이미 무너졌다.</w:t>
+        <w:t xml:space="preserve">AI 인프라 크레딧(심각도 이견)</w:t>
+      </w:r>
+      <w:r>
+        <w:t xml:space="preserve">: [하우스] 두 하우스 모두 네오클라우드처럼 외부 차입 의존도가 높은 AI 인프라 발행사에서 스트레스가 먼저 나타난다고 본다(신한 가이드북 p.2,</w:t>
+      </w:r>
+      <w:r>
+        <w:t xml:space="preserve"> </w:t>
+      </w:r>
+      <w:r>
+        <w:rPr>
+          <w:rStyle w:val="VerbatimChar"/>
+        </w:rPr>
+        <w:t xml:space="preserve">20261022_미래_EconMonthly_AI투자둔화리스크</w:t>
+      </w:r>
+      <w:r>
+        <w:t xml:space="preserve"> </w:t>
+      </w:r>
+      <w:r>
+        <w:t xml:space="preserve">p.13). 신한은 이를 성장 기대 약화와 위험회피의 동인으로 본다. 미래에셋은 손실 대부분을 하이퍼스케일러 주주가 흡수해 외부 채권자로 번질 가능성은 낮다고 본다(경제적 가치 76~84% 이상 하락 시에만 외부 손실 급증, p.1). 삼성(5월)도 사모대출 시스템 위기 가능성을 낮게 봤다(</w:t>
+      </w:r>
+      <w:r>
+        <w:rPr>
+          <w:rStyle w:val="VerbatimChar"/>
+        </w:rPr>
+        <w:t xml:space="preserve">20260528_삼성_2026하반기대체투자전망</w:t>
+      </w:r>
+      <w:r>
+        <w:t xml:space="preserve"> </w:t>
+      </w:r>
+      <w:r>
+        <w:t xml:space="preserve">p.28). [사실] 다만 Fitch Private Credit 부도율은 6.3%(2026-08-31, 웹확인 ⚠, 사상 최고)다.</w:t>
       </w:r>
       <w:r>
         <w:t xml:space="preserve"> </w:t>
@@ -2661,41 +2751,22 @@
           <w:bCs/>
           <w:b/>
         </w:rPr>
-        <w:t xml:space="preserve">유가</w:t>
-      </w:r>
-      <w:r>
-        <w:t xml:space="preserve">: [하우스] NH는 4분기 공급 우위 전환과 2027년 역기저로 유가가 안정될 것으로 봤다(NH p.6). 신한은 중동 긴장으로 하방 경직을 강조한다(가이드북 p.12). [사실] Brent 116.72달러(2026-10-23, 웹확인)로 NH의 전제는 아직 확인되지 않았다. [판단] 단기는 신한, 장기 Base(−20%)는 NH 방향에 가깝다.</w:t>
-      </w:r>
-      <w:r>
-        <w:t xml:space="preserve"> </w:t>
-      </w:r>
-      <w:r>
-        <w:t xml:space="preserve">-</w:t>
-      </w:r>
-      <w:r>
-        <w:t xml:space="preserve"> </w:t>
-      </w:r>
-      <w:r>
-        <w:rPr>
-          <w:bCs/>
-          <w:b/>
-        </w:rPr>
-        <w:t xml:space="preserve">미국 사모대출·데이터센터(삼성 vs 현재 데이터·신한)</w:t>
-      </w:r>
-      <w:r>
-        <w:t xml:space="preserve">: [하우스] 삼성은 사모대출 시스템 위기 가능성을 낮게 보고 시장 성장을 추세적으로 본다(</w:t>
+        <w:t xml:space="preserve">환율·유가(1곳)</w:t>
+      </w:r>
+      <w:r>
+        <w:t xml:space="preserve">: [하우스] 미래에셋은 이번 리포트에서 환율·유가 방향 전망을 내지 않았다(차트·동향 서술만). 그래서 신한 뷰만 있다. 원/달러는 수출 네고로 하락(</w:t>
       </w:r>
       <w:r>
         <w:rPr>
           <w:rStyle w:val="VerbatimChar"/>
         </w:rPr>
-        <w:t xml:space="preserve">20260528_삼성_2026하반기대체투자전망</w:t>
+        <w:t xml:space="preserve">20261023_신한_FXCheckup</w:t>
       </w:r>
       <w:r>
         <w:t xml:space="preserve"> </w:t>
       </w:r>
       <w:r>
-        <w:t xml:space="preserve">p.28, p.37). 데이터센터·전력 수요도 구조적 성장으로 본다(p.49). [사실] 반면 Fitch Private Credit 부도율은 6.3%(2026-08-31, 웹확인 ⚠, 사상 최고)로 발간 시점보다 나빠졌다. [하우스] 신한은 상장 리츠 기준 데이터센터 회복이 제한적이라고 보고(가이드북 p.12), AI 인프라 크레딧 우려를 제시한다(p.2). [판단] 수요는 견조하나 차주 신용은 선별이 필요하다.</w:t>
+        <w:t xml:space="preserve">p.1), WTI는 하방 경직(가이드북 p.12)이다. NH(5월)의 4분기 유가 안정 전망(p.6)은 Brent 116.72달러(2026-10-23, 웹확인)로 아직 확인되지 않았다.</w:t>
       </w:r>
     </w:p>
     <w:p>
@@ -2778,7 +2849,7 @@
         <w:t xml:space="preserve">한국 금리 (기준금리, 단기금리)</w:t>
       </w:r>
       <w:r>
-        <w:t xml:space="preserve">: [하우스] 핵심 이견은 최종금리: 신한은 2027년 상반기까지 2회 추가 인상해 최종 3.50%(확신 높음, 20261022_신한_10월금통위 p.1), NH는 터미널 3.00% 후 2027~2028년 동결(확신 높음, 20260526_NH_2026하반기FICC채권전망 p.88-89). [판단] NH는 2026-05 발간(약 5개월 시차)으로 이후의 물가(CPI 2.9%·PPI 7.7%, 2026-09)·성장 지표와 10월 금통위를 반영하지 못했고, 최신 신한 콜보다 앞선 견해다. NH 스스로도 부동산·반도체 호황 시 터미널 3% 초과 가능성을 리스크로 명시(p.63, p.87). 따라서 NH 3.00% 경로는 Base가 아닌 Bull/대안 경로의 하우스 근거로만 반영. 신한 내부 뉘앙스: 크레딧 리포트(20261020_신한_WeeklyCreditMonitor p.2-3)의</w:t>
+        <w:t xml:space="preserve">: [하우스] 핵심 이견은 최종금리(터미널): 신한은 2027년 상반기까지 2회 추가 인상해 최종 3.50%(확신 높음, 20261022_신한_10월금통위 p.1, 근거: 경기 판단 상향·대외 불확실성) vs 미래에셋은 11월 1회 인상 후 2027년 상반기 3.25%에서 동결(확신 높음, 20261022_미래_FixedIncomeComment_10월금통위 p.1-2, 근거: 반도체 호황의 고용·소비 파급이 제한적이고 가계부채·자산시장 부담으로 수요측 물가 압력이 크지 않음). [하우스] 미래에셋은 자사 GDP 전망을 2027년 하반기 2.3%로 둔화로 제시(20261022_미래_FixedIncomeComment_10월금통위 p.2 그림1) — 3.25% 이후 추가 인상 신중론의 배경. [하우스] 지연 참고(NH, 2026-05, 구조적 참고): 터미널 3.00% 후 2027~2028년 동결(20260526_NH_2026하반기FICC채권전망 p.88-89) — 10월 동결 이후 동일 주간 두 하우스 모두 11월 추가 인상을 예상해 사실상 추월된 경로. [판단] 이견 폭은 25bp(3.25% vs 3.50%)이며, 시장(통안 364일 3.551%, 수기 2026-10-23, 기준금리 대비 +55bp)은 두 경로 사이~신한 쪽에 가깝다. 신한 크레딧 리포트(20261020_신한_WeeklyCreditMonitor p.2-3)의</w:t>
       </w:r>
       <w:r>
         <w:t xml:space="preserve"> </w:t>
@@ -2787,7 +2858,7 @@
         <w:t xml:space="preserve">‘</w:t>
       </w:r>
       <w:r>
-        <w:t xml:space="preserve">동결 기대’는 시장 요인 인용일 뿐 자체 금리 콜 아님.</w:t>
+        <w:t xml:space="preserve">동결 기대’는 시장 요인 인용으로 자체 콜 아님.</w:t>
       </w:r>
       <w:r>
         <w:t xml:space="preserve"> </w:t>
@@ -2806,22 +2877,7 @@
         <w:t xml:space="preserve">한국 국채 (국고채 3·10·30년, 커브)</w:t>
       </w:r>
       <w:r>
-        <w:t xml:space="preserve">: [하우스] 수준·방향 이견: NH(2026-05 발간, 약 5개월 시차)는 분기 평균 4Q26 3년 3.65%·10년 4.00%, 연평균 2027년 3년 3.50%·10년 3.80%로 하향 안정 경로(20260526_NH_2026하반기FICC채권전망 p.77, p.80-82, p.87-89). [사실] 현재 3년 3.803%(수기, 2026-10-23)·10년 4.097%(웹확인, 2026-10-23)로 NH 4Q 평균 대비 각각 약 +15bp·+10bp 높고, 신한 주간 밴드(3.70~3.85 / 4.00~4.15) 안에 있다. [판단] 신한은 단기 소폭 상승, NH는 연말·2027년 하락 — 단기(신한) vs 중장기(NH) 시계 차이도 섞여 있음. NH 하락 경로의 전제(터미널 3.00%·연준 12월 인하)는 연준 9월 인상으로 일부 무너졌다. [하우스] 구조적 이견: NH는 K-ICS 개선으로 보험사 초장기물 수요가 약해지고 WGBI 자금이 3~10년에 집중돼 2027년 초장기 발행 증가 시 30-10 스프레드 확대(역전 해소) 가능성을 제시(확신 낮음·조건부, p.84-86). 신한은 30년물 직접 견해 없음. [사실] 현재 30Y-10Y는 +9.2bp로 이미 역전 아님. 신한 내부 뉘앙스: 금통위 리포트는 ’횡보</w:t>
-      </w:r>
-      <w:r>
-        <w:t xml:space="preserve">’</w:t>
-      </w:r>
-      <w:r>
-        <w:t xml:space="preserve">, 가이드북은</w:t>
-      </w:r>
-      <w:r>
-        <w:t xml:space="preserve"> </w:t>
-      </w:r>
-      <w:r>
-        <w:t xml:space="preserve">‘</w:t>
-      </w:r>
-      <w:r>
-        <w:t xml:space="preserve">약보합(소폭 상승)’으로 강도 차이만 있음.</w:t>
+        <w:t xml:space="preserve">: [하우스] 동일 주간 2곳 간 차이는 강도·형식: 신한은 수치 밴드와 소폭 상승 방향을 제시(20261023_신한_WeeklyGuideBook p.9), 미래에셋은 수치 전망 없이 포지션(듀레이션 중립·랠리 시 차익실현) 권고만 제시(20261022_미래_FixedIncomeComment_10월금통위 p.1-2; 20261023_미래_MacroWeekAhead p.1). 배경 기준금리 경로는 신한 3.50% vs 미래에셋 3.25% 터미널로 25bp 차이(kr_rate 참조) — 미래에셋 쪽이 3년물 기반영분(+80bp) 해소 여지를 더 크게 시사. [하우스] 지연 참고(NH, 2026-05 발간·약 5개월 시차): 4Q26 평균 3년 3.65%·10년 4.00%, 2027년 연평균 3.50%·3.80%의 하향 경로(20260526_NH_2026하반기FICC채권전망 p.77, p.80-82, p.87-89). [사실] 현재 3년 3.803%(수기, 2026-10-23)·10년 4.097%(웹확인, 2026-10-23)로 NH 4Q 평균보다 약 +15bp·+10bp 높다. [판단] NH 전제(터미널 3.00%·연준 12월 인하)는 연준 9월 인상과 두 하우스의 11월 인상 예상으로 약화. [하우스] 구조적 참고: NH는 보험사 초장기 수요 약화·2027년 초장기 발행 증가 시 30-10 스프레드 확대 가능성(확신 낮음·조건부, p.84-86). 신한·미래에셋은 30년물 직접 견해 없음. [사실] 현재 30Y-10Y +9.2bp로 역전 아님.</w:t>
       </w:r>
       <w:r>
         <w:t xml:space="preserve"> </w:t>
@@ -2859,7 +2915,7 @@
         <w:t xml:space="preserve">미국 금리 (FFR, 정책 경로)</w:t>
       </w:r>
       <w:r>
-        <w:t xml:space="preserve">: [하우스] NH(2026-05 발간, 약 5개월 시차)는 9월부터 완화 신호 → 12월 25bp 인하(4Q26 말 3.50%), 2027년 말 터미널 3.25%를 제시(20260526_NH_2026하반기FICC채권전망 p.2, p.29, p.89). [사실] NH 단기 콜은 실현되지 않음(연준 9월 인상): 2026-09-16 FOMC가 25bp 인상해 3.75~4.00%, SEP 2026년 말 중간값 4.1%. 신한의 매파적 동결·추가 인상 옵션과 정반대. [판단] NH 경로는 현재 Bull 시나리오(2027년 중 인하 전환, 상단 3.00% 내외)의 방향적 참고로만 쓰고, 수치(3.50%·3.25%)는 현재 전망으로 사용하지 않음.</w:t>
+        <w:t xml:space="preserve">: [하우스] 동일 주간 2곳 간 차이는 추가 인상 옵션의 언급 여부뿐: 신한은 연준이 추가 인상 옵션을 열어둘 것으로 판단(확신 낮음, 시점 미확정, 20261023_신한_WeeklyGuideBook p.3), 미래에셋은 추가 인상 경로를 제시하지 않고 동결·관망만 언급(20261023_미래_MacroWeekAhead p.1). 두 하우스 모두 정책금리 수준 전망은 미제시. [하우스] 지연 참고(NH, 2026-05 발간·약 5개월 시차): 12월 25bp 인하(4Q26 말 3.50%)·터미널 3.25%(20260526_NH_2026하반기FICC채권전망 p.2, p.29, p.89). [사실] NH 12월 인하 콜은 미실현 — 2026-09-16 FOMC가 25bp 인상해 3.75~4.00%, SEP 2026년 말 중간값 4.1%. [판단] NH 경로는 Bull 시나리오의 방향 참고로만 사용.</w:t>
       </w:r>
       <w:r>
         <w:t xml:space="preserve"> </w:t>
@@ -2878,7 +2934,7 @@
         <w:t xml:space="preserve">미국 국채 (UST 2·10·30년, 커브, BEI)</w:t>
       </w:r>
       <w:r>
-        <w:t xml:space="preserve">: [하우스] 수준 이견이 큼: NH(2026-05 발간, 약 5개월 시차)는 UST10Y 하반기 레인지 4.20~4.75%, 분기 평균 3Q 4.40% → 4Q 4.30%, 연평균 2027년 4.08%·2028년 4.00%(20260526_NH_2026하반기FICC채권전망 p.29, p.89). [사실] 현재 10Y 5.00%(2026-10-23, 웹확인)는 NH 하반기 레인지 상단(4.75%)을 넘어섰고 신한 주간 밴드(4.90~5.15%) 안에 있다. NH 단기 콜은 실현되지 않음(연준 9월 인상) — 전제였던 연준 12월 인하가 9/16 인상(3.75~4.00%)으로 뒤집힘. [하우스] NH 구조 뷰(SLR 완화 은행 매수·스테이블코인 준비금·연준 T-bill 매입·외국인 보유로 국채 수요가 구조적으로 지지, p.22-28)는 장기 고려사항으로 유지 — Bull/Base에서 term premium 상단을 제한하는 요인. [판단] NH 수치 경로는 현재 전망으로 쓰지 않음.</w:t>
+        <w:t xml:space="preserve">: [하우스] 동일 주간 2곳 간 차이는 상하방 기울기뿐: 신한은 금리 소폭 상승 편향(20261023_신한_WeeklyGuideBook p.8), 미래에셋은 AI CAPEX 둔화 우려로 상단 제한·증시 동조(20261023_미래_MacroWeekAhead p.1) — 미래에셋이 하방(강세) 리스크에 조금 더 무게. [하우스] 지연 참고(NH, 2026-05 발간·약 5개월 시차): 하반기 레인지 4.20~4.75%, 분기 평균 3Q 4.40% → 4Q 4.30%, 연평균 2027년 4.08%·2028년 4.00%(20260526_NH_2026하반기FICC채권전망 p.29, p.89). [사실] 현재 10Y 5.00%(2026-10-23, 웹확인)는 NH 레인지 상단을 넘어섰고, 전제였던 연준 12월 인하는 9/16 인상(3.75~4.00%)으로 미실현. [하우스] NH 구조 뷰(SLR 완화 은행 매수·스테이블코인 준비금·연준 T-bill 매입·외국인 보유가 국채 수요를 구조적으로 지지, p.22-28)는 term premium 상단을 제한하는 장기 고려사항으로만 유지. [판단] NH 수치 경로는 현재 전망으로 쓰지 않음.</w:t>
       </w:r>
       <w:r>
         <w:t xml:space="preserve"> </w:t>
@@ -2897,7 +2953,7 @@
         <w:t xml:space="preserve">미국 회사채 (IG·HY OAS)</w:t>
       </w:r>
       <w:r>
-        <w:t xml:space="preserve">: 단일 하우스 — 비교 불가</w:t>
+        <w:t xml:space="preserve">: [하우스] 심각도 프레이밍 차이: 신한은 AI 인프라 신용 재평가를 성장 기대 약화·리스크오프(국채금리 하락도 신용위험 재평가 결과로 해석)의 동인으로 봄(20261023_신한_WeeklyGuideBook p.2). 미래에셋은 계약상 총익스포저는 크지만 손실 대부분을 하이퍼스케일러 주주가 흡수하고 외부 채권자 전이는 경제적 가치 76~84% 이상 훼손 시에만 급증해 시스템 전이 가능성은 낮다고 봄(중립, 확신 중간, 20261022_미래_EconMonthly_AI투자둔화리스크 p.1). [판단] 단기 확대 방향(IG +10bp)은 두 하우스와 정합, Bear 폭(+80bp)은 미래에셋의 저확률 전이 판단을 감안해 상향하지 않음.</w:t>
       </w:r>
       <w:r>
         <w:t xml:space="preserve"> </w:t>
@@ -3011,7 +3067,7 @@
         <w:t xml:space="preserve">미국 대체투자 - 인프라</w:t>
       </w:r>
       <w:r>
-        <w:t xml:space="preserve">: [판단] 수요 측 판단은 일치: EIA STEO(2026-10) 2026·27 전력수요 연속 사상 최고 전망은 삼성의 전력·데이터센터 구조 뷰를 현재 데이터로 뒷받침. [판단] 삼성의 ’현금흐름 방어’는 캐시플로 측면이고 ’금리 영향은 밸류에이션에 그친다’는 점을 인정하므로, 할인율 경로(UST10Y 연동, 전이율 0.6)를 바꿀 근거는 아님 — infra_discount_rate_bp 수치 변경 없음. Bear의 정책·건설 리스크 프리미엄 +10bp는 삼성의 재생에너지 위축 진단(p.58)과 방향 일치. [판단] 이견/리스크: 신한 WeeklyGuideBook(20261023_신한_WeeklyGuideBook p.2, us_corp_bond 매핑 — 맥락으로만 사용)은 네오클라우드 등 AI 인프라 기업의 크레딧 스프레드 상승·자본조달 제약 의문이 당분간 이어진다고 언급; 삼성도 빅테크 재무 약화·AI 수요 예측 실패를 핵심 리스크로 명시(p.59). 삼성의 ’데이터센터 최선호’는 차주(임차인) 신용 리스크 재평가 국면에서 선별이 필요하다고 판단.</w:t>
+        <w:t xml:space="preserve">: [하우스] 리스크 무게 차이: 미래에셋은 전력연결·준공 지연, GPU 기술 진부화, 담보가치 하락 시 차환 가능액 축소에 따른 유동성 위험을 경고(20261022_미래_EconMonthly_AI투자둔화리스크 p.2-3)하는 반면, 삼성(약 5개월 전)은 데이터센터를 펀더멘털 최강·대출형 수요 큰 섹터로 긍정 평가(20260528_삼성_2026하반기대체투자전망 p.49; 리스크로는 빅테크 재무 약화·AI 수요 예측 실패 p.59). [하우스] 맥락: 신한은 상장 리츠 기준 데이터센터 회복이 성장 둔화 우려로 제한적이라고 봄(20261023_신한_WeeklyGuideBook p.12, us_alt_re 매핑 — 참고만). [판단] 할인율 경로는 UST10Y 연동(전이율 0.6) 유지, 데이터센터 차환 위험은 Bear 리스크 프리미엄(+10bp)으로 반영 — infra_discount_rate_bp 수치 변경 없음. 수요 측은 EIA STEO(2026-10) 전력수요 연속 사상 최고 전망과 정합.</w:t>
       </w:r>
       <w:r>
         <w:t xml:space="preserve"> </w:t>
@@ -3094,43 +3150,7 @@
         <w:t xml:space="preserve">미국 대체투자 - PE (Debt) / Private Credit</w:t>
       </w:r>
       <w:r>
-        <w:t xml:space="preserve">: [판단] 구조적 판단(시스템 위기 제한)에는 동의하나, 현재 데이터는 삼성 발간 시점보다 악화: Fitch TTM 부도율 6.3%(2026-08-31 기준, stale) 사상 최고, PIK·부실교환 누적 — 삼성의</w:t>
-      </w:r>
-      <w:r>
-        <w:t xml:space="preserve"> </w:t>
-      </w:r>
-      <w:r>
-        <w:t xml:space="preserve">‘</w:t>
-      </w:r>
-      <w:r>
-        <w:t xml:space="preserve">연착륙</w:t>
-      </w:r>
-      <w:r>
-        <w:t xml:space="preserve">’</w:t>
-      </w:r>
-      <w:r>
-        <w:t xml:space="preserve"> </w:t>
-      </w:r>
-      <w:r>
-        <w:t xml:space="preserve">무게보다 신용 손실 측면은 더 보수적으로 봄. [판단] 삼성이 제시한 위험 조건(고금리 장기화+침체+2027~28 만기 집중)은 본 Bear 시나리오(UST10Y +50bp·경기 둔화)와 동일 경로이므로 Bear 확률 0.25를 낮출 근거로 보지 않음; 시스템 리스크 제한은 Bear의</w:t>
-      </w:r>
-      <w:r>
-        <w:t xml:space="preserve"> </w:t>
-      </w:r>
-      <w:r>
-        <w:t xml:space="preserve">‘</w:t>
-      </w:r>
-      <w:r>
-        <w:t xml:space="preserve">전이(시스템 위기)’가 아니라 ’부도율 상승’만 반영하는 현 설계(+2.0%p)와 정합 — 수치 변경 없음. [판단] 참고(맥락): 신한 WeeklyGuideBook(20261023_신한_WeeklyGuideBook p.2, us_corp_bond 매핑)의 네오클라우드 등 AI 인프라 기업 크레딧 스프레드 상승·자본조달 제약 우려는 삼성의 ’AI·데이터센터 자금 수요 = 성장 동력</w:t>
-      </w:r>
-      <w:r>
-        <w:t xml:space="preserve">’</w:t>
-      </w:r>
-      <w:r>
-        <w:t xml:space="preserve"> </w:t>
-      </w:r>
-      <w:r>
-        <w:t xml:space="preserve">논리의 하방 리스크(차주 신용) 측면.</w:t>
+        <w:t xml:space="preserve">: [하우스] AI/데이터센터 대출을 보는 시각 차이: 삼성은 AI·데이터센터 파이낸싱 수요를 사모대출 성장 동력으로 평가(20260528_삼성_2026하반기대체투자전망 p.37), 미래에셋은 같은 익스포저의 회수가 보증기업 신용에 의존하고 심각 시나리오에선 대주 손실과 만기 미스매치가 커진다고 경고(20261022_미래_EconMonthly_AI투자둔화리스크 p.5-6). [판단] 현재 데이터(Fitch TTM 6.3%, 2026-08-31, stale)는 삼성 발간 시점보다 악화돼 신용 손실 측면은 보수적으로 봄; Bear(+2.0%p, 확률 0.25)는 부도율 상승에 한정하고 시스템 전이는 반영하지 않는 설계로 두 하우스와 정합 — 수치 변경 없음. [하우스] 맥락: 신한의 AI 인프라 기업 크레딧 스프레드 상승·자본조달 제약 우려(20261023_신한_WeeklyGuideBook p.2, us_corp_bond 매핑)는 AI 인프라 차주 신용의 하방 리스크.</w:t>
       </w:r>
     </w:p>
     <w:bookmarkEnd w:id="22"/>
@@ -7957,7 +7977,7 @@
         <w:pStyle w:val="BodyText"/>
       </w:pPr>
       <w:r>
-        <w:t xml:space="preserve">[판단] 매파적 동결 후 11월 또는 2027년 1월 금통위에서 25bp 추가 인상 가능성이 높다. 성장(2Q 0.6% 서프라이즈)·물가(CPI 2.9%, PPI 7.7%)가 모두 인상을 지지하고, 9월 가계대출 순감은 금융안정 부담을 다소 덜어준다. [하우스] 신한투자증권은 10월 동결을 ’추가 인상 방향 유지’로 해석하고 3Q GDP 양호 시 인상 판단이 지지된다고 봄(20261023_신한_EconCheckup p.1, 20261023_신한_WeeklyGuideBook p.2). [판단] 다만 10월 증시 급락·AI 투자 수익성 우려 등 위험회피가 커지면 인상 시점이 늦어질 수 있어 확신도는 중간.</w:t>
+        <w:t xml:space="preserve">[판단] 매파적 동결 후 11월(늦어도 2027년 1월) 금통위에서 25bp 추가 인상 가능성이 높다. 성장(2Q 0.6% 서프라이즈)·물가(CPI 2.9%, PPI 7.7%, 2026-09 수기)가 인상을 지지하고, 9월 가계대출 순감은 금융안정 부담을 다소 덜어준다. [하우스] 동일 주간 2곳이 모두 11월 인상을 예상: 신한(20261023_신한_EconCheckup p.1, 20261023_신한_WeeklyGuideBook p.2), 미래에셋(확신 높음, 20261022_미래_FixedIncomeComment_10월금통위 p.1-2). [판단] 다만 10월 증시 급락·AI 투자 수익성 우려 등 위험회피가 커지면 시점이 늦어질 수 있어 확신도는 중간 유지.</w:t>
       </w:r>
     </w:p>
     <w:p>
@@ -8084,19 +8104,19 @@
               <w:jc w:val="left"/>
             </w:pPr>
             <w:r>
-              <w:t xml:space="preserve">0.55</w:t>
-            </w:r>
-          </w:p>
-        </w:tc>
-        <w:tc>
-          <w:tcPr/>
-          <w:p>
-            <w:pPr>
-              <w:pStyle w:val="Compact"/>
-              <w:jc w:val="left"/>
-            </w:pPr>
-            <w:r>
-              <w:t xml:space="preserve">[판단] 2027년 상반기까지 2회 추가 인상해 최종금리 3.50% 도달 후 장기 동결. [하우스] 신한투자증권 경로(20261022_신한_10월금통위 p.1)와 일치.</w:t>
+              <w:t xml:space="preserve">0.45</w:t>
+            </w:r>
+          </w:p>
+        </w:tc>
+        <w:tc>
+          <w:tcPr/>
+          <w:p>
+            <w:pPr>
+              <w:pStyle w:val="Compact"/>
+              <w:jc w:val="left"/>
+            </w:pPr>
+            <w:r>
+              <w:t xml:space="preserve">[판단] 2027년 상반기까지 2회 추가 인상해 최종금리 3.50% 도달 후 장기 동결. [하우스] 신한 경로(20261022_신한_10월금통위 p.1)와 일치. [판단] 동일 주간 미래에셋의 3.25% 터미널(20261022_미래_FixedIncomeComment_10월금통위 p.1-2)로 하우스가 25bp 갈렸으나, 한은이 성장·근원물가 전망을 상향 시사(같은 카드 p.1-2)했고 CPI 2.9%·PPI 7.7%(2026-09, 수기)로 물가가 목표를 크게 상회, 통안 364일 3.551%(2026-10-23, 수기)가 기준금리 대비 +55bp로 1회(3.25%)보다 2회 쪽에 가까운 경로를 반영해 Base 터미널은 3.50% 유지, 확률만 낮춤.</w:t>
             </w:r>
           </w:p>
         </w:tc>
@@ -8129,7 +8149,7 @@
               <w:jc w:val="left"/>
             </w:pPr>
             <w:r>
-              <w:t xml:space="preserve">현 3.00% → 최종 3.50% (25bp × 2회)</w:t>
+              <w:t xml:space="preserve">현 3.00% → 최종 3.50%(25bp × 2회): +50bp 유지. 확률 0.55 → 0.45(미래에셋 3.25% 터미널 등장으로 Base 확신 하향, 감소분 0.10은 Bull로 이동)</w:t>
             </w:r>
           </w:p>
         </w:tc>
@@ -8155,37 +8175,19 @@
               <w:jc w:val="left"/>
             </w:pPr>
             <w:r>
-              <w:t xml:space="preserve">0.2</w:t>
-            </w:r>
-          </w:p>
-        </w:tc>
-        <w:tc>
-          <w:tcPr/>
-          <w:p>
-            <w:pPr>
-              <w:pStyle w:val="Compact"/>
-              <w:jc w:val="left"/>
-            </w:pPr>
-            <w:r>
-              <w:t xml:space="preserve">[판단] 물가 둔화·소비 위축·글로벌 위험회피로 추가 인상은 최대 1회(3.25%)에서 종료되고 2028년 전후 인하 전환해 3.00% 이하로 복귀. [하우스] NH의</w:t>
-            </w:r>
-            <w:r>
-              <w:t xml:space="preserve"> </w:t>
-            </w:r>
-            <w:r>
-              <w:t xml:space="preserve">‘</w:t>
-            </w:r>
-            <w:r>
-              <w:t xml:space="preserve">터미널 3.00% 후 2027~2028년 동결</w:t>
-            </w:r>
-            <w:r>
-              <w:t xml:space="preserve">’</w:t>
-            </w:r>
-            <w:r>
-              <w:t xml:space="preserve"> </w:t>
-            </w:r>
-            <w:r>
-              <w:t xml:space="preserve">경로(20260526_NH_2026하반기FICC채권전망 p.88-89, 2026-05 발간·약 5개월 시차)가 이 대안 경로(추가 인상 없음)의 하우스 근거.</w:t>
+              <w:t xml:space="preserve">0.3</w:t>
+            </w:r>
+          </w:p>
+        </w:tc>
+        <w:tc>
+          <w:tcPr/>
+          <w:p>
+            <w:pPr>
+              <w:pStyle w:val="Compact"/>
+              <w:jc w:val="left"/>
+            </w:pPr>
+            <w:r>
+              <w:t xml:space="preserve">[판단] 11월 1회 인상(3.25%)에서 정점 후 2027년 상반기 동결, 이후 성장 둔화·물가 안정으로 2027년 하반기~2028년 인하 전환해 3.00% 이하로 복귀. [하우스] 첫 구간(3.25% 정점·1H27 동결)은 미래에셋 경로(20261022_미래_FixedIncomeComment_10월금통위 p.1-2, 근거: 수요측 물가 압력 제한)와 일치하고, 미래에셋 GDP 전망 2027년 하반기 2.3% 둔화(같은 카드 p.2 그림1)가 이후 인하의 배경. [하우스] NH 3.00% 터미널 경로(20260526_NH_2026하반기FICC채권전망 p.88-89, 2026-05 발간·지연 참고)도 이 대안 경로 쪽 근거.</w:t>
             </w:r>
           </w:p>
         </w:tc>
@@ -8218,7 +8220,7 @@
               <w:jc w:val="left"/>
             </w:pPr>
             <w:r>
-              <w:t xml:space="preserve">1회 인상 후 2회 인하 가정 → 순 -25bp(유지). NH 3.00% 동결 경로(0bp)는 Base(+50bp)와 이 시나리오 사이 — 신한 최신 콜·시장 선반영(통안1년 +55bp)을 감안해 확률·충격값은 변경하지 않음(0.20 유지)</w:t>
+              <w:t xml:space="preserve">1회 인상(3.25%) 후 2회 인하 가정 → 순 -25bp 유지. 확률 0.20 → 0.30: 동일 주간 하우스 1곳(미래에셋, 확신 높음)이 이 경로의 첫 구간(3.25% 터미널)을 Base로 제시해 상향</w:t>
             </w:r>
           </w:p>
         </w:tc>
@@ -8289,7 +8291,7 @@
               <w:jc w:val="left"/>
             </w:pPr>
             <w:r>
-              <w:t xml:space="preserve">최종금리 3.75% 가정(25bp × 3회), 4.00% 꼬리위험은 미반영</w:t>
+              <w:t xml:space="preserve">최종금리 3.75% 가정(25bp × 3회), 4.00% 꼬리위험은 미반영. 충격 +75bp·확률 0.25 유지(두 하우스 모두 3.50% 초과 경로는 제시하지 않음)</w:t>
             </w:r>
           </w:p>
         </w:tc>
@@ -8316,7 +8318,7 @@
         <w:pStyle w:val="Compact"/>
       </w:pPr>
       <w:r>
-        <w:t xml:space="preserve">컨센서스: [하우스] 2곳 공통: 한은 인상 사이클의 방향(상승)과</w:t>
+        <w:t xml:space="preserve">컨센서스: [하우스] 동일 주간 2곳(신한 2026-10-22~23, 미래에셋 2026-10-22) 공통: ① 10/22 만장일치 동결은 7·8월 선제 인상(빅스텝 포함) 효과를 점검하는 성격(20261022_신한_10월금통위 p.1; 20261022_미래_FixedIncomeComment_10월금통위 p.1-2). ② 11월 금통위 추가 인상 가능성이 높다 — 신한(확신 중간, 20261022_신한_10월금통위 p.1; 20261023_신한_EconCheckup p.1; 20261023_신한_WeeklyGuideBook p.2), 미래에셋(한은 성장·물가 전망 상향과 함께 인상, 확신 높음, 20261022_미래_FixedIncomeComment_10월금통위 p.1-2). [하우스] 미래에셋은 한은이 2027년 성장률 3%대 상향·근원물가 2.5% 상회 가능성을 시사했다고 정리(20261022_미래_FixedIncomeComment_10월금통위 p.1-2, 카드 notes). [하우스] 지연 참고(NH, 2026-05-26 발간·약 5개월 시차):</w:t>
       </w:r>
       <w:r>
         <w:t xml:space="preserve"> </w:t>
@@ -8325,7 +8327,7 @@
         <w:t xml:space="preserve">‘</w:t>
       </w:r>
       <w:r>
-        <w:t xml:space="preserve">선제·보험용 인상 후 효과 점검</w:t>
+        <w:t xml:space="preserve">보험용</w:t>
       </w:r>
       <w:r>
         <w:t xml:space="preserve">’</w:t>
@@ -8334,25 +8336,7 @@
         <w:t xml:space="preserve"> </w:t>
       </w:r>
       <w:r>
-        <w:t xml:space="preserve">성격에는 신한·NH가 일치. 신한(2026-10-22)은 10월 동결을 7~8월 선제 인상 효과를 점검하는 매파적 동결로 해석하고 3Q GDP 양호 시 인상 판단이 지지된다고 봄(20261022_신한_10월금통위 p.1, 20261023_신한_EconCheckup p.1, 20261023_신한_WeeklyGuideBook p.2). NH(2026-05-26, 약 5개월 전 발간)는 유가 충격 2차 파급·기대인플레 관리 목적의</w:t>
-      </w:r>
-      <w:r>
-        <w:t xml:space="preserve"> </w:t>
-      </w:r>
-      <w:r>
-        <w:t xml:space="preserve">‘</w:t>
-      </w:r>
-      <w:r>
-        <w:t xml:space="preserve">보험용</w:t>
-      </w:r>
-      <w:r>
-        <w:t xml:space="preserve">’</w:t>
-      </w:r>
-      <w:r>
-        <w:t xml:space="preserve"> </w:t>
-      </w:r>
-      <w:r>
-        <w:t xml:space="preserve">선제 인상을 핵심 콜로 제시(20260526_NH_2026하반기FICC채권전망 p.64). [사실] NH의 경로(3Q·4Q 인상 → 3.00% 후 동결)는 시점은 더 빨랐지만(7·8월 인상) 3.00% 도달·10/22 동결로 지금까지 대체로 실현됨.</w:t>
+        <w:t xml:space="preserve">선제 인상 콜(20260526_NH_2026하반기FICC채권전망 p.64)은 7·8월 인상·3.00% 도달로 대체로 실현됨 — 방향 근거로만 참고.</w:t>
       </w:r>
     </w:p>
     <w:p>
@@ -8364,7 +8348,7 @@
         <w:pStyle w:val="Compact"/>
       </w:pPr>
       <w:r>
-        <w:t xml:space="preserve">이견: [하우스] 핵심 이견은 최종금리: 신한은 2027년 상반기까지 2회 추가 인상해 최종 3.50%(확신 높음, 20261022_신한_10월금통위 p.1), NH는 터미널 3.00% 후 2027~2028년 동결(확신 높음, 20260526_NH_2026하반기FICC채권전망 p.88-89). [판단] NH는 2026-05 발간(약 5개월 시차)으로 이후의 물가(CPI 2.9%·PPI 7.7%, 2026-09)·성장 지표와 10월 금통위를 반영하지 못했고, 최신 신한 콜보다 앞선 견해다. NH 스스로도 부동산·반도체 호황 시 터미널 3% 초과 가능성을 리스크로 명시(p.63, p.87). 따라서 NH 3.00% 경로는 Base가 아닌 Bull/대안 경로의 하우스 근거로만 반영. 신한 내부 뉘앙스: 크레딧 리포트(20261020_신한_WeeklyCreditMonitor p.2-3)의 ’동결 기대’는 시장 요인 인용일 뿐 자체 금리 콜 아님.</w:t>
+        <w:t xml:space="preserve">이견: [하우스] 핵심 이견은 최종금리(터미널): 신한은 2027년 상반기까지 2회 추가 인상해 최종 3.50%(확신 높음, 20261022_신한_10월금통위 p.1, 근거: 경기 판단 상향·대외 불확실성) vs 미래에셋은 11월 1회 인상 후 2027년 상반기 3.25%에서 동결(확신 높음, 20261022_미래_FixedIncomeComment_10월금통위 p.1-2, 근거: 반도체 호황의 고용·소비 파급이 제한적이고 가계부채·자산시장 부담으로 수요측 물가 압력이 크지 않음). [하우스] 미래에셋은 자사 GDP 전망을 2027년 하반기 2.3%로 둔화로 제시(20261022_미래_FixedIncomeComment_10월금통위 p.2 그림1) — 3.25% 이후 추가 인상 신중론의 배경. [하우스] 지연 참고(NH, 2026-05, 구조적 참고): 터미널 3.00% 후 2027~2028년 동결(20260526_NH_2026하반기FICC채권전망 p.88-89) — 10월 동결 이후 동일 주간 두 하우스 모두 11월 추가 인상을 예상해 사실상 추월된 경로. [판단] 이견 폭은 25bp(3.25% vs 3.50%)이며, 시장(통안 364일 3.551%, 수기 2026-10-23, 기준금리 대비 +55bp)은 두 경로 사이~신한 쪽에 가깝다. 신한 크레딧 리포트(20261020_신한_WeeklyCreditMonitor p.2-3)의 ’동결 기대’는 시장 요인 인용으로 자체 콜 아님.</w:t>
       </w:r>
     </w:p>
     <w:p>
@@ -8434,6 +8418,18 @@
           <w:rStyle w:val="VerbatimChar"/>
         </w:rPr>
         <w:t xml:space="preserve">20260526_NH_2026하반기FICC채권전망</w:t>
+      </w:r>
+      <w:r>
+        <w:t xml:space="preserve">,</w:t>
+      </w:r>
+      <w:r>
+        <w:t xml:space="preserve"> </w:t>
+      </w:r>
+      <w:r>
+        <w:rPr>
+          <w:rStyle w:val="VerbatimChar"/>
+        </w:rPr>
+        <w:t xml:space="preserve">20261022_미래_FixedIncomeComment_10월금통위</w:t>
       </w:r>
     </w:p>
     <w:p>
@@ -8563,7 +8559,7 @@
         <w:t xml:space="preserve">데이터 공백</w:t>
       </w:r>
       <w:r>
-        <w:t xml:space="preserve">: 하우스 2곳(신한 2026-10, NH 2026-05 — 발간 시차 약 5개월, 동일 시점 비교 아님); 3Q GDP 속보치 미발표(미확인); 근원 CPI 전년비 미확인(지수만 확보), 기대인플레이션 미확인; 10월 금통위 소수의견·의사록·총재 기자간담회 세부 발언 미확인; 가계대출연체율·M2·예금은행 금리: 기준일 2026-08-31, 55일 경과(stale); 수도권 주택가격 최신치 미확인, 10월 가계대출 동향 미발표</w:t>
+        <w:t xml:space="preserve">: 하우스 2곳 동일 주간(신한·미래에셋) + NH(2026-05, 구조적 참고); 3Q GDP 속보치 미발표(미확인); 근원 CPI 전년비 미확인(지수만 확보), 기대인플레이션 미확인; 10월 금통위 소수의견·의사록·총재 기자간담회 세부 발언 미확인; 가계대출연체율·M2·예금은행 금리: 기준일 2026-08-31, 55일 경과(stale); 수도권 주택가격 최신치 미확인, 10월 가계대출 동향 미발표</w:t>
       </w:r>
     </w:p>
     <w:bookmarkEnd w:id="25"/>
@@ -9337,7 +9333,7 @@
         <w:pStyle w:val="BodyText"/>
       </w:pPr>
       <w:r>
-        <w:t xml:space="preserve">[하우스] 신한투자증권은 9월 말 이후 강세가 상당 부분 가격에 반영돼 금리가 바닥을 다지는 국면이며, 차주 3년 3.70~3.85%·10년 4.00~4.15% 밴드에서 약보합(금리 소폭 상승) 예상(20261022_신한_10월금통위 p.1, 20261023_신한_WeeklyGuideBook p.9). [판단] 현 3년 3.803%는 밴드 상단, 10년 4.097%는 중하단. 실제 추가 인상이 확인되면 3년물이 소폭 더 오르고, 장기물은 정부의 발행 축소·바이백과 보험사 ALM 수요로 상대적으로 견조해 커브는 플래트닝 편향. [판단] 미 금리 하락·위험회피가 이어지면 하방(강세) 위험도 존재.</w:t>
+        <w:t xml:space="preserve">[하우스] 신한투자증권은 9월 말 이후 강세가 상당 부분 가격에 반영돼 금리가 바닥을 다지는 국면이며, 차주 3년 3.70~3.85%·10년 4.00~4.15% 밴드에서 약보합(금리 소폭 상승) 예상(20261022_신한_10월금통위 p.1, 20261023_신한_WeeklyGuideBook p.9). [하우스] 미래에셋은 듀레이션 중립·금리 하락 시 일부 차익실현, 원화채 추격 매수 자제를 권고(20261022_미래_FixedIncomeComment_10월금통위 p.1-2; 20261023_미래_MacroWeekAhead p.1) — 신한과 양립 가능. [판단] 현 3년 3.803%는 밴드 상단, 10년 4.097%는 중하단. 실제 추가 인상이 확인되면 3년물이 소폭 더 오르고, 장기물은 정부의 발행 축소·바이백과 보험사 ALM 수요로 상대적으로 견조해 커브는 플래트닝 편향. [판단] 미 금리 하락·위험회피가 이어지면 하방(강세) 위험도 존재.</w:t>
       </w:r>
     </w:p>
     <w:p>
@@ -9464,7 +9460,7 @@
               <w:jc w:val="left"/>
             </w:pPr>
             <w:r>
-              <w:t xml:space="preserve">0.55</w:t>
+              <w:t xml:space="preserve">0.45</w:t>
             </w:r>
           </w:p>
         </w:tc>
@@ -9539,7 +9535,7 @@
               <w:jc w:val="left"/>
             </w:pPr>
             <w:r>
-              <w:t xml:space="preserve">기준금리 +50bp 중 3년물 기반영(+80bp) 감안 +15bp, 10·30년은 수급 개선으로 +10/+5bp</w:t>
+              <w:t xml:space="preserve">기준금리 +50bp 중 3년물 기반영(+80bp) 감안 +15bp, 10·30년은 수급 개선으로 +10/+5bp. 확률 0.55 → 0.45(kr_rate Base 확률 조정과 일치), 충격값 유지(시나리오 정의 불변)</w:t>
             </w:r>
           </w:p>
         </w:tc>
@@ -9565,19 +9561,19 @@
               <w:jc w:val="left"/>
             </w:pPr>
             <w:r>
-              <w:t xml:space="preserve">0.2</w:t>
-            </w:r>
-          </w:p>
-        </w:tc>
-        <w:tc>
-          <w:tcPr/>
-          <w:p>
-            <w:pPr>
-              <w:pStyle w:val="Compact"/>
-              <w:jc w:val="left"/>
-            </w:pPr>
-            <w:r>
-              <w:t xml:space="preserve">[판단] 물가 둔화·성장 둔화로 인상 조기 종료 후 인하 전환, 미 금리 하락·외국인 WGBI 자금 재유입으로 전 구간 강세.</w:t>
+              <w:t xml:space="preserve">0.3</w:t>
+            </w:r>
+          </w:p>
+        </w:tc>
+        <w:tc>
+          <w:tcPr/>
+          <w:p>
+            <w:pPr>
+              <w:pStyle w:val="Compact"/>
+              <w:jc w:val="left"/>
+            </w:pPr>
+            <w:r>
+              <w:t xml:space="preserve">[판단] 기준금리 3.25%(미래에셋 터미널, 20261022_미래_FixedIncomeComment_10월금통위 p.1-2)에서 정점 후 2027년 하반기~2028년 인하 전환, 미 금리 하락·외국인 WGBI 자금 재유입으로 전 구간 강세.</w:t>
             </w:r>
           </w:p>
         </w:tc>
@@ -9640,7 +9636,7 @@
               <w:jc w:val="left"/>
             </w:pPr>
             <w:r>
-              <w:t xml:space="preserve">기준금리 순 -25bp + 기반영 인상 프리미엄 해소로 3년 -50bp, 장기물은 기간프리미엄 잔존으로 낙폭 소폭 작음</w:t>
+              <w:t xml:space="preserve">기준금리 순 -25bp + 기반영 인상 프리미엄 해소로 3년 -50bp, 장기물은 기간프리미엄 잔존으로 낙폭 소폭 작음. 확률 0.20 → 0.30(kr_rate Bull과 일치), 충격값 유지</w:t>
             </w:r>
           </w:p>
         </w:tc>
@@ -9768,7 +9764,22 @@
         <w:pStyle w:val="Compact"/>
       </w:pPr>
       <w:r>
-        <w:t xml:space="preserve">컨센서스: [하우스] 2곳 공통: 국고채 장기물 비중확대에는 신중하다는 점에서 일치. 신한(2026-10-23)은 강세 상당 부분 반영 후 바닥 다지기·단기 약보합(금리 소폭 상승), 주간 밴드 3년 3.70~3.85%·10년 4.00~4.15%(20261023_신한_WeeklyGuideBook p.9; 20261022_신한_10월금통위 p.1). NH(2026-05-26, 약 5개월 전)는 한국 국채 투자의견 중립·3년 이하 선호(20260526_NH_2026하반기FICC채권전망 p.4)이며, 10년물 4.3% 부근을 강한 저항선으로 봄(p.80).</w:t>
+        <w:t xml:space="preserve">컨센서스: [하우스] 동일 주간 2곳(신한·미래에셋) 공통: 국고채 강세 추격에 신중. 신한은 9월 말 이후 강세가 상당 부분 반영돼 바닥 다지기, 차주 3년 3.70~3.85%·10년 4.00~4.15% 밴드에서 약보합(금리 소폭 상승 편향) 예상(20261022_신한_10월금통위 p.1; 20261023_신한_WeeklyGuideBook p.9). 미래에셋은 총재 발언의 비둘기적 해석으로 금리가 반락했으나 3Q GDP·미 물가·연준 경로에 따른 대외금리 변동성을 경계해 듀레이션 중립·금리 하락 시 일부 차익실현을 권고(20261022_미래_FixedIncomeComment_10월금통위 p.1-2), 미 중간선거(11/3)·유가 경로 확인 전까지 원화채 추격 매수보다 듀레이션 중립(20261023_미래_MacroWeekAhead p.1). [판단] 두 하우스 시각은 양립 가능(밴드 상단 근처 약세 편향 vs 강세 시 이익실현 — 모두</w:t>
+      </w:r>
+      <w:r>
+        <w:t xml:space="preserve"> </w:t>
+      </w:r>
+      <w:r>
+        <w:t xml:space="preserve">‘</w:t>
+      </w:r>
+      <w:r>
+        <w:t xml:space="preserve">추격 매수 자제</w:t>
+      </w:r>
+      <w:r>
+        <w:t xml:space="preserve">’</w:t>
+      </w:r>
+      <w:r>
+        <w:t xml:space="preserve">). [하우스] 지연 참고(NH, 2026-05-26, 구조적 참고): 한국 국채 투자의견 중립·3년 이하 선호(20260526_NH_2026하반기FICC채권전망 p.4), 10년 4.3% 부근 강한 저항(p.80).</w:t>
       </w:r>
     </w:p>
     <w:p>
@@ -9780,22 +9791,7 @@
         <w:pStyle w:val="Compact"/>
       </w:pPr>
       <w:r>
-        <w:t xml:space="preserve">이견: [하우스] 수준·방향 이견: NH(2026-05 발간, 약 5개월 시차)는 분기 평균 4Q26 3년 3.65%·10년 4.00%, 연평균 2027년 3년 3.50%·10년 3.80%로 하향 안정 경로(20260526_NH_2026하반기FICC채권전망 p.77, p.80-82, p.87-89). [사실] 현재 3년 3.803%(수기, 2026-10-23)·10년 4.097%(웹확인, 2026-10-23)로 NH 4Q 평균 대비 각각 약 +15bp·+10bp 높고, 신한 주간 밴드(3.70~3.85 / 4.00~4.15) 안에 있다. [판단] 신한은 단기 소폭 상승, NH는 연말·2027년 하락 — 단기(신한) vs 중장기(NH) 시계 차이도 섞여 있음. NH 하락 경로의 전제(터미널 3.00%·연준 12월 인하)는 연준 9월 인상으로 일부 무너졌다. [하우스] 구조적 이견: NH는 K-ICS 개선으로 보험사 초장기물 수요가 약해지고 WGBI 자금이 3~10년에 집중돼 2027년 초장기 발행 증가 시 30-10 스프레드 확대(역전 해소) 가능성을 제시(확신 낮음·조건부, p.84-86). 신한은 30년물 직접 견해 없음. [사실] 현재 30Y-10Y는 +9.2bp로 이미 역전 아님. 신한 내부 뉘앙스: 금통위 리포트는</w:t>
-      </w:r>
-      <w:r>
-        <w:t xml:space="preserve"> </w:t>
-      </w:r>
-      <w:r>
-        <w:t xml:space="preserve">‘</w:t>
-      </w:r>
-      <w:r>
-        <w:t xml:space="preserve">횡보</w:t>
-      </w:r>
-      <w:r>
-        <w:t xml:space="preserve">’</w:t>
-      </w:r>
-      <w:r>
-        <w:t xml:space="preserve">, 가이드북은 ’약보합(소폭 상승)’으로 강도 차이만 있음.</w:t>
+        <w:t xml:space="preserve">이견: [하우스] 동일 주간 2곳 간 차이는 강도·형식: 신한은 수치 밴드와 소폭 상승 방향을 제시(20261023_신한_WeeklyGuideBook p.9), 미래에셋은 수치 전망 없이 포지션(듀레이션 중립·랠리 시 차익실현) 권고만 제시(20261022_미래_FixedIncomeComment_10월금통위 p.1-2; 20261023_미래_MacroWeekAhead p.1). 배경 기준금리 경로는 신한 3.50% vs 미래에셋 3.25% 터미널로 25bp 차이(kr_rate 참조) — 미래에셋 쪽이 3년물 기반영분(+80bp) 해소 여지를 더 크게 시사. [하우스] 지연 참고(NH, 2026-05 발간·약 5개월 시차): 4Q26 평균 3년 3.65%·10년 4.00%, 2027년 연평균 3.50%·3.80%의 하향 경로(20260526_NH_2026하반기FICC채권전망 p.77, p.80-82, p.87-89). [사실] 현재 3년 3.803%(수기, 2026-10-23)·10년 4.097%(웹확인, 2026-10-23)로 NH 4Q 평균보다 약 +15bp·+10bp 높다. [판단] NH 전제(터미널 3.00%·연준 12월 인하)는 연준 9월 인상과 두 하우스의 11월 인상 예상으로 약화. [하우스] 구조적 참고: NH는 보험사 초장기 수요 약화·2027년 초장기 발행 증가 시 30-10 스프레드 확대 가능성(확신 낮음·조건부, p.84-86). 신한·미래에셋은 30년물 직접 견해 없음. [사실] 현재 30Y-10Y +9.2bp로 역전 아님.</w:t>
       </w:r>
     </w:p>
     <w:p>
@@ -9841,6 +9837,30 @@
           <w:rStyle w:val="VerbatimChar"/>
         </w:rPr>
         <w:t xml:space="preserve">20260526_NH_2026하반기FICC채권전망</w:t>
+      </w:r>
+      <w:r>
+        <w:t xml:space="preserve">,</w:t>
+      </w:r>
+      <w:r>
+        <w:t xml:space="preserve"> </w:t>
+      </w:r>
+      <w:r>
+        <w:rPr>
+          <w:rStyle w:val="VerbatimChar"/>
+        </w:rPr>
+        <w:t xml:space="preserve">20261022_미래_FixedIncomeComment_10월금통위</w:t>
+      </w:r>
+      <w:r>
+        <w:t xml:space="preserve">,</w:t>
+      </w:r>
+      <w:r>
+        <w:t xml:space="preserve"> </w:t>
+      </w:r>
+      <w:r>
+        <w:rPr>
+          <w:rStyle w:val="VerbatimChar"/>
+        </w:rPr>
+        <w:t xml:space="preserve">20261023_미래_MacroWeekAhead</w:t>
       </w:r>
     </w:p>
     <w:p>
@@ -10052,7 +10072,7 @@
         <w:t xml:space="preserve">데이터 공백</w:t>
       </w:r>
       <w:r>
-        <w:t xml:space="preserve">: 하우스 2곳(신한 2026-10, NH 2026-05 — 발간 시차 약 5개월, 동일 시점 비교 아님); ktb_10y·ktb_30y는 snapshot 미수집 → 웹확인(이투데이 2026-10-23 마감 보도), 금투협 원자료 대조 미실시; 10/24 이후 마감값 미확인; 11월 국고채 발행계획·2027년 발행 총량 미확인; 10월 외국인 국채 수급 미확인; 국고채발행액: 기준일 2026-08-31, 55일 경과(stale)</w:t>
+        <w:t xml:space="preserve">: 하우스 2곳 동일 주간(신한·미래에셋) + NH(2026-05, 구조적 참고); ktb_10y·ktb_30y는 snapshot 미수집 → 웹확인(이투데이 2026-10-23 마감 보도), 금투협 원자료 대조 미실시; 10/24 이후 마감값 미확인; 11월 국고채 발행계획·2027년 발행 총량 미확인; 10월 외국인 국채 수급 미확인; 국고채발행액: 기준일 2026-08-31, 55일 경과(stale)</w:t>
       </w:r>
     </w:p>
     <w:bookmarkEnd w:id="26"/>
@@ -10722,7 +10742,7 @@
               <w:jc w:val="left"/>
             </w:pPr>
             <w:r>
-              <w:t xml:space="preserve">0.55</w:t>
+              <w:t xml:space="preserve">0.45</w:t>
             </w:r>
           </w:p>
         </w:tc>
@@ -10782,7 +10802,7 @@
               <w:jc w:val="left"/>
             </w:pPr>
             <w:r>
-              <w:t xml:space="preserve">AA-는 정책금리 정점 통과 후 캐리 수요로 -5bp, BBB-는 고금리 장기화에 따른 이자부담으로 +10bp</w:t>
+              <w:t xml:space="preserve">AA-는 정책금리 정점 통과 후 캐리 수요로 -5bp, BBB-는 고금리 장기화에 따른 이자부담으로 +10bp [확률 동기화 2026-10-25] kr_rate 시나리오 확률 변경(미래에셋 3.25% 최종금리 전망 반영, Base 0.55→0.45·Bull 0.20→0.30)에 맞춰 0.55→0.45. 충격값은 동일 금리 경로 전제라 유지.</w:t>
             </w:r>
           </w:p>
         </w:tc>
@@ -10808,7 +10828,7 @@
               <w:jc w:val="left"/>
             </w:pPr>
             <w:r>
-              <w:t xml:space="preserve">0.2</w:t>
+              <w:t xml:space="preserve">0.3</w:t>
             </w:r>
           </w:p>
         </w:tc>
@@ -10868,7 +10888,7 @@
               <w:jc w:val="left"/>
             </w:pPr>
             <w:r>
-              <w:t xml:space="preserve">금리 하락기 크레딧 수요 증가로 AA- -15bp, BBB-는 베타가 커 -40bp</w:t>
+              <w:t xml:space="preserve">금리 하락기 크레딧 수요 증가로 AA- -15bp, BBB-는 베타가 커 -40bp [확률 동기화 2026-10-25] kr_rate 시나리오 확률 변경(미래에셋 3.25% 최종금리 전망 반영, Base 0.55→0.45·Bull 0.20→0.30)에 맞춰 0.2→0.3. 충격값은 동일 금리 경로 전제라 유지.</w:t>
             </w:r>
           </w:p>
         </w:tc>
@@ -11989,7 +12009,7 @@
         <w:pStyle w:val="BodyText"/>
       </w:pPr>
       <w:r>
-        <w:t xml:space="preserve">[판단] 10월 FOMC는 동결, 12월 또는 2027년 1분기에 25bp 추가 인상(상단 4.25%) 후 동결을 기본으로 본다. [사실] SEP 중간값(2026년 말 4.1%)이 같은 방향이다. [하우스][20261023_신한_WeeklyGuideBook p.3, 20261023_신한_EconCheckup p.1] 매파적 동결·추가 인상 옵션 유지 시각과 일치하나 하우스는 인상 시점을 확정하지 않았다. [판단] NFP 급둔화(+2.9만명)가 이어지면 추가 인상이 보류될 수 있어 확신도는 중간.</w:t>
+        <w:t xml:space="preserve">[판단] 10월 FOMC는 동결, 12월 또는 2027년 1분기에 25bp 추가 인상(상단 4.25%) 후 동결을 기본으로 본다. [사실] SEP 중간값(2026년 말 4.1%)이 같은 방향이다. [하우스][20261023_신한_WeeklyGuideBook p.3, 20261023_신한_EconCheckup p.1] 매파적 동결·추가 인상 옵션 유지 시각과 일치하나 하우스는 인상 시점을 확정하지 않았다. [하우스] 미래에셋도 10월 만장일치 동결·매파 기조 유지를 예상(20261023_미래_MacroWeekAhead p.1; 20261022_미래_FixedIncomeComment_10월금통위 p.2)하나 추가 인상은 언급하지 않음. [판단] NFP 급둔화(+2.9만명)가 이어지면 추가 인상이 보류될 수 있어 확신도는 중간.</w:t>
       </w:r>
     </w:p>
     <w:p>
@@ -12330,7 +12350,7 @@
         <w:pStyle w:val="Compact"/>
       </w:pPr>
       <w:r>
-        <w:t xml:space="preserve">컨센서스: [하우스] 2곳 간 실질적 공통점은 제한적. 신한(2026-10-23): 10월 FOMC 매파적 동결(확신 높음, 20261023_신한_WeeklyGuideBook p.3; 확신 중간, 20261023_신한_EconCheckup p.1), 추가 인상 옵션 유지(확신 낮음, 시점 미확정). NH(2026-05-26, 약 5개월 전)도 기대인플레 자극 시 ’동결 장기화/인상 우려 재부상’을 핵심 리스크로 명시(20260526_NH_2026하반기FICC채권전망 p.2, p.8) — 실제 전개는 이 리스크 시나리오에 가까움.</w:t>
+        <w:t xml:space="preserve">컨센서스: [하우스] 동일 주간 2곳(신한·미래에셋) 강한 공통: 10월 FOMC(10/27~28) 동결 + 매파적 기조. 신한은 에너지발 비용 압력·실물 양호를 근거로 매파적 동결(확신 높음, 20261023_신한_WeeklyGuideBook p.3; 확신 중간, 20261023_신한_EconCheckup p.1). 미래에셋은 만장일치 동결, AI 투자·유가의 물가 영향 관망 재확인 예상(확신 중간, 20261023_미래_MacroWeekAhead p.1), 코어 인플레이션 재가속으로 매파 기조 유지 가능성 높음(확신 낮음, 20261022_미래_FixedIncomeComment_10월금통위 p.2). [하우스] 지연 참고(NH, 2026-05-26): 기대인플레 자극 시 ’동결 장기화/인상 우려 재부상’을 핵심 리스크로 명시(20260526_NH_2026하반기FICC채권전망 p.2, p.8) — 실제 전개는 이 리스크에 가까움.</w:t>
       </w:r>
     </w:p>
     <w:p>
@@ -12342,7 +12362,7 @@
         <w:pStyle w:val="Compact"/>
       </w:pPr>
       <w:r>
-        <w:t xml:space="preserve">이견: [하우스] NH(2026-05 발간, 약 5개월 시차)는 9월부터 완화 신호 → 12월 25bp 인하(4Q26 말 3.50%), 2027년 말 터미널 3.25%를 제시(20260526_NH_2026하반기FICC채권전망 p.2, p.29, p.89). [사실] NH 단기 콜은 실현되지 않음(연준 9월 인상): 2026-09-16 FOMC가 25bp 인상해 3.75~4.00%, SEP 2026년 말 중간값 4.1%. 신한의 매파적 동결·추가 인상 옵션과 정반대. [판단] NH 경로는 현재 Bull 시나리오(2027년 중 인하 전환, 상단 3.00% 내외)의 방향적 참고로만 쓰고, 수치(3.50%·3.25%)는 현재 전망으로 사용하지 않음.</w:t>
+        <w:t xml:space="preserve">이견: [하우스] 동일 주간 2곳 간 차이는 추가 인상 옵션의 언급 여부뿐: 신한은 연준이 추가 인상 옵션을 열어둘 것으로 판단(확신 낮음, 시점 미확정, 20261023_신한_WeeklyGuideBook p.3), 미래에셋은 추가 인상 경로를 제시하지 않고 동결·관망만 언급(20261023_미래_MacroWeekAhead p.1). 두 하우스 모두 정책금리 수준 전망은 미제시. [하우스] 지연 참고(NH, 2026-05 발간·약 5개월 시차): 12월 25bp 인하(4Q26 말 3.50%)·터미널 3.25%(20260526_NH_2026하반기FICC채권전망 p.2, p.29, p.89). [사실] NH 12월 인하 콜은 미실현 — 2026-09-16 FOMC가 25bp 인상해 3.75~4.00%, SEP 2026년 말 중간값 4.1%. [판단] NH 경로는 Bull 시나리오의 방향 참고로만 사용.</w:t>
       </w:r>
     </w:p>
     <w:p>
@@ -12388,6 +12408,30 @@
           <w:rStyle w:val="VerbatimChar"/>
         </w:rPr>
         <w:t xml:space="preserve">20260526_NH_2026하반기FICC채권전망</w:t>
+      </w:r>
+      <w:r>
+        <w:t xml:space="preserve">,</w:t>
+      </w:r>
+      <w:r>
+        <w:t xml:space="preserve"> </w:t>
+      </w:r>
+      <w:r>
+        <w:rPr>
+          <w:rStyle w:val="VerbatimChar"/>
+        </w:rPr>
+        <w:t xml:space="preserve">20261022_미래_FixedIncomeComment_10월금통위</w:t>
+      </w:r>
+      <w:r>
+        <w:t xml:space="preserve">,</w:t>
+      </w:r>
+      <w:r>
+        <w:t xml:space="preserve"> </w:t>
+      </w:r>
+      <w:r>
+        <w:rPr>
+          <w:rStyle w:val="VerbatimChar"/>
+        </w:rPr>
+        <w:t xml:space="preserve">20261023_미래_MacroWeekAhead</w:t>
       </w:r>
     </w:p>
     <w:p>
@@ -12502,7 +12546,7 @@
         <w:pStyle w:val="BodyText"/>
       </w:pPr>
       <w:r>
-        <w:t xml:space="preserve">번역 근거: 12월 또는 2027년 1분기 25bp 추가 인상 1회(SEP 중간값 정합): +25bp</w:t>
+        <w:t xml:space="preserve">번역 근거: 12월 또는 2027년 1분기 25bp 추가 인상 1회(SEP 중간값 정합): +25bp — 미래에셋 카드 추가 후에도 변경 없음(동결·매파 기조는 기존 가정과 일치)</w:t>
       </w:r>
     </w:p>
     <w:p>
@@ -12517,7 +12561,7 @@
         <w:t xml:space="preserve">데이터 공백</w:t>
       </w:r>
       <w:r>
-        <w:t xml:space="preserve">: API 데이터 미수집 (FRED API 차단으로 latest_snapshot.json에 미국 시계열 없음) — 모든 현황 수치는 웹확인 값; 하우스 2곳(신한 2026-10, NH 2026-05 — 발간 시차 약 5개월, 동일 시점 비교 아님); EFFR·Core PCE 9월분(10월 말 발표 예정)·9월 이후 RMP 속도 미확인; SEP 수치와 FedWatch 확률은 2차 보도 경유(공식 원문 직접 조회 실패: federalreserve.gov/CME 접속 불가); 10/28 FOMC 결과는 기준일 이후 — 미반영</w:t>
+        <w:t xml:space="preserve">: API 데이터 미수집 (FRED API 차단으로 latest_snapshot.json에 미국 시계열 없음) — 모든 현황 수치는 웹확인 값; 하우스 2곳 동일 주간(신한·미래에셋) + NH(2026-05, 구조적 참고); EFFR·Core PCE 9월분(10월 말 발표 예정)·9월 이후 RMP 속도 미확인; SEP 수치와 FedWatch 확률은 2차 보도 경유(공식 원문 직접 조회 실패: federalreserve.gov/CME 접속 불가); 10/28 FOMC 결과는 기준일 이후 — 미반영</w:t>
       </w:r>
     </w:p>
     <w:bookmarkEnd w:id="28"/>
@@ -13137,7 +13181,7 @@
         <w:pStyle w:val="BodyText"/>
       </w:pPr>
       <w:r>
-        <w:t xml:space="preserve">[판단] 연준 추가 인상 1회(상단 4.25%) 기본 경로에서 2Y는 소폭 상승, 10Y·30Y는 5.0~5.2% 박스권을 예상한다. [하우스][20261023_신한_WeeklyGuideBook p.8] 매파적 FOMC·9월 PCE 경계로 금리 하단이 받쳐진다는 시각과 일치. [판단] AI 신용 우려 재부각 시 안전자산 수요로 하락 리스크가 있어 확신도는 중간.</w:t>
+        <w:t xml:space="preserve">[판단] 연준 추가 인상 1회(상단 4.25%) 기본 경로에서 2Y는 소폭 상승, 10Y·30Y는 5.0~5.2% 박스권을 예상한다. [하우스][20261023_신한_WeeklyGuideBook p.8] 매파적 FOMC·9월 PCE 경계로 금리 하단이 받쳐진다는 시각과 일치. [하우스][20261023_미래_MacroWeekAhead p.1] 미래에셋도 10Y 5.0% 중심 박스권(확신 높음)을 제시해 동일 주간 두 하우스 수준 컨센서스가 강하다. [판단] AI 신용 우려 재부각 시 안전자산 수요로 하락 리스크가 있어 확신도는 중간.</w:t>
       </w:r>
     </w:p>
     <w:p>
@@ -13568,7 +13612,7 @@
         <w:pStyle w:val="Compact"/>
       </w:pPr>
       <w:r>
-        <w:t xml:space="preserve">컨센서스: [하우스] 2곳 공통점은 구조 요인 일부뿐. 신한(2026-10-23): 차주 UST10Y 4.90~5.15% 밴드, 약보합(금리 소폭 상승 쪽), 확신 중간(20261023_신한_WeeklyGuideBook p.8). NH(2026-05-26, 약 5개월 전): 미국채 투자의견 중립·2년 이하 선호(20260526_NH_2026하반기FICC채권전망 p.4) — 장기물 적극 매수 의견이 아니라는 점은 신한의 약보합 시각과 크게 충돌하지 않음.</w:t>
+        <w:t xml:space="preserve">컨센서스: [하우스] 동일 주간 2곳(신한·미래에셋) 강한 공통: UST10Y 5.0% 부근 박스권. 미래에셋은 10Y 5.0% 중심 박스권 등락(확신 높음, 주간 10/26~30, 20261023_미래_MacroWeekAhead p.1 — 실물 견조하나 증시와 동조화, AI 기업 자금조달 우려에 따른 CAPEX 둔화 가능성이 상단 제한). 신한은 차주 4.90~5.15% 밴드·약보합(금리 소폭 상승 쪽), 매파적 FOMC·9월 PCE 경계가 하단 지지(확신 중간, 20261023_신한_WeeklyGuideBook p.8). [판단] 두 밴드 중심(5.0% vs 약 5.03%)이 사실상 일치. [하우스] 지연 참고(NH, 2026-05-26, 구조적 참고): 미국채 투자의견 중립·2년 이하 선호(20260526_NH_2026하반기FICC채권전망 p.4).</w:t>
       </w:r>
     </w:p>
     <w:p>
@@ -13580,7 +13624,7 @@
         <w:pStyle w:val="Compact"/>
       </w:pPr>
       <w:r>
-        <w:t xml:space="preserve">이견: [하우스] 수준 이견이 큼: NH(2026-05 발간, 약 5개월 시차)는 UST10Y 하반기 레인지 4.20~4.75%, 분기 평균 3Q 4.40% → 4Q 4.30%, 연평균 2027년 4.08%·2028년 4.00%(20260526_NH_2026하반기FICC채권전망 p.29, p.89). [사실] 현재 10Y 5.00%(2026-10-23, 웹확인)는 NH 하반기 레인지 상단(4.75%)을 넘어섰고 신한 주간 밴드(4.90~5.15%) 안에 있다. NH 단기 콜은 실현되지 않음(연준 9월 인상) — 전제였던 연준 12월 인하가 9/16 인상(3.75~4.00%)으로 뒤집힘. [하우스] NH 구조 뷰(SLR 완화 은행 매수·스테이블코인 준비금·연준 T-bill 매입·외국인 보유로 국채 수요가 구조적으로 지지, p.22-28)는 장기 고려사항으로 유지 — Bull/Base에서 term premium 상단을 제한하는 요인. [판단] NH 수치 경로는 현재 전망으로 쓰지 않음.</w:t>
+        <w:t xml:space="preserve">이견: [하우스] 동일 주간 2곳 간 차이는 상하방 기울기뿐: 신한은 금리 소폭 상승 편향(20261023_신한_WeeklyGuideBook p.8), 미래에셋은 AI CAPEX 둔화 우려로 상단 제한·증시 동조(20261023_미래_MacroWeekAhead p.1) — 미래에셋이 하방(강세) 리스크에 조금 더 무게. [하우스] 지연 참고(NH, 2026-05 발간·약 5개월 시차): 하반기 레인지 4.20~4.75%, 분기 평균 3Q 4.40% → 4Q 4.30%, 연평균 2027년 4.08%·2028년 4.00%(20260526_NH_2026하반기FICC채권전망 p.29, p.89). [사실] 현재 10Y 5.00%(2026-10-23, 웹확인)는 NH 레인지 상단을 넘어섰고, 전제였던 연준 12월 인하는 9/16 인상(3.75~4.00%)으로 미실현. [하우스] NH 구조 뷰(SLR 완화 은행 매수·스테이블코인 준비금·연준 T-bill 매입·외국인 보유가 국채 수요를 구조적으로 지지, p.22-28)는 term premium 상단을 제한하는 장기 고려사항으로만 유지. [판단] NH 수치 경로는 현재 전망으로 쓰지 않음.</w:t>
       </w:r>
     </w:p>
     <w:p>
@@ -13614,6 +13658,18 @@
           <w:rStyle w:val="VerbatimChar"/>
         </w:rPr>
         <w:t xml:space="preserve">20260526_NH_2026하반기FICC채권전망</w:t>
+      </w:r>
+      <w:r>
+        <w:t xml:space="preserve">,</w:t>
+      </w:r>
+      <w:r>
+        <w:t xml:space="preserve"> </w:t>
+      </w:r>
+      <w:r>
+        <w:rPr>
+          <w:rStyle w:val="VerbatimChar"/>
+        </w:rPr>
+        <w:t xml:space="preserve">20261023_미래_MacroWeekAhead</w:t>
       </w:r>
     </w:p>
     <w:p>
@@ -13810,7 +13866,7 @@
         <w:pStyle w:val="BodyText"/>
       </w:pPr>
       <w:r>
-        <w:t xml:space="preserve">번역 근거: FFR +25bp(us_rate 단기) 중 상당분이 이미 2Y에 반영 → 2Y +10bp, 10Y·30Y는 하우스 밴드 중간(약 5.0~5.05%) 수준 +5bp</w:t>
+        <w:t xml:space="preserve">번역 근거: FFR +25bp(us_rate 단기) 중 상당분이 이미 2Y에 반영 → 2Y +10bp, 10Y·30Y는 하우스 밴드 중간(약 5.0~5.05%) 수준 +5bp — 미래에셋 5.0% 중심 박스권과도 정합, 변경 없음</w:t>
       </w:r>
     </w:p>
     <w:p>
@@ -13825,7 +13881,7 @@
         <w:t xml:space="preserve">데이터 공백</w:t>
       </w:r>
       <w:r>
-        <w:t xml:space="preserve">: API 데이터 미수집 (FRED API 차단으로 latest_snapshot.json에 미국 시계열 없음) — 모든 현황 수치는 웹확인 값; 하우스 2곳(신한 2026-10, NH 2026-05 — 발간 시차 약 5개월, 동일 시점 비교 아님); 재무부 8월 QRA(쿠폰/T-bill 구성) 미확인; UST 5년 백분위·1개월 변화 공식값 미확인(9/23 비교치는 2차 출처); BEI는 10/16 값(9일 경과) — 집계 사이트 경유, FRED 직접 조회 실패; 재무부·FRED 사이트 직접 접속 불가 — 검색 결과 스니펫 기준 값</w:t>
+        <w:t xml:space="preserve">: API 데이터 미수집 (FRED API 차단으로 latest_snapshot.json에 미국 시계열 없음) — 모든 현황 수치는 웹확인 값; 하우스 2곳 동일 주간(신한·미래에셋) + NH(2026-05, 구조적 참고); 재무부 8월 QRA(쿠폰/T-bill 구성) 미확인; UST 5년 백분위·1개월 변화 공식값 미확인(9/23 비교치는 2차 출처); BEI는 10/16 값(9일 경과) — 집계 사이트 경유, FRED 직접 조회 실패; 재무부·FRED 사이트 직접 접속 불가 — 검색 결과 스니펫 기준 값</w:t>
       </w:r>
     </w:p>
     <w:bookmarkEnd w:id="29"/>
@@ -14342,7 +14398,7 @@
         <w:pStyle w:val="BodyText"/>
       </w:pPr>
       <w:r>
-        <w:t xml:space="preserve">[사실] API 데이터 미수집으로 모든 현황 수치는 웹확인 값이다. [사실] FRED 기준 IG OAS 0.89%(2026-10-22, 10/16 0.85%에서 확대), HY OAS 3.40%(2026-10-22, 10/21 3.27%에서 확대). [사실] Moody’s 미국 투기등급 부도율은 8월 5.3%(7월 5.0%)로 상승, 연말 기본전망 4.3%. [사실] J.P.Morgan AM에 따르면 하이퍼스케일러 IG 발행은 연초 이후 약 2,190억달러, 하이퍼스케일러 스프레드는 연초 대비 약 30bp 확대(보조 출처). [하우스] 신한투자증권은 네오클라우드 등 AI 인프라 기업 크레딧 스프레드 상승·자본조달 제약 의문이 이어질 것으로 본다(20261023_신한_WeeklyGuideBook p.2, 부수적 언급). [판단] 절대 레벨은 여전히 타이트한 편이나 AI 인프라 섹터 발 확대 압력이 시작된 구간.</w:t>
+        <w:t xml:space="preserve">[사실] API 데이터 미수집으로 모든 현황 수치는 웹확인 값이다. [사실] FRED 기준 IG OAS 0.89%(2026-10-22, 10/16 0.85%에서 확대), HY OAS 3.40%(2026-10-22, 10/21 3.27%에서 확대). [사실] Moody’s 미국 투기등급 부도율은 8월 5.3%(7월 5.0%)로 상승, 연말 기본전망 4.3%. [사실] J.P.Morgan AM에 따르면 하이퍼스케일러 IG 발행은 연초 이후 약 2,190억달러, 하이퍼스케일러 스프레드는 연초 대비 약 30bp 확대(보조 출처). [하우스] 신한투자증권은 네오클라우드 등 AI 인프라 기업 크레딧 스프레드 상승·자본조달 제약 의문이 이어질 것으로 본다(20261023_신한_WeeklyGuideBook p.2, 부수적 언급). [하우스] 미래에셋증권은 네오클라우드 조달비용이 현재 가장 취약한 고리로, 하이퍼스케일러 대비 CDS 격차가 확대되고 있다고 진단한다(20261022_미래_EconMonthly_AI투자둔화리스크 p.13). [판단] 절대 레벨은 여전히 타이트한 편이나 AI 인프라 섹터 발 확대 압력이 시작된 구간.</w:t>
       </w:r>
     </w:p>
     <w:p>
@@ -14368,7 +14424,7 @@
         <w:pStyle w:val="BodyText"/>
       </w:pPr>
       <w:r>
-        <w:t xml:space="preserve">[판단] IG는 AI 인프라 발행 부담과 섹터 리스크 재평가로 +10bp, HY는 고용 둔화·부도율 상승으로 +40bp 확대를 예상한다. [하우스][20261023_신한_WeeklyGuideBook p.2] AI 인프라 크레딧 우려 지속 시각과 방향 일치(명시적 스프레드 전망은 아님). [판단] 레벨이 타이트해 확대 방향은 비교적 분명하나 폭은 불확실, 확신도 낮음.</w:t>
+        <w:t xml:space="preserve">[판단] IG는 AI 인프라 발행 부담과 섹터 리스크 재평가로 +10bp, HY는 고용 둔화·부도율 상승으로 +40bp 확대를 예상한다. [하우스][20261023_신한_WeeklyGuideBook p.2] AI 인프라 크레딧 우려 지속 시각과 방향 일치(명시적 스프레드 전망은 아님). [판단] 레벨이 타이트해 확대 방향은 비교적 분명하나 폭은 불확실, 확신도 낮음. [하우스][20261022_미래_EconMonthly_AI투자둔화리스크 p.13] 미래에셋도 네오클라우드 조달비용·CDS 격차 확대를 가장 취약한 부분으로 지목(리스크 진단, 확신 낮음) — IG +10bp 방향을 지지하나 수치 변경 근거는 아님.</w:t>
       </w:r>
     </w:p>
     <w:p>
@@ -14380,7 +14436,7 @@
         <w:pStyle w:val="Compact"/>
       </w:pPr>
       <w:r>
-        <w:t xml:space="preserve">드라이버: [사실] IG OAS 0.85%→0.89%, HY OAS 3.27%→3.40%(10월 중순~10/22); [사실] 투기등급 부도율 8월 5.3%로 상승; [사실] 하이퍼스케일러 IG 발행 연초 이후 약 2,190억달러(보조 출처); [사실] 9월 NFP +2.9만명 — 경기 둔화 신호; [판단] 레버리지론·Private Credit로의 조달 이동은 us-alternatives와 함께 점검 필요(발행 데이터 미확인)</w:t>
+        <w:t xml:space="preserve">드라이버: [사실] IG OAS 0.85%→0.89%, HY OAS 3.27%→3.40%(10월 중순~10/22); [사실] 투기등급 부도율 8월 5.3%로 상승; [사실] 하이퍼스케일러 IG 발행 연초 이후 약 2,190억달러(보조 출처); [사실] 9월 NFP +2.9만명 — 경기 둔화 신호; [판단] 레버리지론·Private Credit로의 조달 이동은 us-alternatives와 함께 점검 필요(발행 데이터 미확인); [하우스] 하이퍼스케일러–네오클라우드 CDS 격차 확대(20261022_미래_EconMonthly_AI투자둔화리스크 p.13)</w:t>
       </w:r>
     </w:p>
     <w:p>
@@ -14679,7 +14735,7 @@
               <w:jc w:val="left"/>
             </w:pPr>
             <w:r>
-              <w:t xml:space="preserve">[판단] 추가 인상(us_rate Bear +75bp)과 스태그플레이션, AI 인프라 신용 이벤트가 겹쳐 IG 1.7%, HY 6.4% 내외로 확대.</w:t>
+              <w:t xml:space="preserve">[판단] 추가 인상(us_rate Bear +75bp)과 스태그플레이션에 AI 설비투자 둔화가 겹치면 외부 차입 의존도가 높은 네오클라우드·AI 인프라 발행사부터 조달비용 급등·차환 제약이 나타나 섹터 신용 이벤트로 번지고, IG 1.7%, HY 6.4% 내외로 확대. [하우스] 미래에셋은 하이퍼스케일러 손실 대부분이 주주에게 흡수되고 외부 채권자 전이는 경제적 가치 76~84% 이상 훼손 시에만 급증한다고 봐(20261022_미래_EconMonthly_AI투자둔화리스크 p.1), 본 Bear의 IG 확대는 시스템 전이가 아니라 거시 충격+섹터 리프라이싱 경로로 해석.</w:t>
             </w:r>
           </w:p>
         </w:tc>
@@ -14727,7 +14783,7 @@
               <w:jc w:val="left"/>
             </w:pPr>
             <w:r>
-              <w:t xml:space="preserve">경기침체급 확대(과거 스트레스 구간 대비 중간 수준): IG +80bp, HY +300bp</w:t>
+              <w:t xml:space="preserve">경기침체급 확대(과거 스트레스 구간 대비 중간 수준): IG +80bp, HY +300bp; AI 설비투자 둔화·네오클라우드 채널은 경로 서술만 보강(20261022_미래_EconMonthly_AI투자둔화리스크 p.1, p.13), 확률·충격 수치 변경 없음(미래에셋이 시스템 전이를 저확률로 보아 상향 근거 부족)</w:t>
             </w:r>
           </w:p>
         </w:tc>
@@ -14754,7 +14810,7 @@
         <w:pStyle w:val="Compact"/>
       </w:pPr>
       <w:r>
-        <w:t xml:space="preserve">컨센서스: [하우스] 신한투자증권 단독: AI 인프라 기업 크레딧 스프레드 상승·자본조달 제약 우려 지속(확대, 확신 낮음, 20261023_신한_WeeklyGuideBook p.2). 스프레드 방향 명시 전망은 아님.</w:t>
+        <w:t xml:space="preserve">컨센서스: [하우스] 동일 주간 2곳(신한 2026-10-23, 미래에셋 2026-10-22) 공통: AI 인프라 크레딧 중 네오클라우드처럼 외부 차입 의존도가 높은 발행사에서 스트레스가 먼저 나타나고 있음 — 신한은 AI 인프라 기업 스프레드 상승·자본조달 제약 우려 지속(확대, 확신 낮음, 20261023_신한_WeeklyGuideBook p.2), 미래에셋은 네오클라우드 조달비용이 가장 취약하고 하이퍼스케일러 대비 CDS 격차 확대(확대, 확신 낮음, 20261022_미래_EconMonthly_AI투자둔화리스크 p.13). 두 곳 모두 명시적 스프레드 목표치는 없음.</w:t>
       </w:r>
     </w:p>
     <w:p>
@@ -14766,7 +14822,7 @@
         <w:pStyle w:val="Compact"/>
       </w:pPr>
       <w:r>
-        <w:t xml:space="preserve">이견: 단일 하우스 — 비교 불가</w:t>
+        <w:t xml:space="preserve">이견: [하우스] 심각도 프레이밍 차이: 신한은 AI 인프라 신용 재평가를 성장 기대 약화·리스크오프(국채금리 하락도 신용위험 재평가 결과로 해석)의 동인으로 봄(20261023_신한_WeeklyGuideBook p.2). 미래에셋은 계약상 총익스포저는 크지만 손실 대부분을 하이퍼스케일러 주주가 흡수하고 외부 채권자 전이는 경제적 가치 76~84% 이상 훼손 시에만 급증해 시스템 전이 가능성은 낮다고 봄(중립, 확신 중간, 20261022_미래_EconMonthly_AI투자둔화리스크 p.1). [판단] 단기 확대 방향(IG +10bp)은 두 하우스와 정합, Bear 폭(+80bp)은 미래에셋의 저확률 전이 판단을 감안해 상향하지 않음.</w:t>
       </w:r>
     </w:p>
     <w:p>
@@ -14788,6 +14844,18 @@
           <w:rStyle w:val="VerbatimChar"/>
         </w:rPr>
         <w:t xml:space="preserve">20261023_신한_WeeklyGuideBook</w:t>
+      </w:r>
+      <w:r>
+        <w:t xml:space="preserve">,</w:t>
+      </w:r>
+      <w:r>
+        <w:t xml:space="preserve"> </w:t>
+      </w:r>
+      <w:r>
+        <w:rPr>
+          <w:rStyle w:val="VerbatimChar"/>
+        </w:rPr>
+        <w:t xml:space="preserve">20261022_미래_EconMonthly_AI투자둔화리스크</w:t>
       </w:r>
     </w:p>
     <w:p>
@@ -14958,7 +15026,7 @@
         <w:t xml:space="preserve">데이터 공백</w:t>
       </w:r>
       <w:r>
-        <w:t xml:space="preserve">: API 데이터 미수집 (FRED API 차단으로 latest_snapshot.json에 미국 시계열 없음) — 모든 현황 수치는 웹확인 값; 하우스 뷰 부족(1곳: 신한투자증권); IG·HY OAS 5년 백분위(pct_rank_5y) 미확인 — 스냅샷 부재로 계산 불가; 9월 부도율(Moody’s/S&amp;P) 미확인, 8월 값도 2차 인용; IG·HY 월간 발행량, Senior Loan Officer Survey 최신값 미확인; FRED 사이트 직접 접속 불가 — OAS는 검색 결과의 FRED 값 기준</w:t>
+        <w:t xml:space="preserve">: API 데이터 미수집 (FRED API 차단으로 latest_snapshot.json에 미국 시계열 없음) — 모든 현황 수치는 웹확인 값; 하우스 2곳 동일 주간(신한·미래에셋) — 둘 다 명시적 스프레드 목표치 없음(리스크 진단 성격); IG·HY OAS 5년 백분위(pct_rank_5y) 미확인 — 스냅샷 부재로 계산 불가; 9월 부도율(Moody’s/S&amp;P) 미확인, 8월 값도 2차 인용; IG·HY 월간 발행량, Senior Loan Officer Survey 최신값 미확인; FRED 사이트 직접 접속 불가 — OAS는 검색 결과의 FRED 값 기준</w:t>
       </w:r>
     </w:p>
     <w:bookmarkEnd w:id="30"/>
@@ -16629,7 +16697,7 @@
               <w:jc w:val="left"/>
             </w:pPr>
             <w:r>
-              <w:t xml:space="preserve">0.55</w:t>
+              <w:t xml:space="preserve">0.45</w:t>
             </w:r>
           </w:p>
         </w:tc>
@@ -16689,7 +16757,7 @@
               <w:jc w:val="left"/>
             </w:pPr>
             <w:r>
-              <w:t xml:space="preserve">KTB 10Y +10bp × 전가율 0.5(캡레이트 경직성) = +5bp에 거래 위축 리스크프리미엄 +5bp 가산 → +10bp. PF 손실률은 잔여 부실 정리분 반영 +0.2%p(추정).</w:t>
+              <w:t xml:space="preserve">KTB 10Y +10bp × 전가율 0.5(캡레이트 경직성) = +5bp에 거래 위축 리스크프리미엄 +5bp 가산 → +10bp. PF 손실률은 잔여 부실 정리분 반영 +0.2%p(추정). [확률 동기화 2026-10-25] kr_rate 시나리오 확률 변경(미래에셋 3.25% 최종금리 전망 반영, Base 0.55→0.45·Bull 0.20→0.30)에 맞춰 0.55→0.45. 충격값은 동일 금리 경로 전제라 유지.</w:t>
             </w:r>
           </w:p>
         </w:tc>
@@ -16715,7 +16783,7 @@
               <w:jc w:val="left"/>
             </w:pPr>
             <w:r>
-              <w:t xml:space="preserve">0.2</w:t>
+              <w:t xml:space="preserve">0.3</w:t>
             </w:r>
           </w:p>
         </w:tc>
@@ -16775,7 +16843,7 @@
               <w:jc w:val="left"/>
             </w:pPr>
             <w:r>
-              <w:t xml:space="preserve">KTB 10Y -20bp × 전가율 0.5 = -10bp에 거래 회복 프리미엄 축소 -5bp → -15bp. PF 손실률 정리 완료·신규 우량 사업 비중 확대로 -0.3%p(추정).</w:t>
+              <w:t xml:space="preserve">KTB 10Y -20bp × 전가율 0.5 = -10bp에 거래 회복 프리미엄 축소 -5bp → -15bp. PF 손실률 정리 완료·신규 우량 사업 비중 확대로 -0.3%p(추정). [확률 동기화 2026-10-25] kr_rate 시나리오 확률 변경(미래에셋 3.25% 최종금리 전망 반영, Base 0.55→0.45·Bull 0.20→0.30)에 맞춰 0.2→0.3. 충격값은 동일 금리 경로 전제라 유지.</w:t>
             </w:r>
           </w:p>
         </w:tc>
@@ -17762,7 +17830,7 @@
               <w:jc w:val="left"/>
             </w:pPr>
             <w:r>
-              <w:t xml:space="preserve">0.55</w:t>
+              <w:t xml:space="preserve">0.45</w:t>
             </w:r>
           </w:p>
         </w:tc>
@@ -17807,7 +17875,7 @@
               <w:jc w:val="left"/>
             </w:pPr>
             <w:r>
-              <w:t xml:space="preserve">KTB 10Y +10bp × 전가율 0.7(장기 계약 현금흐름, 스프레드 일정 가정) = +7bp.</w:t>
+              <w:t xml:space="preserve">KTB 10Y +10bp × 전가율 0.7(장기 계약 현금흐름, 스프레드 일정 가정) = +7bp. [확률 동기화 2026-10-25] kr_rate 시나리오 확률 변경(미래에셋 3.25% 최종금리 전망 반영, Base 0.55→0.45·Bull 0.20→0.30)에 맞춰 0.55→0.45. 충격값은 동일 금리 경로 전제라 유지.</w:t>
             </w:r>
           </w:p>
         </w:tc>
@@ -17833,7 +17901,7 @@
               <w:jc w:val="left"/>
             </w:pPr>
             <w:r>
-              <w:t xml:space="preserve">0.2</w:t>
+              <w:t xml:space="preserve">0.3</w:t>
             </w:r>
           </w:p>
         </w:tc>
@@ -17878,7 +17946,7 @@
               <w:jc w:val="left"/>
             </w:pPr>
             <w:r>
-              <w:t xml:space="preserve">KTB 10Y -20bp × 전가율 0.7 = -14bp, 반올림 -15bp.</w:t>
+              <w:t xml:space="preserve">KTB 10Y -20bp × 전가율 0.7 = -14bp, 반올림 -15bp. [확률 동기화 2026-10-25] kr_rate 시나리오 확률 변경(미래에셋 3.25% 최종금리 전망 반영, Base 0.55→0.45·Bull 0.20→0.30)에 맞춰 0.2→0.3. 충격값은 동일 금리 경로 전제라 유지.</w:t>
             </w:r>
           </w:p>
         </w:tc>
@@ -20078,7 +20146,7 @@
               <w:jc w:val="left"/>
             </w:pPr>
             <w:r>
-              <w:t xml:space="preserve">0.55</w:t>
+              <w:t xml:space="preserve">0.45</w:t>
             </w:r>
           </w:p>
         </w:tc>
@@ -20123,7 +20191,7 @@
               <w:jc w:val="left"/>
             </w:pPr>
             <w:r>
-              <w:t xml:space="preserve">KTB 3Y +20bp·기준금리 +50bp 작업가정에 따른 이자보상배율 저하를 부도율 +0.3%p로 번역(추정).</w:t>
+              <w:t xml:space="preserve">KTB 3Y +20bp·기준금리 +50bp 작업가정에 따른 이자보상배율 저하를 부도율 +0.3%p로 번역(추정). [확률 동기화 2026-10-25] kr_rate 시나리오 확률 변경(미래에셋 3.25% 최종금리 전망 반영, Base 0.55→0.45·Bull 0.20→0.30)에 맞춰 0.55→0.45. 충격값은 동일 금리 경로 전제라 유지.</w:t>
             </w:r>
           </w:p>
         </w:tc>
@@ -20149,7 +20217,7 @@
               <w:jc w:val="left"/>
             </w:pPr>
             <w:r>
-              <w:t xml:space="preserve">0.2</w:t>
+              <w:t xml:space="preserve">0.3</w:t>
             </w:r>
           </w:p>
         </w:tc>
@@ -20194,7 +20262,7 @@
               <w:jc w:val="left"/>
             </w:pPr>
             <w:r>
-              <w:t xml:space="preserve">금리 하락(KTB 3Y -20bp 내외)과 PF 손실 축소를 부도율 -0.2%p로 번역(추정).</w:t>
+              <w:t xml:space="preserve">금리 하락(KTB 3Y -20bp 내외)과 PF 손실 축소를 부도율 -0.2%p로 번역(추정). [확률 동기화 2026-10-25] kr_rate 시나리오 확률 변경(미래에셋 3.25% 최종금리 전망 반영, Base 0.55→0.45·Bull 0.20→0.30)에 맞춰 0.2→0.3. 충격값은 동일 금리 경로 전제라 유지.</w:t>
             </w:r>
           </w:p>
         </w:tc>
@@ -22191,7 +22259,7 @@
         <w:pStyle w:val="BodyText"/>
       </w:pPr>
       <w:r>
-        <w:t xml:space="preserve">[사실] snapshot에 인프라 API 데이터 없음(API 데이터 미수집). [사실] EIA STEO(2026-10 발표, 보도 기준): 미국 전력수요 2025년 4,195 → 2026년 4,288 → 2027년 4,356 bkWh로 2년 연속 사상 최고, AI·암호화폐 데이터센터가 주도, 상업용 수요가 사상 처음 주거용 증가를 상회; 2026 도매전력가 $52/MWh(+11%). EIA 공식 사이트는 접속 실패로 언론 보도값(보조) — 수치 재확인 필요. [사실] S&amp;P Global(2026-09-29): 2026년 상반기 인프라 펀드레이징은 2025년 기록 대비 둔화, 하반기 회복 기대. [판단] 수요(전력·디지털 인프라)는 강하나 UST10Y ~5.0%가 할인율 하락을 막아 밸류에이션은 ’현금흐름 성장 vs 할인율 고착’의 줄다리기.</w:t>
+        <w:t xml:space="preserve">[사실] snapshot에 인프라 API 데이터 없음(API 데이터 미수집). [사실] EIA STEO(2026-10 발표, 보도 기준): 미국 전력수요 2025년 4,195 → 2026년 4,288 → 2027년 4,356 bkWh로 2년 연속 사상 최고, AI·암호화폐 데이터센터가 주도, 상업용 수요가 사상 처음 주거용 증가를 상회; 2026 도매전력가 $52/MWh(+11%). EIA 공식 사이트는 접속 실패로 언론 보도값(보조) — 수치 재확인 필요. [사실] S&amp;P Global(2026-09-29): 2026년 상반기 인프라 펀드레이징은 2025년 기록 대비 둔화, 하반기 회복 기대. [판단] 수요(전력·디지털 인프라)는 강하나 UST10Y ~5.0%가 할인율 하락을 막아 밸류에이션은 ’현금흐름 성장 vs 할인율 고착’의 줄다리기. [하우스] 미래에셋(2026-10-22)은 데이터센터 수요 급감은 기본 시나리오가 아니나 전력연결·준공 지연, GPU 진부화, 담보가치 하락 시 차환 가능액 축소 위험을 경고(20261022_미래_EconMonthly_AI투자둔화리스크 p.2-3).</w:t>
       </w:r>
     </w:p>
     <w:p>
@@ -22229,7 +22297,7 @@
         <w:pStyle w:val="Compact"/>
       </w:pPr>
       <w:r>
-        <w:t xml:space="preserve">드라이버: [사실] EIA STEO(2026-10): 2026·2027년 전력수요 연속 사상 최고 전망, 데이터센터 주도; [사실] EIA: 텍사스 신규 데이터센터 계통연계 일시 중단에도 서남중부 지역이 판매 증가 최대; [사실] S&amp;P Global(2026-09-29): 2026 상반기 펀드레이징 둔화, 전력망 부담으로 디지털 인프라-발전 통합 가속; [사실] Schroders Greencoat(2026 1Q): 에너지발 인플레로 금리 인하 중단, 거래량 부진한 매수자 우위 시장; [판단] UST10Y 4.90~5.15% 밴드(us-fixed-income 공통 금리 전제) → 할인율 단기 보합; [판단] IRA 관련 정책 변화의 구체 수치는 미확인</w:t>
+        <w:t xml:space="preserve">드라이버: [사실] EIA STEO(2026-10): 2026·2027년 전력수요 연속 사상 최고 전망, 데이터센터 주도; [사실] EIA: 텍사스 신규 데이터센터 계통연계 일시 중단에도 서남중부 지역이 판매 증가 최대; [사실] S&amp;P Global(2026-09-29): 2026 상반기 펀드레이징 둔화, 전력망 부담으로 디지털 인프라-발전 통합 가속; [사실] Schroders Greencoat(2026 1Q): 에너지발 인플레로 금리 인하 중단, 거래량 부진한 매수자 우위 시장; [판단] UST10Y 4.90~5.15% 밴드(us-fixed-income 공통 금리 전제) → 할인율 단기 보합; [판단] IRA 관련 정책 변화의 구체 수치는 미확인; [하우스] 데이터센터 전력연결·준공 지연·GPU 진부화·담보/차환 위험 경고, 수요 급감은 기본 시나리오 아님(20261022_미래_EconMonthly_AI투자둔화리스크 p.2-3)</w:t>
       </w:r>
     </w:p>
     <w:p>
@@ -22498,7 +22566,7 @@
               <w:jc w:val="left"/>
             </w:pPr>
             <w:r>
-              <w:t xml:space="preserve">[판단] 인플레 재가속으로 UST10Y +50bp(가정), 건설비·전력가격 상승과 정책 리스크(재생에너지 보조 축소)로 리스크 프리미엄 확대, 평가가치 하락. [하우스] 삼성(20260528_삼성_2026하반기대체투자전망, p.42-43)은 인프라 현금흐름이 고물가에 방어적이라고 보나, 할인율(밸류에이션) 경로는 금리 연동 유지.</w:t>
+              <w:t xml:space="preserve">[판단] 인플레 재가속으로 UST10Y +50bp(가정), 건설비·전력가격 상승과 정책 리스크(재생에너지 보조 축소)로 리스크 프리미엄 확대, 평가가치 하락. [하우스] 삼성(20260528_삼성_2026하반기대체투자전망, p.42-43)은 인프라 현금흐름이 고물가에 방어적이라고 보나, 할인율(밸류에이션) 경로는 금리 연동 유지. [하우스] 미래에셋(p.2-3, 20261022_미래_EconMonthly_AI투자둔화리스크)이 지적한 데이터센터 전력연결·준공 지연, GPU 진부화에 따른 담보가치 하락·차환 가능액 축소가 리스크 프리미엄 확대의 섹터 경로.</w:t>
             </w:r>
           </w:p>
         </w:tc>
@@ -22531,7 +22599,7 @@
               <w:jc w:val="left"/>
             </w:pPr>
             <w:r>
-              <w:t xml:space="preserve">UST10Y +50bp 가정 × 전이율 0.6 = +30bp + 정책·건설 리스크 프리미엄 +10bp ≈ +40bp; us-fixed-income Bear와 방향 일치</w:t>
+              <w:t xml:space="preserve">UST10Y +50bp 가정 × 전이율 0.6 = +30bp + 정책·건설 리스크 프리미엄 +10bp ≈ +40bp; us-fixed-income Bear와 방향 일치; 데이터센터 차환 위험(20261022_미래_EconMonthly_AI투자둔화리스크 p.2-3)은 기존 +10bp 리스크 프리미엄에 포함된 것으로 보고 수치 변경 없음</w:t>
             </w:r>
           </w:p>
         </w:tc>
@@ -22558,7 +22626,7 @@
         <w:pStyle w:val="Compact"/>
       </w:pPr>
       <w:r>
-        <w:t xml:space="preserve">컨센서스: [하우스] 삼성증권(20260528_삼성_2026하반기대체투자전망, 2026-05 발간, 약 5개월 전 — 구조적·장기 뷰만 반영, 당시 시장규모·스프레드 수치는 현재값으로 쓰지 않음): ① 물가·성장이 모두 현금흐름에 긍정적이고 금리 영향은 주로 밸류에이션에 그쳐 고금리·고물가에 가장 방어적, 위험조정수익률 최상위의 최선호 전략(p.42-43, 확신 높음) ② AI발 데이터센터 펀더멘털 최강, 개발형 비중이 높아 대출형 투자 수요 큼(p.49, 높음) ③ 데이터센터발 전력수요로 유틸리티 슈퍼사이클, M&amp;A 중심 재편·가스 발전 브릿지 전원 재부상(p.50, 중간) ④ 인프라 사모대출이 가장 빠르게 성장하는 하위 전략(p.53, 높음) ⑤ IRA 혜택 축소·관세 건설비로 재생에너지 모집 위축, 자금은 데이터센터·규제 유틸리티로 쏠림(p.58, 중간).</w:t>
+        <w:t xml:space="preserve">컨센서스: [하우스] 미래에셋(2026-10-22, 동일 주간)과 삼성(2026-05, 구조적 참고) 공통: 데이터센터 수요 자체는 견조 — 미래에셋은 클라우드 매출 증가·GPU 임대가격 견조로 수요 급감은 기본 시나리오가 아니라고 봄(중립, 확신 중간, 20261022_미래_EconMonthly_AI투자둔화리스크 p.2-3), 삼성은 사전 임대율·임대료 상승으로 데이터센터 펀더멘털 최강(상승, 높음, 20260528_삼성_2026하반기대체투자전망 p.49). 삼성의 기타 구조적 뷰: 고금리·고물가에 가장 방어적인 최선호 전략(p.42-43), 전력 유틸리티 슈퍼사이클(p.50), 인프라 사모대출 최고속 성장(p.53), 재생에너지 모집 위축(p.58) — 모두 20260528_삼성_2026하반기대체투자전망, 당시 수치는 현재값으로 쓰지 않음.</w:t>
       </w:r>
     </w:p>
     <w:p>
@@ -22570,7 +22638,7 @@
         <w:pStyle w:val="Compact"/>
       </w:pPr>
       <w:r>
-        <w:t xml:space="preserve">이견: [판단] 수요 측 판단은 일치: EIA STEO(2026-10) 2026·27 전력수요 연속 사상 최고 전망은 삼성의 전력·데이터센터 구조 뷰를 현재 데이터로 뒷받침. [판단] 삼성의 ’현금흐름 방어’는 캐시플로 측면이고 ’금리 영향은 밸류에이션에 그친다’는 점을 인정하므로, 할인율 경로(UST10Y 연동, 전이율 0.6)를 바꿀 근거는 아님 — infra_discount_rate_bp 수치 변경 없음. Bear의 정책·건설 리스크 프리미엄 +10bp는 삼성의 재생에너지 위축 진단(p.58)과 방향 일치. [판단] 이견/리스크: 신한 WeeklyGuideBook(20261023_신한_WeeklyGuideBook p.2, us_corp_bond 매핑 — 맥락으로만 사용)은 네오클라우드 등 AI 인프라 기업의 크레딧 스프레드 상승·자본조달 제약 의문이 당분간 이어진다고 언급; 삼성도 빅테크 재무 약화·AI 수요 예측 실패를 핵심 리스크로 명시(p.59). 삼성의 ’데이터센터 최선호’는 차주(임차인) 신용 리스크 재평가 국면에서 선별이 필요하다고 판단.</w:t>
+        <w:t xml:space="preserve">이견: [하우스] 리스크 무게 차이: 미래에셋은 전력연결·준공 지연, GPU 기술 진부화, 담보가치 하락 시 차환 가능액 축소에 따른 유동성 위험을 경고(20261022_미래_EconMonthly_AI투자둔화리스크 p.2-3)하는 반면, 삼성(약 5개월 전)은 데이터센터를 펀더멘털 최강·대출형 수요 큰 섹터로 긍정 평가(20260528_삼성_2026하반기대체투자전망 p.49; 리스크로는 빅테크 재무 약화·AI 수요 예측 실패 p.59). [하우스] 맥락: 신한은 상장 리츠 기준 데이터센터 회복이 성장 둔화 우려로 제한적이라고 봄(20261023_신한_WeeklyGuideBook p.12, us_alt_re 매핑 — 참고만). [판단] 할인율 경로는 UST10Y 연동(전이율 0.6) 유지, 데이터센터 차환 위험은 Bear 리스크 프리미엄(+10bp)으로 반영 — infra_discount_rate_bp 수치 변경 없음. 수요 측은 EIA STEO(2026-10) 전력수요 연속 사상 최고 전망과 정합.</w:t>
       </w:r>
     </w:p>
     <w:p>
@@ -22592,6 +22660,18 @@
           <w:rStyle w:val="VerbatimChar"/>
         </w:rPr>
         <w:t xml:space="preserve">20260528_삼성_2026하반기대체투자전망</w:t>
+      </w:r>
+      <w:r>
+        <w:t xml:space="preserve">,</w:t>
+      </w:r>
+      <w:r>
+        <w:t xml:space="preserve"> </w:t>
+      </w:r>
+      <w:r>
+        <w:rPr>
+          <w:rStyle w:val="VerbatimChar"/>
+        </w:rPr>
+        <w:t xml:space="preserve">20261022_미래_EconMonthly_AI투자둔화리스크</w:t>
       </w:r>
     </w:p>
     <w:p>
@@ -22721,7 +22801,7 @@
         <w:t xml:space="preserve">데이터 공백</w:t>
       </w:r>
       <w:r>
-        <w:t xml:space="preserve">: API 데이터 미수집 — snapshot에 인프라 지표 없음; 하우스 뷰 부족(1곳: 삼성증권, 2026-05 발간 — 구조적 뷰만 반영); EIA 공식 사이트 접속 실패 — STEO 수치는 언론 보도(보조 출처) 기준, 공식 재확인 필요; 인프라 할인율·밸류에이션 배수 수준 미확인; IRA 세액공제 변경의 구체 내용·영향 미확인; 2026 3분기 인프라 펀드레이징 수치 미확인</w:t>
+        <w:t xml:space="preserve">: API 데이터 미수집 — snapshot에 인프라 지표 없음; 하우스: 미래에셋(동일 주간) + 삼성(2026-05, 구조적 참고); EIA 공식 사이트 접속 실패 — STEO 수치는 언론 보도(보조 출처) 기준, 공식 재확인 필요; 인프라 할인율·밸류에이션 배수 수준 미확인; IRA 세액공제 변경의 구체 내용·영향 미확인; 2026 3분기 인프라 펀드레이징 수치 미확인</w:t>
       </w:r>
     </w:p>
     <w:bookmarkEnd w:id="36"/>
@@ -24461,7 +24541,7 @@
         <w:pStyle w:val="BodyText"/>
       </w:pPr>
       <w:r>
-        <w:t xml:space="preserve">[사실] snapshot에 Private Credit API 데이터 없음(API 데이터 미수집). [사실] Fitch 미국 Private Credit 부도율(TTM) 6.3%(2026-08, 7월 6.1%, 사상 최고, 4월 이후 6%대) — 기준일 2026-08-31, 55일 경과(월별 45일 기준 초과, stale). [사실] Proskauer 지수 2.51%(2026 2Q, 1Q 2.73%) — 기준일 2026-06-30, 117일 경과(stale; 3Q 발표 임박). 두 지표는 정의 차이(Fitch는 부실교환·만기연장 포함)로 직접 비교 불가. [사실] Fed FSR(2026-05) 관련 보도: 영구형 BDC 환매가 2026 1Q 처음으로 신규 유입 초과(2차 출처). [사실] NMFC PIK 이자 비중 8.81%(PIK+비현금배당 16.75%, 2026 2Q). [판단] 표면 부도율은 완만하나 부실교환·PIK로 이연된 스트레스가 누적 — 고금리 장기화 시 실현 손실 확대 위험.</w:t>
+        <w:t xml:space="preserve">[사실] snapshot에 Private Credit API 데이터 없음(API 데이터 미수집). [사실] Fitch 미국 Private Credit 부도율(TTM) 6.3%(2026-08, 7월 6.1%, 사상 최고, 4월 이후 6%대) — 기준일 2026-08-31, 55일 경과(월별 45일 기준 초과, stale). [사실] Proskauer 지수 2.51%(2026 2Q, 1Q 2.73%) — 기준일 2026-06-30, 117일 경과(stale; 3Q 발표 임박). 두 지표는 정의 차이(Fitch는 부실교환·만기연장 포함)로 직접 비교 불가. [사실] Fed FSR(2026-05) 관련 보도: 영구형 BDC 환매가 2026 1Q 처음으로 신규 유입 초과(2차 출처). [사실] NMFC PIK 이자 비중 8.81%(PIK+비현금배당 16.75%, 2026 2Q). [판단] 표면 부도율은 완만하나 부실교환·PIK로 이연된 스트레스가 누적 — 고금리 장기화 시 실현 손실 확대 위험. [하우스] 미래에셋(2026-10-22)은 데이터센터 SPV 대출의 회수가 보증기업 신용에 의존하고 단기 임대–장기 채권 만기 미스매치가 부담이라고 지적(20261022_미래_EconMonthly_AI투자둔화리스크 p.5-6).</w:t>
       </w:r>
     </w:p>
     <w:p>
@@ -24768,7 +24848,7 @@
               <w:jc w:val="left"/>
             </w:pPr>
             <w:r>
-              <w:t xml:space="preserve">[판단] 금리 재상승(UST10Y +50bp 가정)·경기 둔화로 변동금리 차주 부도 급증, BDC 환매 압력과 밸류에이션 마크다운 동반. [하우스] 삼성(20260528_삼성_2026하반기대체투자전망, p.28)은 BDC 구조상 시스템 위기 전이는 제한적이라고 봄 — 본 시나리오는 부도율 상승에 한정.</w:t>
+              <w:t xml:space="preserve">[판단] 금리 재상승(UST10Y +50bp 가정)·경기 둔화로 변동금리 차주 부도 급증, BDC 환매 압력과 밸류에이션 마크다운 동반. [하우스] 삼성(20260528_삼성_2026하반기대체투자전망, p.28)은 BDC 구조상 시스템 위기 전이는 제한적이라고 봄 — 본 시나리오는 부도율 상승에 한정. [하우스] 미래에셋은 심각 시나리오에서 데이터센터 SPV 대출의 임대인·대출기관 손실 확대와 단기 임대 갱신–장기 채권 만기 미스매치에 따른 차환 위험을 지적(20261022_미래_EconMonthly_AI투자둔화리스크 p.5-6) — AI 인프라 대출 익스포저가 Bear의 추가 손실 경로.</w:t>
             </w:r>
           </w:p>
         </w:tc>
@@ -24801,7 +24881,7 @@
               <w:jc w:val="left"/>
             </w:pPr>
             <w:r>
-              <w:t xml:space="preserve">금리 상승 + 경기 둔화 결합 시 Fitch 기준 8%대 → +2.0%p(판단); us-fixed-income Bear와 방향 일치</w:t>
+              <w:t xml:space="preserve">금리 상승 + 경기 둔화 결합 시 Fitch 기준 8%대 → +2.0%p(판단); us-fixed-income Bear와 방향 일치; 데이터센터 SPV 차환 위험(20261022_미래_EconMonthly_AI투자둔화리스크 p.5-6)은 경로 보강만, 기준 시나리오 외부 손실 미미 판단에 따라 수치 변경 없음</w:t>
             </w:r>
           </w:p>
         </w:tc>
@@ -24828,7 +24908,7 @@
         <w:pStyle w:val="Compact"/>
       </w:pPr>
       <w:r>
-        <w:t xml:space="preserve">컨센서스: [하우스] 삼성증권(20260528_삼성_2026하반기대체투자전망, 2026-05 발간, 약 5개월 전 — 구조적·장기 뷰만 반영, 당시 스프레드 목표·단기 판단은 현재값으로 쓰지 않음): ① BDC 법정 레버리지 상한·환매 한도·이자 쿠션으로 금융위기식 시스템 위기 가능성은 낮음, 단 고금리 장기화·급격한 침체가 2027~28 레버리지론 만기 집중과 겹치면 위험 확대(p.28, 확신 높음) ② 은행 규제·AI/데이터센터/인프라 자금 수요로 사모대출 성장은 추세적, 연착륙에 무게(p.37, 높음) ③ 자금이 ABF·메자닌·특수상황 등 비직접대출로 분산되며 기회주의 자금이 경착륙 가능성을 낮춤(p.34-36, 높음) ④ 부실 PIK의 선순위 전이 등 실질 신용 약화 경계(p.33, 중간).</w:t>
+        <w:t xml:space="preserve">컨센서스: [하우스] 미래에셋(2026-10-22, 동일 주간)과 삼성(2026-05, 구조적 참고) 공통: 시스템 위기로의 전이 가능성은 낮음 — 미래에셋은 데이터센터 SPV 대출이 기준 시나리오에선 외부 손실이 미미하다고 봄(중립, 확신 낮음, 20261022_미래_EconMonthly_AI투자둔화리스크 p.5-6), 삼성은 BDC 레버리지 상한·환매 한도·이자 쿠션으로 금융위기식 전이 가능성 낮음(확신 높음, 20260528_삼성_2026하반기대체투자전망 p.28). 삼성의 기타 구조적 뷰: AI·데이터센터·인프라 자금 수요로 사모대출 성장 추세적(p.37), 비직접대출 전략 분산(p.34-36), 부실 PIK의 선순위 전이 경계(p.33) — 모두 20260528_삼성_2026하반기대체투자전망, 당시 수치는 현재값으로 쓰지 않음.</w:t>
       </w:r>
     </w:p>
     <w:p>
@@ -24840,43 +24920,7 @@
         <w:pStyle w:val="Compact"/>
       </w:pPr>
       <w:r>
-        <w:t xml:space="preserve">이견: [판단] 구조적 판단(시스템 위기 제한)에는 동의하나, 현재 데이터는 삼성 발간 시점보다 악화: Fitch TTM 부도율 6.3%(2026-08-31 기준, stale) 사상 최고, PIK·부실교환 누적 — 삼성의</w:t>
-      </w:r>
-      <w:r>
-        <w:t xml:space="preserve"> </w:t>
-      </w:r>
-      <w:r>
-        <w:t xml:space="preserve">‘</w:t>
-      </w:r>
-      <w:r>
-        <w:t xml:space="preserve">연착륙</w:t>
-      </w:r>
-      <w:r>
-        <w:t xml:space="preserve">’</w:t>
-      </w:r>
-      <w:r>
-        <w:t xml:space="preserve"> </w:t>
-      </w:r>
-      <w:r>
-        <w:t xml:space="preserve">무게보다 신용 손실 측면은 더 보수적으로 봄. [판단] 삼성이 제시한 위험 조건(고금리 장기화+침체+2027~28 만기 집중)은 본 Bear 시나리오(UST10Y +50bp·경기 둔화)와 동일 경로이므로 Bear 확률 0.25를 낮출 근거로 보지 않음; 시스템 리스크 제한은 Bear의</w:t>
-      </w:r>
-      <w:r>
-        <w:t xml:space="preserve"> </w:t>
-      </w:r>
-      <w:r>
-        <w:t xml:space="preserve">‘</w:t>
-      </w:r>
-      <w:r>
-        <w:t xml:space="preserve">전이(시스템 위기)’가 아니라 ’부도율 상승’만 반영하는 현 설계(+2.0%p)와 정합 — 수치 변경 없음. [판단] 참고(맥락): 신한 WeeklyGuideBook(20261023_신한_WeeklyGuideBook p.2, us_corp_bond 매핑)의 네오클라우드 등 AI 인프라 기업 크레딧 스프레드 상승·자본조달 제약 우려는 삼성의 ’AI·데이터센터 자금 수요 = 성장 동력</w:t>
-      </w:r>
-      <w:r>
-        <w:t xml:space="preserve">’</w:t>
-      </w:r>
-      <w:r>
-        <w:t xml:space="preserve"> </w:t>
-      </w:r>
-      <w:r>
-        <w:t xml:space="preserve">논리의 하방 리스크(차주 신용) 측면.</w:t>
+        <w:t xml:space="preserve">이견: [하우스] AI/데이터센터 대출을 보는 시각 차이: 삼성은 AI·데이터센터 파이낸싱 수요를 사모대출 성장 동력으로 평가(20260528_삼성_2026하반기대체투자전망 p.37), 미래에셋은 같은 익스포저의 회수가 보증기업 신용에 의존하고 심각 시나리오에선 대주 손실과 만기 미스매치가 커진다고 경고(20261022_미래_EconMonthly_AI투자둔화리스크 p.5-6). [판단] 현재 데이터(Fitch TTM 6.3%, 2026-08-31, stale)는 삼성 발간 시점보다 악화돼 신용 손실 측면은 보수적으로 봄; Bear(+2.0%p, 확률 0.25)는 부도율 상승에 한정하고 시스템 전이는 반영하지 않는 설계로 두 하우스와 정합 — 수치 변경 없음. [하우스] 맥락: 신한의 AI 인프라 기업 크레딧 스프레드 상승·자본조달 제약 우려(20261023_신한_WeeklyGuideBook p.2, us_corp_bond 매핑)는 AI 인프라 차주 신용의 하방 리스크.</w:t>
       </w:r>
     </w:p>
     <w:p>
@@ -24898,6 +24942,18 @@
           <w:rStyle w:val="VerbatimChar"/>
         </w:rPr>
         <w:t xml:space="preserve">20260528_삼성_2026하반기대체투자전망</w:t>
+      </w:r>
+      <w:r>
+        <w:t xml:space="preserve">,</w:t>
+      </w:r>
+      <w:r>
+        <w:t xml:space="preserve"> </w:t>
+      </w:r>
+      <w:r>
+        <w:rPr>
+          <w:rStyle w:val="VerbatimChar"/>
+        </w:rPr>
+        <w:t xml:space="preserve">20261022_미래_EconMonthly_AI투자둔화리스크</w:t>
       </w:r>
     </w:p>
     <w:p>
@@ -25027,7 +25083,7 @@
         <w:t xml:space="preserve">데이터 공백</w:t>
       </w:r>
       <w:r>
-        <w:t xml:space="preserve">: API 데이터 미수집 — snapshot에 Private Credit 지표 없음; 하우스 뷰 부족(1곳: 삼성증권, 2026-05 발간 — 구조적 뷰만 반영); Fitch 9월·Proskauer 3Q 수치 미발표/미확인; Fitch 값은 언론 보도(보조 출처) — 기준일 2026-08-31(55일 경과, stale); Proskauer 기준일 2026-06-30(117일 경과, stale); BDC 업계 비발생대출·PIK 비중 공식 집계 미확인(개별 10-Q만); 직접대출 스프레드 수준 미확인; Fed FSR 원문 미확인(2차 출처 요약)</w:t>
+        <w:t xml:space="preserve">: API 데이터 미수집 — snapshot에 Private Credit 지표 없음; 하우스: 미래에셋(동일 주간) + 삼성(2026-05, 구조적 참고); Fitch 9월·Proskauer 3Q 수치 미발표/미확인; Fitch 값은 언론 보도(보조 출처) — 기준일 2026-08-31(55일 경과, stale); Proskauer 기준일 2026-06-30(117일 경과, stale); BDC 업계 비발생대출·PIK 비중 공식 집계 미확인(개별 10-Q만); 직접대출 스프레드 수준 미확인; Fed FSR 원문 미확인(2차 출처 요약)</w:t>
       </w:r>
     </w:p>
     <w:bookmarkEnd w:id="38"/>
@@ -25061,7 +25117,7 @@
         <w:t xml:space="preserve"> </w:t>
       </w:r>
       <w:r>
-        <w:t xml:space="preserve">결합값(장기 확률 Base 0.5313 / Bull 0.2125 / Bear 0.2562)을 인용했다. topic별 확률이 달라 방향의 일관성만 본다.</w:t>
+        <w:t xml:space="preserve">결합값(장기 확률 Base 0.4938 / Bull 0.25 / Bear 0.2562)을 인용했다. topic별 확률이 달라 방향의 일관성만 본다.</w:t>
       </w:r>
     </w:p>
     <w:p>
@@ -25507,6 +25563,112 @@
               <w:rPr>
                 <w:rStyle w:val="VerbatimChar"/>
               </w:rPr>
+              <w:t xml:space="preserve">20261022_미래_EconMonthly_AI투자둔화리스크</w:t>
+            </w:r>
+          </w:p>
+        </w:tc>
+        <w:tc>
+          <w:tcPr/>
+          <w:p>
+            <w:pPr>
+              <w:pStyle w:val="Compact"/>
+              <w:jc w:val="left"/>
+            </w:pPr>
+            <w:r>
+              <w:t xml:space="preserve">미래에셋증권</w:t>
+            </w:r>
+          </w:p>
+        </w:tc>
+        <w:tc>
+          <w:tcPr/>
+          <w:p>
+            <w:pPr>
+              <w:pStyle w:val="Compact"/>
+              <w:jc w:val="left"/>
+            </w:pPr>
+            <w:r>
+              <w:t xml:space="preserve">2026-10-22</w:t>
+            </w:r>
+          </w:p>
+        </w:tc>
+        <w:tc>
+          <w:tcPr/>
+          <w:p>
+            <w:pPr>
+              <w:pStyle w:val="Compact"/>
+              <w:jc w:val="left"/>
+            </w:pPr>
+            <w:r>
+              <w:t xml:space="preserve">us_corp_bond, us_alt_infra, us_alt_pd</w:t>
+            </w:r>
+          </w:p>
+        </w:tc>
+      </w:tr>
+      <w:tr>
+        <w:tc>
+          <w:tcPr/>
+          <w:p>
+            <w:pPr>
+              <w:pStyle w:val="Compact"/>
+              <w:jc w:val="left"/>
+            </w:pPr>
+            <w:r>
+              <w:rPr>
+                <w:rStyle w:val="VerbatimChar"/>
+              </w:rPr>
+              <w:t xml:space="preserve">20261022_미래_FixedIncomeComment_10월금통위</w:t>
+            </w:r>
+          </w:p>
+        </w:tc>
+        <w:tc>
+          <w:tcPr/>
+          <w:p>
+            <w:pPr>
+              <w:pStyle w:val="Compact"/>
+              <w:jc w:val="left"/>
+            </w:pPr>
+            <w:r>
+              <w:t xml:space="preserve">미래에셋증권</w:t>
+            </w:r>
+          </w:p>
+        </w:tc>
+        <w:tc>
+          <w:tcPr/>
+          <w:p>
+            <w:pPr>
+              <w:pStyle w:val="Compact"/>
+              <w:jc w:val="left"/>
+            </w:pPr>
+            <w:r>
+              <w:t xml:space="preserve">2026-10-22</w:t>
+            </w:r>
+          </w:p>
+        </w:tc>
+        <w:tc>
+          <w:tcPr/>
+          <w:p>
+            <w:pPr>
+              <w:pStyle w:val="Compact"/>
+              <w:jc w:val="left"/>
+            </w:pPr>
+            <w:r>
+              <w:t xml:space="preserve">kr_rate, kr_govt_bond, us_rate</w:t>
+            </w:r>
+          </w:p>
+        </w:tc>
+      </w:tr>
+      <w:tr>
+        <w:tc>
+          <w:tcPr/>
+          <w:p>
+            <w:pPr>
+              <w:pStyle w:val="Compact"/>
+              <w:jc w:val="left"/>
+            </w:pPr>
+            <w:r>
+              <w:rPr>
+                <w:rStyle w:val="VerbatimChar"/>
+              </w:rPr>
               <w:t xml:space="preserve">20261022_신한_10월금통위</w:t>
             </w:r>
           </w:p>
@@ -25544,6 +25706,59 @@
             </w:pPr>
             <w:r>
               <w:t xml:space="preserve">kr_rate, kr_govt_bond</w:t>
+            </w:r>
+          </w:p>
+        </w:tc>
+      </w:tr>
+      <w:tr>
+        <w:tc>
+          <w:tcPr/>
+          <w:p>
+            <w:pPr>
+              <w:pStyle w:val="Compact"/>
+              <w:jc w:val="left"/>
+            </w:pPr>
+            <w:r>
+              <w:rPr>
+                <w:rStyle w:val="VerbatimChar"/>
+              </w:rPr>
+              <w:t xml:space="preserve">20261023_미래_MacroWeekAhead</w:t>
+            </w:r>
+          </w:p>
+        </w:tc>
+        <w:tc>
+          <w:tcPr/>
+          <w:p>
+            <w:pPr>
+              <w:pStyle w:val="Compact"/>
+              <w:jc w:val="left"/>
+            </w:pPr>
+            <w:r>
+              <w:t xml:space="preserve">미래에셋증권</w:t>
+            </w:r>
+          </w:p>
+        </w:tc>
+        <w:tc>
+          <w:tcPr/>
+          <w:p>
+            <w:pPr>
+              <w:pStyle w:val="Compact"/>
+              <w:jc w:val="left"/>
+            </w:pPr>
+            <w:r>
+              <w:t xml:space="preserve">2026-10-23</w:t>
+            </w:r>
+          </w:p>
+        </w:tc>
+        <w:tc>
+          <w:tcPr/>
+          <w:p>
+            <w:pPr>
+              <w:pStyle w:val="Compact"/>
+              <w:jc w:val="left"/>
+            </w:pPr>
+            <w:r>
+              <w:t xml:space="preserve">us_treasury, us_rate, kr_govt_bond</w:t>
             </w:r>
           </w:p>
         </w:tc>

--- a/macro-agent/reports/2026-10-25_macro_brief.docx
+++ b/macro-agent/reports/2026-10-25_macro_brief.docx
@@ -2444,7 +2444,7 @@
         <w:t xml:space="preserve"> </w:t>
       </w:r>
       <w:r>
-        <w:t xml:space="preserve">p.1-2)로 갈린다. [판단] 9월 생산자물가 전년비 7.7%(수기)가 소비자물가로 전가될 위험이 인상 경로를 지지한다.</w:t>
+        <w:t xml:space="preserve">p.1-2)로 갈린다. [판단] 9월 생산자물가 전년비 7.7%(2026-09-30, 수기)가 소비자물가로 전가될 위험이 인상 경로를 지지한다.</w:t>
       </w:r>
     </w:p>
     <w:p>
@@ -2600,7 +2600,7 @@
         <w:t xml:space="preserve"> </w:t>
       </w:r>
       <w:r>
-        <w:t xml:space="preserve">p.1-2). 최종금리는 갈린다. 신한은 2027년 상반기까지 3.50%를, 미래에셋은 수요측 물가 압력이 크지 않다며 3.25%에서 동결을 본다(미래 p.1-2). NH(5월)는 3.00% 터미널을 봤고, 3분기·4분기 인상 이후에도 추가 인상 가능성은 열어 뒀다(</w:t>
+        <w:t xml:space="preserve">p.1-2). 최종금리는 갈린다. 신한은 2027년 상반기까지 3.50%를, 미래에셋은 수요측 물가 압력이 크지 않다며 3.25%에서 동결을 본다(미래 p.1-2). NH(5월)는 3.00% 터미널을 봤고, 3분기·4분기 인상 이후 추가 인상 여지는 열어 두되 2027~28년 동결 기조를 봤다(</w:t>
       </w:r>
       <w:r>
         <w:rPr>
@@ -2658,7 +2658,19 @@
         <w:t xml:space="preserve"> </w:t>
       </w:r>
       <w:r>
-        <w:t xml:space="preserve">p.1). UST 10년도 미래에셋 5.0% 중심 박스권(p.1)과 신한 4.90~5.15% 밴드(p.8)로 중심이 같다. 미래에셋은 AI CAPEX 둔화에 따른 금리 하방 위험에 조금 더 무게를 둔다. [사실] NH(5월)의 12월 인하·10년 4.20~4.75% 전망은 연준 9/16 인상(3.75~4.00%)과 10년 5.00%(2026-10-23, 웹확인)로 실현되지 않았다.</w:t>
+        <w:t xml:space="preserve">p.1). UST 10년도 미래에셋 5.0% 중심 박스권(p.1)과 신한 4.90~5.15% 밴드(p.8)로 중심이 같다. 미래에셋은 AI CAPEX 둔화에 따른 금리 하방 위험에 조금 더 무게를 둔다. [사실] NH(5월)의 12월 인하·10년 4.20~4.75% 전망(</w:t>
+      </w:r>
+      <w:r>
+        <w:rPr>
+          <w:rStyle w:val="VerbatimChar"/>
+        </w:rPr>
+        <w:t xml:space="preserve">20260526_NH_2026하반기FICC채권전망</w:t>
+      </w:r>
+      <w:r>
+        <w:t xml:space="preserve"> </w:t>
+      </w:r>
+      <w:r>
+        <w:t xml:space="preserve">p.2, p.29)은 연준 9/16 인상(3.75~4.00%)과 10년 5.00%(2026-10-23, 웹확인)로 실현되지 않았다.</w:t>
       </w:r>
       <w:r>
         <w:t xml:space="preserve"> </w:t>
@@ -2677,7 +2689,22 @@
         <w:t xml:space="preserve">국고채 전략(양립)</w:t>
       </w:r>
       <w:r>
-        <w:t xml:space="preserve">: [하우스] 신한은 차주 약보합(3년 3.70~3.85%, 10년 4.00~4.15%, 가이드북 p.9)을 본다. 미래에셋은 원화채 추격 매수보다 듀레이션 중립, 금리 하락 시 일부 차익실현을 권한다(</w:t>
+        <w:t xml:space="preserve">: [하우스] 신한은 차주 약보합(3년 3.70~3.85%, 10년 4.00~4.15%,</w:t>
+      </w:r>
+      <w:r>
+        <w:t xml:space="preserve"> </w:t>
+      </w:r>
+      <w:r>
+        <w:rPr>
+          <w:rStyle w:val="VerbatimChar"/>
+        </w:rPr>
+        <w:t xml:space="preserve">20261023_신한_WeeklyGuideBook</w:t>
+      </w:r>
+      <w:r>
+        <w:t xml:space="preserve"> </w:t>
+      </w:r>
+      <w:r>
+        <w:t xml:space="preserve">p.9)을 본다. 미래에셋은 원화채 추격 매수보다 듀레이션 중립, 금리 하락 시 일부 차익실현을 권한다(</w:t>
       </w:r>
       <w:r>
         <w:rPr>
@@ -2689,7 +2716,22 @@
         <w:t xml:space="preserve"> </w:t>
       </w:r>
       <w:r>
-        <w:t xml:space="preserve">p.1, 미래 FI p.1-2). [사실] 현재 3년 3.803%(수기)·10년 4.097%(웹확인, 모두 2026-10-23)로 신한 밴드 안이다. [판단] 두 하우스 모두 추가 강세 추격에 신중하다.</w:t>
+        <w:t xml:space="preserve">p.1,</w:t>
+      </w:r>
+      <w:r>
+        <w:t xml:space="preserve"> </w:t>
+      </w:r>
+      <w:r>
+        <w:rPr>
+          <w:rStyle w:val="VerbatimChar"/>
+        </w:rPr>
+        <w:t xml:space="preserve">20261022_미래_FixedIncomeComment_10월금통위</w:t>
+      </w:r>
+      <w:r>
+        <w:t xml:space="preserve"> </w:t>
+      </w:r>
+      <w:r>
+        <w:t xml:space="preserve">p.1-2). [사실] 현재 3년 3.803%(수기)·10년 4.097%(웹확인, 모두 2026-10-23)로 신한 밴드 안이다. [판단] 두 하우스 모두 추가 강세 추격에 신중하다.</w:t>
       </w:r>
       <w:r>
         <w:t xml:space="preserve"> </w:t>
@@ -2708,7 +2750,19 @@
         <w:t xml:space="preserve">AI 인프라 크레딧(심각도 이견)</w:t>
       </w:r>
       <w:r>
-        <w:t xml:space="preserve">: [하우스] 두 하우스 모두 네오클라우드처럼 외부 차입 의존도가 높은 AI 인프라 발행사에서 스트레스가 먼저 나타난다고 본다(신한 가이드북 p.2,</w:t>
+        <w:t xml:space="preserve">: [하우스] 두 하우스 모두 네오클라우드처럼 외부 차입 의존도가 높은 AI 인프라 발행사에서 스트레스가 먼저 나타난다고 본다(</w:t>
+      </w:r>
+      <w:r>
+        <w:rPr>
+          <w:rStyle w:val="VerbatimChar"/>
+        </w:rPr>
+        <w:t xml:space="preserve">20261023_신한_WeeklyGuideBook</w:t>
+      </w:r>
+      <w:r>
+        <w:t xml:space="preserve"> </w:t>
+      </w:r>
+      <w:r>
+        <w:t xml:space="preserve">p.2,</w:t>
       </w:r>
       <w:r>
         <w:t xml:space="preserve"> </w:t>
